--- a/UIPrototype/迭代计划.docx
+++ b/UIPrototype/迭代计划.docx
@@ -1,6 +1,6 @@
 
 <file path=word/document.xml><?xml version="1.0" encoding="utf-8"?>
-<w:document xmlns:wpc="http://schemas.microsoft.com/office/word/2010/wordprocessingCanvas" xmlns:cx="http://schemas.microsoft.com/office/drawing/2014/chartex" xmlns:cx1="http://schemas.microsoft.com/office/drawing/2015/9/8/chartex" xmlns:cx2="http://schemas.microsoft.com/office/drawing/2015/10/21/chartex" xmlns:cx3="http://schemas.microsoft.com/office/drawing/2016/5/9/chartex" xmlns:cx4="http://schemas.microsoft.com/office/drawing/2016/5/10/chartex" xmlns:cx5="http://schemas.microsoft.com/office/drawing/2016/5/11/chartex" xmlns:cx6="http://schemas.microsoft.com/office/drawing/2016/5/12/chartex" xmlns:cx7="http://schemas.microsoft.com/office/drawing/2016/5/13/chartex" xmlns:cx8="http://schemas.microsoft.com/office/drawing/2016/5/14/chartex" xmlns:mc="http://schemas.openxmlformats.org/markup-compatibility/2006" xmlns:aink="http://schemas.microsoft.com/office/drawing/2016/ink" xmlns:am3d="http://schemas.microsoft.com/office/drawing/2017/model3d" xmlns:o="urn:schemas-microsoft-com:office:office" xmlns:r="http://schemas.openxmlformats.org/officeDocument/2006/relationships" xmlns:m="http://schemas.openxmlformats.org/officeDocument/2006/math" xmlns:v="urn:schemas-microsoft-com:vml" xmlns:wp14="http://schemas.microsoft.com/office/word/2010/wordprocessingDrawing" xmlns:wp="http://schemas.openxmlformats.org/drawingml/2006/wordprocessingDrawing" xmlns:w10="urn:schemas-microsoft-com:office:word" xmlns:w="http://schemas.openxmlformats.org/wordprocessingml/2006/main" xmlns:w14="http://schemas.microsoft.com/office/word/2010/wordml" xmlns:w15="http://schemas.microsoft.com/office/word/2012/wordml" xmlns:w16cex="http://schemas.microsoft.com/office/word/2018/wordml/cex" xmlns:w16cid="http://schemas.microsoft.com/office/word/2016/wordml/cid" xmlns:w16="http://schemas.microsoft.com/office/word/2018/wordml" xmlns:w16sdtdh="http://schemas.microsoft.com/office/word/2020/wordml/sdtdatahash" xmlns:w16se="http://schemas.microsoft.com/office/word/2015/wordml/symex" xmlns:wpg="http://schemas.microsoft.com/office/word/2010/wordprocessingGroup" xmlns:wpi="http://schemas.microsoft.com/office/word/2010/wordprocessingInk" xmlns:wne="http://schemas.microsoft.com/office/word/2006/wordml" xmlns:wps="http://schemas.microsoft.com/office/word/2010/wordprocessingShape" mc:Ignorable="w14 w15 w16se w16cid w16 w16cex w16sdtdh wp14">
+<w:document xmlns:wpc="http://schemas.microsoft.com/office/word/2010/wordprocessingCanvas" xmlns:cx="http://schemas.microsoft.com/office/drawing/2014/chartex" xmlns:cx1="http://schemas.microsoft.com/office/drawing/2015/9/8/chartex" xmlns:cx2="http://schemas.microsoft.com/office/drawing/2015/10/21/chartex" xmlns:cx3="http://schemas.microsoft.com/office/drawing/2016/5/9/chartex" xmlns:cx4="http://schemas.microsoft.com/office/drawing/2016/5/10/chartex" xmlns:cx5="http://schemas.microsoft.com/office/drawing/2016/5/11/chartex" xmlns:cx6="http://schemas.microsoft.com/office/drawing/2016/5/12/chartex" xmlns:cx7="http://schemas.microsoft.com/office/drawing/2016/5/13/chartex" xmlns:cx8="http://schemas.microsoft.com/office/drawing/2016/5/14/chartex" xmlns:mc="http://schemas.openxmlformats.org/markup-compatibility/2006" xmlns:m="http://schemas.openxmlformats.org/officeDocument/2006/math" xmlns:aink="http://schemas.microsoft.com/office/drawing/2016/ink" xmlns:am3d="http://schemas.microsoft.com/office/drawing/2017/model3d" xmlns:oel="http://schemas.microsoft.com/office/2019/extlst" xmlns:r="http://schemas.openxmlformats.org/officeDocument/2006/relationships" xmlns:wp14="http://schemas.microsoft.com/office/word/2010/wordprocessingDrawing" xmlns:wp="http://schemas.openxmlformats.org/drawingml/2006/wordprocessingDrawing" xmlns:wpg="http://schemas.microsoft.com/office/word/2010/wordprocessingGroup" xmlns:wpi="http://schemas.microsoft.com/office/word/2010/wordprocessingInk" xmlns:wps="http://schemas.microsoft.com/office/word/2010/wordprocessingShape" xmlns:o="urn:schemas-microsoft-com:office:office" xmlns:v="urn:schemas-microsoft-com:vml" xmlns:w10="urn:schemas-microsoft-com:office:word" xmlns:w="http://schemas.openxmlformats.org/wordprocessingml/2006/main" xmlns:w14="http://schemas.microsoft.com/office/word/2010/wordml" xmlns:w15="http://schemas.microsoft.com/office/word/2012/wordml" xmlns:w16cex="http://schemas.microsoft.com/office/word/2018/wordml/cex" xmlns:w16cid="http://schemas.microsoft.com/office/word/2016/wordml/cid" xmlns:w16="http://schemas.microsoft.com/office/word/2018/wordml" xmlns:w16sdtdh="http://schemas.microsoft.com/office/word/2020/wordml/sdtdatahash" xmlns:w16sdtfl="http://schemas.microsoft.com/office/word/2024/wordml/sdtformatlock" xmlns:w16se="http://schemas.microsoft.com/office/word/2015/wordml/symex" xmlns:w16du="http://schemas.microsoft.com/office/word/2023/wordml/word16du" xmlns:wne="http://schemas.microsoft.com/office/word/2006/wordml" mc:Ignorable="w14 w15 w16se w16cid w16 w16cex w16sdtdh w16sdtfl w16du wp14">
   <w:body>
     <w:p>
       <w:pPr>
@@ -55,6 +55,20 @@
         </w:rPr>
         <w:t>制定日期：</w:t>
       </w:r>
+      <w:r>
+        <w:rPr>
+          <w:rFonts w:ascii="宋体"/>
+          <w:szCs w:val="21"/>
+        </w:rPr>
+        <w:t>2026</w:t>
+      </w:r>
+      <w:r>
+        <w:rPr>
+          <w:rFonts w:ascii="宋体" w:hint="eastAsia"/>
+          <w:szCs w:val="21"/>
+        </w:rPr>
+        <w:t>年7月6日</w:t>
+      </w:r>
     </w:p>
     <w:tbl>
       <w:tblPr>
@@ -83,7 +97,6 @@
               <w:top w:val="single" w:sz="4" w:space="0" w:color="auto"/>
               <w:left w:val="single" w:sz="4" w:space="0" w:color="auto"/>
             </w:tcBorders>
-            <w:shd w:val="clear" w:color="auto" w:fill="auto"/>
           </w:tcPr>
           <w:p>
             <w:pPr>
@@ -117,7 +130,6 @@
             <w:tcBorders>
               <w:top w:val="single" w:sz="4" w:space="0" w:color="auto"/>
             </w:tcBorders>
-            <w:shd w:val="clear" w:color="auto" w:fill="auto"/>
           </w:tcPr>
           <w:p>
             <w:pPr>
@@ -129,6 +141,12 @@
                 <w:szCs w:val="21"/>
               </w:rPr>
             </w:pPr>
+            <w:r>
+              <w:rPr>
+                <w:szCs w:val="21"/>
+              </w:rPr>
+              <w:t>13</w:t>
+            </w:r>
           </w:p>
         </w:tc>
         <w:tc>
@@ -137,7 +155,6 @@
             <w:tcBorders>
               <w:top w:val="single" w:sz="4" w:space="0" w:color="auto"/>
             </w:tcBorders>
-            <w:shd w:val="clear" w:color="auto" w:fill="auto"/>
           </w:tcPr>
           <w:p>
             <w:pPr>
@@ -165,18 +182,25 @@
               <w:top w:val="single" w:sz="4" w:space="0" w:color="auto"/>
               <w:right w:val="single" w:sz="4" w:space="0" w:color="auto"/>
             </w:tcBorders>
-            <w:shd w:val="clear" w:color="auto" w:fill="auto"/>
           </w:tcPr>
           <w:p>
             <w:pPr>
               <w:pStyle w:val="aa"/>
               <w:ind w:firstLineChars="0" w:firstLine="0"/>
               <w:rPr>
-                <w:rFonts w:eastAsia="黑体"/>
+                <w:rFonts w:eastAsia="SimHei"/>
                 <w:color w:val="0070C0"/>
                 <w:szCs w:val="21"/>
               </w:rPr>
             </w:pPr>
+            <w:r>
+              <w:rPr>
+                <w:rFonts w:eastAsia="SimHei" w:hint="eastAsia"/>
+                <w:color w:val="0070C0"/>
+                <w:szCs w:val="21"/>
+              </w:rPr>
+              <w:t>英语口语学习助手</w:t>
+            </w:r>
           </w:p>
         </w:tc>
       </w:tr>
@@ -188,7 +212,6 @@
               <w:top w:val="single" w:sz="4" w:space="0" w:color="auto"/>
               <w:left w:val="single" w:sz="4" w:space="0" w:color="auto"/>
             </w:tcBorders>
-            <w:shd w:val="clear" w:color="auto" w:fill="auto"/>
           </w:tcPr>
           <w:p>
             <w:pPr>
@@ -215,7 +238,6 @@
             <w:tcBorders>
               <w:top w:val="single" w:sz="4" w:space="0" w:color="auto"/>
             </w:tcBorders>
-            <w:shd w:val="clear" w:color="auto" w:fill="auto"/>
           </w:tcPr>
           <w:p>
             <w:pPr>
@@ -227,6 +249,13 @@
                 <w:szCs w:val="21"/>
               </w:rPr>
             </w:pPr>
+            <w:r>
+              <w:rPr>
+                <w:rFonts w:hint="eastAsia"/>
+                <w:szCs w:val="21"/>
+              </w:rPr>
+              <w:t>界面原型迭代</w:t>
+            </w:r>
           </w:p>
         </w:tc>
         <w:tc>
@@ -235,7 +264,6 @@
             <w:tcBorders>
               <w:top w:val="single" w:sz="4" w:space="0" w:color="auto"/>
             </w:tcBorders>
-            <w:shd w:val="clear" w:color="auto" w:fill="auto"/>
           </w:tcPr>
           <w:p>
             <w:pPr>
@@ -263,7 +291,6 @@
               <w:top w:val="single" w:sz="4" w:space="0" w:color="auto"/>
               <w:right w:val="single" w:sz="4" w:space="0" w:color="auto"/>
             </w:tcBorders>
-            <w:shd w:val="clear" w:color="auto" w:fill="auto"/>
           </w:tcPr>
           <w:p>
             <w:pPr>
@@ -272,13 +299,52 @@
               <w:spacing w:line="460" w:lineRule="atLeast"/>
               <w:jc w:val="center"/>
               <w:rPr>
+                <w:rFonts w:hint="eastAsia"/>
                 <w:szCs w:val="21"/>
               </w:rPr>
             </w:pPr>
+            <w:r>
+              <w:rPr>
+                <w:rFonts w:hint="eastAsia"/>
+                <w:szCs w:val="21"/>
+              </w:rPr>
+              <w:t>2026.</w:t>
+            </w:r>
+            <w:r>
+              <w:rPr>
+                <w:rFonts w:hint="eastAsia"/>
+                <w:szCs w:val="21"/>
+              </w:rPr>
+              <w:t>7.6-</w:t>
+            </w:r>
+            <w:r>
+              <w:rPr>
+                <w:rFonts w:hint="eastAsia"/>
+                <w:szCs w:val="21"/>
+              </w:rPr>
+              <w:t>2026.</w:t>
+            </w:r>
+            <w:r>
+              <w:rPr>
+                <w:rFonts w:hint="eastAsia"/>
+                <w:szCs w:val="21"/>
+              </w:rPr>
+              <w:t>7.</w:t>
+            </w:r>
+            <w:r>
+              <w:rPr>
+                <w:rFonts w:hint="eastAsia"/>
+                <w:szCs w:val="21"/>
+              </w:rPr>
+              <w:t>13</w:t>
+            </w:r>
           </w:p>
         </w:tc>
       </w:tr>
       <w:tr>
+        <w:trPr>
+          <w:trHeight w:val="5662"/>
+        </w:trPr>
         <w:tc>
           <w:tcPr>
             <w:tcW w:w="8593" w:type="dxa"/>
@@ -288,7 +354,6 @@
               <w:bottom w:val="single" w:sz="4" w:space="0" w:color="auto"/>
               <w:right w:val="single" w:sz="4" w:space="0" w:color="auto"/>
             </w:tcBorders>
-            <w:shd w:val="clear" w:color="auto" w:fill="auto"/>
           </w:tcPr>
           <w:p>
             <w:pPr>
@@ -358,7 +423,6 @@
               <w:tc>
                 <w:tcPr>
                   <w:tcW w:w="704" w:type="dxa"/>
-                  <w:shd w:val="clear" w:color="auto" w:fill="auto"/>
                 </w:tcPr>
                 <w:p>
                   <w:pPr>
@@ -381,7 +445,6 @@
               <w:tc>
                 <w:tcPr>
                   <w:tcW w:w="3476" w:type="dxa"/>
-                  <w:shd w:val="clear" w:color="auto" w:fill="auto"/>
                 </w:tcPr>
                 <w:p>
                   <w:pPr>
@@ -404,7 +467,6 @@
               <w:tc>
                 <w:tcPr>
                   <w:tcW w:w="2091" w:type="dxa"/>
-                  <w:shd w:val="clear" w:color="auto" w:fill="auto"/>
                 </w:tcPr>
                 <w:p>
                   <w:pPr>
@@ -427,7 +489,6 @@
               <w:tc>
                 <w:tcPr>
                   <w:tcW w:w="2091" w:type="dxa"/>
-                  <w:shd w:val="clear" w:color="auto" w:fill="auto"/>
                 </w:tcPr>
                 <w:p>
                   <w:pPr>
@@ -452,39 +513,88 @@
               <w:tc>
                 <w:tcPr>
                   <w:tcW w:w="704" w:type="dxa"/>
-                  <w:shd w:val="clear" w:color="auto" w:fill="auto"/>
-                </w:tcPr>
-                <w:p>
-                  <w:pPr>
-                    <w:adjustRightInd w:val="0"/>
-                    <w:snapToGrid w:val="0"/>
-                    <w:spacing w:line="460" w:lineRule="atLeast"/>
-                    <w:rPr>
-                      <w:szCs w:val="21"/>
-                    </w:rPr>
-                  </w:pPr>
+                </w:tcPr>
+                <w:p>
+                  <w:pPr>
+                    <w:adjustRightInd w:val="0"/>
+                    <w:snapToGrid w:val="0"/>
+                    <w:spacing w:line="460" w:lineRule="atLeast"/>
+                    <w:rPr>
+                      <w:szCs w:val="21"/>
+                    </w:rPr>
+                  </w:pPr>
+                  <w:r>
+                    <w:rPr>
+                      <w:rFonts w:hint="eastAsia"/>
+                      <w:szCs w:val="21"/>
+                    </w:rPr>
+                    <w:t>1</w:t>
+                  </w:r>
                 </w:p>
               </w:tc>
               <w:tc>
                 <w:tcPr>
                   <w:tcW w:w="3476" w:type="dxa"/>
-                  <w:shd w:val="clear" w:color="auto" w:fill="auto"/>
-                </w:tcPr>
-                <w:p>
-                  <w:pPr>
-                    <w:adjustRightInd w:val="0"/>
-                    <w:snapToGrid w:val="0"/>
-                    <w:spacing w:line="460" w:lineRule="atLeast"/>
-                    <w:rPr>
-                      <w:szCs w:val="21"/>
-                    </w:rPr>
-                  </w:pPr>
+                </w:tcPr>
+                <w:p>
+                  <w:pPr>
+                    <w:adjustRightInd w:val="0"/>
+                    <w:snapToGrid w:val="0"/>
+                    <w:spacing w:line="460" w:lineRule="atLeast"/>
+                    <w:rPr>
+                      <w:szCs w:val="21"/>
+                    </w:rPr>
+                  </w:pPr>
+                  <w:r>
+                    <w:rPr>
+                      <w:rFonts w:hint="eastAsia"/>
+                      <w:szCs w:val="21"/>
+                    </w:rPr>
+                    <w:t>建立</w:t>
+                  </w:r>
+                  <w:r>
+                    <w:rPr>
+                      <w:szCs w:val="21"/>
+                    </w:rPr>
+                    <w:t>G</w:t>
+                  </w:r>
+                  <w:r>
+                    <w:rPr>
+                      <w:szCs w:val="21"/>
+                    </w:rPr>
+                    <w:t>it</w:t>
+                  </w:r>
+                  <w:r>
+                    <w:rPr>
+                      <w:szCs w:val="21"/>
+                    </w:rPr>
+                    <w:t>H</w:t>
+                  </w:r>
+                  <w:r>
+                    <w:rPr>
+                      <w:szCs w:val="21"/>
+                    </w:rPr>
+                    <w:t>ub</w:t>
+                  </w:r>
+                  <w:r>
+                    <w:rPr>
+                      <w:rFonts w:hint="eastAsia"/>
+                      <w:szCs w:val="21"/>
+                    </w:rPr>
+                    <w:t>仓库，初步确定项目结构</w:t>
+                  </w:r>
+                  <w:r>
+                    <w:rPr>
+                      <w:rFonts w:hint="eastAsia"/>
+                      <w:szCs w:val="21"/>
+                    </w:rPr>
+                    <w:t>，制订迭代计划</w:t>
+                  </w:r>
                 </w:p>
               </w:tc>
               <w:tc>
                 <w:tcPr>
                   <w:tcW w:w="2091" w:type="dxa"/>
-                  <w:shd w:val="clear" w:color="auto" w:fill="auto"/>
                 </w:tcPr>
                 <w:p>
                   <w:pPr>
@@ -496,82 +606,16 @@
                   </w:pPr>
                   <w:r>
                     <w:rPr>
-                      <w:rFonts w:eastAsia="黑体" w:hint="eastAsia"/>
-                      <w:color w:val="0070C0"/>
-                      <w:sz w:val="24"/>
-                      <w:szCs w:val="24"/>
-                    </w:rPr>
-                    <w:t>[</w:t>
-                  </w:r>
-                  <w:r>
-                    <w:rPr>
-                      <w:rFonts w:eastAsia="黑体" w:hint="eastAsia"/>
-                      <w:color w:val="0070C0"/>
-                      <w:sz w:val="24"/>
-                      <w:szCs w:val="24"/>
-                    </w:rPr>
-                    <w:t>最</w:t>
-                  </w:r>
-                  <w:r>
-                    <w:rPr>
-                      <w:rFonts w:eastAsia="黑体"/>
-                      <w:color w:val="0070C0"/>
-                      <w:sz w:val="24"/>
-                      <w:szCs w:val="24"/>
-                    </w:rPr>
-                    <w:t>近一周的任务</w:t>
-                  </w:r>
-                  <w:r>
-                    <w:rPr>
-                      <w:rFonts w:eastAsia="黑体" w:hint="eastAsia"/>
-                      <w:color w:val="0070C0"/>
-                      <w:sz w:val="24"/>
-                      <w:szCs w:val="24"/>
-                    </w:rPr>
-                    <w:t>粒度应</w:t>
-                  </w:r>
-                  <w:r>
-                    <w:rPr>
-                      <w:rFonts w:eastAsia="黑体" w:hint="eastAsia"/>
-                      <w:color w:val="0070C0"/>
-                      <w:sz w:val="24"/>
-                      <w:szCs w:val="24"/>
-                    </w:rPr>
-                    <w:t>细化到</w:t>
-                  </w:r>
-                  <w:r>
-                    <w:rPr>
-                      <w:rFonts w:eastAsia="黑体" w:hint="eastAsia"/>
-                      <w:color w:val="0070C0"/>
-                      <w:sz w:val="24"/>
-                      <w:szCs w:val="24"/>
-                    </w:rPr>
-                    <w:t>2</w:t>
-                  </w:r>
-                  <w:r>
-                    <w:rPr>
-                      <w:rFonts w:eastAsia="黑体" w:hint="eastAsia"/>
-                      <w:color w:val="0070C0"/>
-                      <w:sz w:val="24"/>
-                      <w:szCs w:val="24"/>
-                    </w:rPr>
-                    <w:t>天之内</w:t>
-                  </w:r>
-                  <w:r>
-                    <w:rPr>
-                      <w:rFonts w:eastAsia="黑体" w:hint="eastAsia"/>
-                      <w:color w:val="0070C0"/>
-                      <w:sz w:val="24"/>
-                      <w:szCs w:val="24"/>
-                    </w:rPr>
-                    <w:t>]</w:t>
+                      <w:rFonts w:hint="eastAsia"/>
+                      <w:szCs w:val="21"/>
+                    </w:rPr>
+                    <w:t>7.6-7.7</w:t>
                   </w:r>
                 </w:p>
               </w:tc>
               <w:tc>
                 <w:tcPr>
                   <w:tcW w:w="2091" w:type="dxa"/>
-                  <w:shd w:val="clear" w:color="auto" w:fill="auto"/>
                 </w:tcPr>
                 <w:p>
                   <w:pPr>
@@ -581,6 +625,13 @@
                       <w:szCs w:val="21"/>
                     </w:rPr>
                   </w:pPr>
+                  <w:r>
+                    <w:rPr>
+                      <w:rFonts w:hint="eastAsia"/>
+                      <w:szCs w:val="21"/>
+                    </w:rPr>
+                    <w:t>崔鸣扬，常淼淼</w:t>
+                  </w:r>
                 </w:p>
               </w:tc>
             </w:tr>
@@ -588,65 +639,98 @@
               <w:tc>
                 <w:tcPr>
                   <w:tcW w:w="704" w:type="dxa"/>
-                  <w:shd w:val="clear" w:color="auto" w:fill="auto"/>
-                </w:tcPr>
-                <w:p>
-                  <w:pPr>
-                    <w:adjustRightInd w:val="0"/>
-                    <w:snapToGrid w:val="0"/>
-                    <w:spacing w:line="460" w:lineRule="atLeast"/>
-                    <w:rPr>
-                      <w:szCs w:val="21"/>
-                    </w:rPr>
-                  </w:pPr>
+                </w:tcPr>
+                <w:p>
+                  <w:pPr>
+                    <w:adjustRightInd w:val="0"/>
+                    <w:snapToGrid w:val="0"/>
+                    <w:spacing w:line="460" w:lineRule="atLeast"/>
+                    <w:rPr>
+                      <w:szCs w:val="21"/>
+                    </w:rPr>
+                  </w:pPr>
+                  <w:r>
+                    <w:rPr>
+                      <w:rFonts w:hint="eastAsia"/>
+                      <w:szCs w:val="21"/>
+                    </w:rPr>
+                    <w:t>2</w:t>
+                  </w:r>
                 </w:p>
               </w:tc>
               <w:tc>
                 <w:tcPr>
                   <w:tcW w:w="3476" w:type="dxa"/>
-                  <w:shd w:val="clear" w:color="auto" w:fill="auto"/>
-                </w:tcPr>
-                <w:p>
-                  <w:pPr>
-                    <w:adjustRightInd w:val="0"/>
-                    <w:snapToGrid w:val="0"/>
-                    <w:spacing w:line="460" w:lineRule="atLeast"/>
-                    <w:rPr>
-                      <w:szCs w:val="21"/>
-                    </w:rPr>
-                  </w:pPr>
+                </w:tcPr>
+                <w:p>
+                  <w:pPr>
+                    <w:adjustRightInd w:val="0"/>
+                    <w:snapToGrid w:val="0"/>
+                    <w:spacing w:line="460" w:lineRule="atLeast"/>
+                    <w:rPr>
+                      <w:szCs w:val="21"/>
+                    </w:rPr>
+                  </w:pPr>
+                  <w:r>
+                    <w:t>调研目标用户和同类产品，分析核心需求，完成</w:t>
+                  </w:r>
+                  <w:r>
+                    <w:t>Vision</w:t>
+                  </w:r>
+                  <w:r>
+                    <w:t>文档初稿</w:t>
+                  </w:r>
                 </w:p>
               </w:tc>
               <w:tc>
                 <w:tcPr>
                   <w:tcW w:w="2091" w:type="dxa"/>
-                  <w:shd w:val="clear" w:color="auto" w:fill="auto"/>
-                </w:tcPr>
-                <w:p>
-                  <w:pPr>
-                    <w:adjustRightInd w:val="0"/>
-                    <w:snapToGrid w:val="0"/>
-                    <w:spacing w:line="460" w:lineRule="atLeast"/>
-                    <w:rPr>
-                      <w:szCs w:val="21"/>
-                    </w:rPr>
-                  </w:pPr>
+                </w:tcPr>
+                <w:p>
+                  <w:pPr>
+                    <w:adjustRightInd w:val="0"/>
+                    <w:snapToGrid w:val="0"/>
+                    <w:spacing w:line="460" w:lineRule="atLeast"/>
+                    <w:rPr>
+                      <w:szCs w:val="21"/>
+                    </w:rPr>
+                  </w:pPr>
+                  <w:r>
+                    <w:rPr>
+                      <w:rFonts w:hint="eastAsia"/>
+                      <w:szCs w:val="21"/>
+                    </w:rPr>
+                    <w:t>7.6-7.8</w:t>
+                  </w:r>
                 </w:p>
               </w:tc>
               <w:tc>
                 <w:tcPr>
                   <w:tcW w:w="2091" w:type="dxa"/>
-                  <w:shd w:val="clear" w:color="auto" w:fill="auto"/>
-                </w:tcPr>
-                <w:p>
-                  <w:pPr>
-                    <w:adjustRightInd w:val="0"/>
-                    <w:snapToGrid w:val="0"/>
-                    <w:spacing w:line="460" w:lineRule="atLeast"/>
-                    <w:rPr>
-                      <w:szCs w:val="21"/>
-                    </w:rPr>
-                  </w:pPr>
+                </w:tcPr>
+                <w:p>
+                  <w:pPr>
+                    <w:adjustRightInd w:val="0"/>
+                    <w:snapToGrid w:val="0"/>
+                    <w:spacing w:line="460" w:lineRule="atLeast"/>
+                    <w:rPr>
+                      <w:szCs w:val="21"/>
+                    </w:rPr>
+                  </w:pPr>
+                  <w:r>
+                    <w:rPr>
+                      <w:rFonts w:hint="eastAsia"/>
+                      <w:szCs w:val="21"/>
+                    </w:rPr>
+                    <w:t>孙睿阳</w:t>
+                  </w:r>
+                  <w:r>
+                    <w:rPr>
+                      <w:rFonts w:hint="eastAsia"/>
+                      <w:szCs w:val="21"/>
+                    </w:rPr>
+                    <w:t>，王程颢</w:t>
+                  </w:r>
                 </w:p>
               </w:tc>
             </w:tr>
@@ -654,65 +738,121 @@
               <w:tc>
                 <w:tcPr>
                   <w:tcW w:w="704" w:type="dxa"/>
-                  <w:shd w:val="clear" w:color="auto" w:fill="auto"/>
-                </w:tcPr>
-                <w:p>
-                  <w:pPr>
-                    <w:adjustRightInd w:val="0"/>
-                    <w:snapToGrid w:val="0"/>
-                    <w:spacing w:line="460" w:lineRule="atLeast"/>
-                    <w:rPr>
-                      <w:szCs w:val="21"/>
-                    </w:rPr>
-                  </w:pPr>
+                </w:tcPr>
+                <w:p>
+                  <w:pPr>
+                    <w:adjustRightInd w:val="0"/>
+                    <w:snapToGrid w:val="0"/>
+                    <w:spacing w:line="460" w:lineRule="atLeast"/>
+                    <w:rPr>
+                      <w:szCs w:val="21"/>
+                    </w:rPr>
+                  </w:pPr>
+                  <w:r>
+                    <w:rPr>
+                      <w:rFonts w:hint="eastAsia"/>
+                      <w:szCs w:val="21"/>
+                    </w:rPr>
+                    <w:t>3</w:t>
+                  </w:r>
                 </w:p>
               </w:tc>
               <w:tc>
                 <w:tcPr>
                   <w:tcW w:w="3476" w:type="dxa"/>
-                  <w:shd w:val="clear" w:color="auto" w:fill="auto"/>
-                </w:tcPr>
-                <w:p>
-                  <w:pPr>
-                    <w:adjustRightInd w:val="0"/>
-                    <w:snapToGrid w:val="0"/>
-                    <w:spacing w:line="460" w:lineRule="atLeast"/>
-                    <w:rPr>
-                      <w:szCs w:val="21"/>
-                    </w:rPr>
-                  </w:pPr>
+                </w:tcPr>
+                <w:p>
+                  <w:pPr>
+                    <w:adjustRightInd w:val="0"/>
+                    <w:snapToGrid w:val="0"/>
+                    <w:spacing w:line="460" w:lineRule="atLeast"/>
+                    <w:rPr>
+                      <w:rFonts w:hint="eastAsia"/>
+                      <w:szCs w:val="21"/>
+                    </w:rPr>
+                  </w:pPr>
+                  <w:r>
+                    <w:rPr>
+                      <w:rFonts w:hint="eastAsia"/>
+                    </w:rPr>
+                    <w:t>选择</w:t>
+                  </w:r>
+                  <w:r>
+                    <w:t>界面原型开发语言、工具和框架，</w:t>
+                  </w:r>
+                  <w:r>
+                    <w:rPr>
+                      <w:rFonts w:hint="eastAsia"/>
+                    </w:rPr>
+                    <w:t>学习新技术，</w:t>
+                  </w:r>
+                  <w:r>
+                    <w:rPr>
+                      <w:rFonts w:hint="eastAsia"/>
+                    </w:rPr>
+                    <w:t>制作</w:t>
+                  </w:r>
+                  <w:r>
+                    <w:t>demo</w:t>
+                  </w:r>
                 </w:p>
               </w:tc>
               <w:tc>
                 <w:tcPr>
                   <w:tcW w:w="2091" w:type="dxa"/>
-                  <w:shd w:val="clear" w:color="auto" w:fill="auto"/>
-                </w:tcPr>
-                <w:p>
-                  <w:pPr>
-                    <w:adjustRightInd w:val="0"/>
-                    <w:snapToGrid w:val="0"/>
-                    <w:spacing w:line="460" w:lineRule="atLeast"/>
-                    <w:rPr>
-                      <w:szCs w:val="21"/>
-                    </w:rPr>
-                  </w:pPr>
+                </w:tcPr>
+                <w:p>
+                  <w:pPr>
+                    <w:adjustRightInd w:val="0"/>
+                    <w:snapToGrid w:val="0"/>
+                    <w:spacing w:line="460" w:lineRule="atLeast"/>
+                    <w:rPr>
+                      <w:szCs w:val="21"/>
+                    </w:rPr>
+                  </w:pPr>
+                  <w:r>
+                    <w:rPr>
+                      <w:rFonts w:hint="eastAsia"/>
+                      <w:szCs w:val="21"/>
+                    </w:rPr>
+                    <w:t>7.</w:t>
+                  </w:r>
+                  <w:r>
+                    <w:rPr>
+                      <w:rFonts w:hint="eastAsia"/>
+                      <w:szCs w:val="21"/>
+                    </w:rPr>
+                    <w:t>7</w:t>
+                  </w:r>
+                  <w:r>
+                    <w:rPr>
+                      <w:rFonts w:hint="eastAsia"/>
+                      <w:szCs w:val="21"/>
+                    </w:rPr>
+                    <w:t>-7.8</w:t>
+                  </w:r>
                 </w:p>
               </w:tc>
               <w:tc>
                 <w:tcPr>
                   <w:tcW w:w="2091" w:type="dxa"/>
-                  <w:shd w:val="clear" w:color="auto" w:fill="auto"/>
-                </w:tcPr>
-                <w:p>
-                  <w:pPr>
-                    <w:adjustRightInd w:val="0"/>
-                    <w:snapToGrid w:val="0"/>
-                    <w:spacing w:line="460" w:lineRule="atLeast"/>
-                    <w:rPr>
-                      <w:szCs w:val="21"/>
-                    </w:rPr>
-                  </w:pPr>
+                </w:tcPr>
+                <w:p>
+                  <w:pPr>
+                    <w:adjustRightInd w:val="0"/>
+                    <w:snapToGrid w:val="0"/>
+                    <w:spacing w:line="460" w:lineRule="atLeast"/>
+                    <w:rPr>
+                      <w:szCs w:val="21"/>
+                    </w:rPr>
+                  </w:pPr>
+                  <w:r>
+                    <w:rPr>
+                      <w:rFonts w:hint="eastAsia"/>
+                      <w:szCs w:val="21"/>
+                    </w:rPr>
+                    <w:t>崔鸣扬</w:t>
+                  </w:r>
                 </w:p>
               </w:tc>
             </w:tr>
@@ -720,65 +860,99 @@
               <w:tc>
                 <w:tcPr>
                   <w:tcW w:w="704" w:type="dxa"/>
-                  <w:shd w:val="clear" w:color="auto" w:fill="auto"/>
-                </w:tcPr>
-                <w:p>
-                  <w:pPr>
-                    <w:adjustRightInd w:val="0"/>
-                    <w:snapToGrid w:val="0"/>
-                    <w:spacing w:line="460" w:lineRule="atLeast"/>
-                    <w:rPr>
-                      <w:szCs w:val="21"/>
-                    </w:rPr>
-                  </w:pPr>
+                </w:tcPr>
+                <w:p>
+                  <w:pPr>
+                    <w:adjustRightInd w:val="0"/>
+                    <w:snapToGrid w:val="0"/>
+                    <w:spacing w:line="460" w:lineRule="atLeast"/>
+                    <w:rPr>
+                      <w:szCs w:val="21"/>
+                    </w:rPr>
+                  </w:pPr>
+                  <w:r>
+                    <w:rPr>
+                      <w:rFonts w:hint="eastAsia"/>
+                      <w:szCs w:val="21"/>
+                    </w:rPr>
+                    <w:t>4</w:t>
+                  </w:r>
                 </w:p>
               </w:tc>
               <w:tc>
                 <w:tcPr>
                   <w:tcW w:w="3476" w:type="dxa"/>
-                  <w:shd w:val="clear" w:color="auto" w:fill="auto"/>
-                </w:tcPr>
-                <w:p>
-                  <w:pPr>
-                    <w:adjustRightInd w:val="0"/>
-                    <w:snapToGrid w:val="0"/>
-                    <w:spacing w:line="460" w:lineRule="atLeast"/>
-                    <w:rPr>
-                      <w:szCs w:val="21"/>
-                    </w:rPr>
-                  </w:pPr>
+                </w:tcPr>
+                <w:p>
+                  <w:pPr>
+                    <w:adjustRightInd w:val="0"/>
+                    <w:snapToGrid w:val="0"/>
+                    <w:spacing w:line="460" w:lineRule="atLeast"/>
+                    <w:rPr>
+                      <w:szCs w:val="21"/>
+                    </w:rPr>
+                  </w:pPr>
+                  <w:r>
+                    <w:rPr>
+                      <w:rFonts w:hint="eastAsia"/>
+                      <w:szCs w:val="21"/>
+                    </w:rPr>
+                    <w:t>完成</w:t>
+                  </w:r>
+                  <w:r>
+                    <w:t>use-case</w:t>
+                  </w:r>
+                  <w:r>
+                    <w:rPr>
+                      <w:rFonts w:hint="eastAsia"/>
+                      <w:szCs w:val="21"/>
+                    </w:rPr>
+                    <w:t>模型</w:t>
+                  </w:r>
                 </w:p>
               </w:tc>
               <w:tc>
                 <w:tcPr>
                   <w:tcW w:w="2091" w:type="dxa"/>
-                  <w:shd w:val="clear" w:color="auto" w:fill="auto"/>
-                </w:tcPr>
-                <w:p>
-                  <w:pPr>
-                    <w:adjustRightInd w:val="0"/>
-                    <w:snapToGrid w:val="0"/>
-                    <w:spacing w:line="460" w:lineRule="atLeast"/>
-                    <w:rPr>
-                      <w:szCs w:val="21"/>
-                    </w:rPr>
-                  </w:pPr>
+                </w:tcPr>
+                <w:p>
+                  <w:pPr>
+                    <w:adjustRightInd w:val="0"/>
+                    <w:snapToGrid w:val="0"/>
+                    <w:spacing w:line="460" w:lineRule="atLeast"/>
+                    <w:rPr>
+                      <w:szCs w:val="21"/>
+                    </w:rPr>
+                  </w:pPr>
+                  <w:r>
+                    <w:rPr>
+                      <w:rFonts w:hint="eastAsia"/>
+                      <w:szCs w:val="21"/>
+                    </w:rPr>
+                    <w:t>7.8-7.10</w:t>
+                  </w:r>
                 </w:p>
               </w:tc>
               <w:tc>
                 <w:tcPr>
                   <w:tcW w:w="2091" w:type="dxa"/>
-                  <w:shd w:val="clear" w:color="auto" w:fill="auto"/>
-                </w:tcPr>
-                <w:p>
-                  <w:pPr>
-                    <w:adjustRightInd w:val="0"/>
-                    <w:snapToGrid w:val="0"/>
-                    <w:spacing w:line="460" w:lineRule="atLeast"/>
-                    <w:rPr>
-                      <w:szCs w:val="21"/>
-                    </w:rPr>
-                  </w:pPr>
+                </w:tcPr>
+                <w:p>
+                  <w:pPr>
+                    <w:adjustRightInd w:val="0"/>
+                    <w:snapToGrid w:val="0"/>
+                    <w:spacing w:line="460" w:lineRule="atLeast"/>
+                    <w:rPr>
+                      <w:szCs w:val="21"/>
+                    </w:rPr>
+                  </w:pPr>
+                  <w:r>
+                    <w:rPr>
+                      <w:rFonts w:hint="eastAsia"/>
+                      <w:szCs w:val="21"/>
+                    </w:rPr>
+                    <w:t>王程颢</w:t>
+                  </w:r>
                 </w:p>
               </w:tc>
             </w:tr>
@@ -786,65 +960,93 @@
               <w:tc>
                 <w:tcPr>
                   <w:tcW w:w="704" w:type="dxa"/>
-                  <w:shd w:val="clear" w:color="auto" w:fill="auto"/>
-                </w:tcPr>
-                <w:p>
-                  <w:pPr>
-                    <w:adjustRightInd w:val="0"/>
-                    <w:snapToGrid w:val="0"/>
-                    <w:spacing w:line="460" w:lineRule="atLeast"/>
-                    <w:rPr>
-                      <w:szCs w:val="21"/>
-                    </w:rPr>
-                  </w:pPr>
+                </w:tcPr>
+                <w:p>
+                  <w:pPr>
+                    <w:adjustRightInd w:val="0"/>
+                    <w:snapToGrid w:val="0"/>
+                    <w:spacing w:line="460" w:lineRule="atLeast"/>
+                    <w:rPr>
+                      <w:szCs w:val="21"/>
+                    </w:rPr>
+                  </w:pPr>
+                  <w:r>
+                    <w:rPr>
+                      <w:rFonts w:hint="eastAsia"/>
+                      <w:szCs w:val="21"/>
+                    </w:rPr>
+                    <w:t>5</w:t>
+                  </w:r>
                 </w:p>
               </w:tc>
               <w:tc>
                 <w:tcPr>
                   <w:tcW w:w="3476" w:type="dxa"/>
-                  <w:shd w:val="clear" w:color="auto" w:fill="auto"/>
-                </w:tcPr>
-                <w:p>
-                  <w:pPr>
-                    <w:adjustRightInd w:val="0"/>
-                    <w:snapToGrid w:val="0"/>
-                    <w:spacing w:line="460" w:lineRule="atLeast"/>
-                    <w:rPr>
-                      <w:szCs w:val="21"/>
-                    </w:rPr>
-                  </w:pPr>
+                </w:tcPr>
+                <w:p>
+                  <w:pPr>
+                    <w:adjustRightInd w:val="0"/>
+                    <w:snapToGrid w:val="0"/>
+                    <w:spacing w:line="460" w:lineRule="atLeast"/>
+                    <w:rPr>
+                      <w:rFonts w:hint="eastAsia"/>
+                      <w:szCs w:val="21"/>
+                    </w:rPr>
+                  </w:pPr>
+                  <w:r>
+                    <w:t>实现</w:t>
+                  </w:r>
+                  <w:r>
+                    <w:t>Web</w:t>
+                  </w:r>
+                  <w:r>
+                    <w:t>端静态主要界面原型</w:t>
+                  </w:r>
                 </w:p>
               </w:tc>
               <w:tc>
                 <w:tcPr>
                   <w:tcW w:w="2091" w:type="dxa"/>
-                  <w:shd w:val="clear" w:color="auto" w:fill="auto"/>
-                </w:tcPr>
-                <w:p>
-                  <w:pPr>
-                    <w:adjustRightInd w:val="0"/>
-                    <w:snapToGrid w:val="0"/>
-                    <w:spacing w:line="460" w:lineRule="atLeast"/>
-                    <w:rPr>
-                      <w:szCs w:val="21"/>
-                    </w:rPr>
-                  </w:pPr>
+                </w:tcPr>
+                <w:p>
+                  <w:pPr>
+                    <w:adjustRightInd w:val="0"/>
+                    <w:snapToGrid w:val="0"/>
+                    <w:spacing w:line="460" w:lineRule="atLeast"/>
+                    <w:rPr>
+                      <w:rFonts w:hint="eastAsia"/>
+                      <w:szCs w:val="21"/>
+                    </w:rPr>
+                  </w:pPr>
+                  <w:r>
+                    <w:rPr>
+                      <w:rFonts w:hint="eastAsia"/>
+                      <w:szCs w:val="21"/>
+                    </w:rPr>
+                    <w:t>7.8-7.11</w:t>
+                  </w:r>
                 </w:p>
               </w:tc>
               <w:tc>
                 <w:tcPr>
                   <w:tcW w:w="2091" w:type="dxa"/>
-                  <w:shd w:val="clear" w:color="auto" w:fill="auto"/>
-                </w:tcPr>
-                <w:p>
-                  <w:pPr>
-                    <w:adjustRightInd w:val="0"/>
-                    <w:snapToGrid w:val="0"/>
-                    <w:spacing w:line="460" w:lineRule="atLeast"/>
-                    <w:rPr>
-                      <w:szCs w:val="21"/>
-                    </w:rPr>
-                  </w:pPr>
+                </w:tcPr>
+                <w:p>
+                  <w:pPr>
+                    <w:adjustRightInd w:val="0"/>
+                    <w:snapToGrid w:val="0"/>
+                    <w:spacing w:line="460" w:lineRule="atLeast"/>
+                    <w:rPr>
+                      <w:szCs w:val="21"/>
+                    </w:rPr>
+                  </w:pPr>
+                  <w:r>
+                    <w:rPr>
+                      <w:rFonts w:hint="eastAsia"/>
+                      <w:szCs w:val="21"/>
+                    </w:rPr>
+                    <w:t>崔鸣扬</w:t>
+                  </w:r>
                 </w:p>
               </w:tc>
             </w:tr>
@@ -852,65 +1054,206 @@
               <w:tc>
                 <w:tcPr>
                   <w:tcW w:w="704" w:type="dxa"/>
-                  <w:shd w:val="clear" w:color="auto" w:fill="auto"/>
-                </w:tcPr>
-                <w:p>
-                  <w:pPr>
-                    <w:adjustRightInd w:val="0"/>
-                    <w:snapToGrid w:val="0"/>
-                    <w:spacing w:line="460" w:lineRule="atLeast"/>
-                    <w:rPr>
-                      <w:szCs w:val="21"/>
-                    </w:rPr>
-                  </w:pPr>
+                </w:tcPr>
+                <w:p>
+                  <w:pPr>
+                    <w:adjustRightInd w:val="0"/>
+                    <w:snapToGrid w:val="0"/>
+                    <w:spacing w:line="460" w:lineRule="atLeast"/>
+                    <w:rPr>
+                      <w:szCs w:val="21"/>
+                    </w:rPr>
+                  </w:pPr>
+                  <w:r>
+                    <w:rPr>
+                      <w:rFonts w:hint="eastAsia"/>
+                      <w:szCs w:val="21"/>
+                    </w:rPr>
+                    <w:t>6</w:t>
+                  </w:r>
                 </w:p>
               </w:tc>
               <w:tc>
                 <w:tcPr>
                   <w:tcW w:w="3476" w:type="dxa"/>
-                  <w:shd w:val="clear" w:color="auto" w:fill="auto"/>
-                </w:tcPr>
-                <w:p>
-                  <w:pPr>
-                    <w:adjustRightInd w:val="0"/>
-                    <w:snapToGrid w:val="0"/>
-                    <w:spacing w:line="460" w:lineRule="atLeast"/>
-                    <w:rPr>
-                      <w:szCs w:val="21"/>
-                    </w:rPr>
-                  </w:pPr>
+                </w:tcPr>
+                <w:p>
+                  <w:pPr>
+                    <w:adjustRightInd w:val="0"/>
+                    <w:snapToGrid w:val="0"/>
+                    <w:spacing w:line="460" w:lineRule="atLeast"/>
+                    <w:rPr>
+                      <w:szCs w:val="21"/>
+                    </w:rPr>
+                  </w:pPr>
+                  <w:r>
+                    <w:rPr>
+                      <w:rFonts w:hint="eastAsia"/>
+                    </w:rPr>
+                    <w:t>小组内部评审</w:t>
+                  </w:r>
+                  <w:r>
+                    <w:t xml:space="preserve">Vision </w:t>
+                  </w:r>
+                  <w:r>
+                    <w:t>文档、</w:t>
+                  </w:r>
+                  <w:r>
+                    <w:t xml:space="preserve">use-case </w:t>
+                  </w:r>
+                  <w:r>
+                    <w:t>模型和界面原型，记录问题并进行修改</w:t>
+                  </w:r>
                 </w:p>
               </w:tc>
               <w:tc>
                 <w:tcPr>
                   <w:tcW w:w="2091" w:type="dxa"/>
-                  <w:shd w:val="clear" w:color="auto" w:fill="auto"/>
-                </w:tcPr>
-                <w:p>
-                  <w:pPr>
-                    <w:adjustRightInd w:val="0"/>
-                    <w:snapToGrid w:val="0"/>
-                    <w:spacing w:line="460" w:lineRule="atLeast"/>
-                    <w:rPr>
-                      <w:szCs w:val="21"/>
-                    </w:rPr>
-                  </w:pPr>
+                </w:tcPr>
+                <w:p>
+                  <w:pPr>
+                    <w:adjustRightInd w:val="0"/>
+                    <w:snapToGrid w:val="0"/>
+                    <w:spacing w:line="460" w:lineRule="atLeast"/>
+                    <w:rPr>
+                      <w:rFonts w:hint="eastAsia"/>
+                      <w:szCs w:val="21"/>
+                    </w:rPr>
+                  </w:pPr>
+                  <w:r>
+                    <w:rPr>
+                      <w:rFonts w:hint="eastAsia"/>
+                      <w:szCs w:val="21"/>
+                    </w:rPr>
+                    <w:t>7.11-7.12</w:t>
+                  </w:r>
                 </w:p>
               </w:tc>
               <w:tc>
                 <w:tcPr>
                   <w:tcW w:w="2091" w:type="dxa"/>
-                  <w:shd w:val="clear" w:color="auto" w:fill="auto"/>
-                </w:tcPr>
-                <w:p>
-                  <w:pPr>
-                    <w:adjustRightInd w:val="0"/>
-                    <w:snapToGrid w:val="0"/>
-                    <w:spacing w:line="460" w:lineRule="atLeast"/>
-                    <w:rPr>
-                      <w:szCs w:val="21"/>
-                    </w:rPr>
-                  </w:pPr>
+                </w:tcPr>
+                <w:p>
+                  <w:pPr>
+                    <w:adjustRightInd w:val="0"/>
+                    <w:snapToGrid w:val="0"/>
+                    <w:spacing w:line="460" w:lineRule="atLeast"/>
+                    <w:rPr>
+                      <w:szCs w:val="21"/>
+                    </w:rPr>
+                  </w:pPr>
+                  <w:r>
+                    <w:rPr>
+                      <w:rFonts w:hint="eastAsia"/>
+                      <w:szCs w:val="21"/>
+                    </w:rPr>
+                    <w:t>全体成员</w:t>
+                  </w:r>
+                </w:p>
+              </w:tc>
+            </w:tr>
+            <w:tr>
+              <w:tc>
+                <w:tcPr>
+                  <w:tcW w:w="704" w:type="dxa"/>
+                </w:tcPr>
+                <w:p>
+                  <w:pPr>
+                    <w:adjustRightInd w:val="0"/>
+                    <w:snapToGrid w:val="0"/>
+                    <w:spacing w:line="460" w:lineRule="atLeast"/>
+                    <w:rPr>
+                      <w:rFonts w:hint="eastAsia"/>
+                      <w:szCs w:val="21"/>
+                    </w:rPr>
+                  </w:pPr>
+                  <w:r>
+                    <w:rPr>
+                      <w:rFonts w:hint="eastAsia"/>
+                      <w:szCs w:val="21"/>
+                    </w:rPr>
+                    <w:t>7</w:t>
+                  </w:r>
+                </w:p>
+              </w:tc>
+              <w:tc>
+                <w:tcPr>
+                  <w:tcW w:w="3476" w:type="dxa"/>
+                </w:tcPr>
+                <w:p>
+                  <w:pPr>
+                    <w:adjustRightInd w:val="0"/>
+                    <w:snapToGrid w:val="0"/>
+                    <w:spacing w:line="460" w:lineRule="atLeast"/>
+                    <w:rPr>
+                      <w:szCs w:val="21"/>
+                    </w:rPr>
+                  </w:pPr>
+                  <w:r>
+                    <w:rPr>
+                      <w:rFonts w:hint="eastAsia"/>
+                      <w:szCs w:val="21"/>
+                    </w:rPr>
+                    <w:t>整理评审记录，编写迭代评估报告，</w:t>
+                  </w:r>
+                  <w:r>
+                    <w:rPr>
+                      <w:rFonts w:hint="eastAsia"/>
+                      <w:szCs w:val="21"/>
+                    </w:rPr>
+                    <w:t>以及相应汇报</w:t>
+                  </w:r>
+                  <w:r>
+                    <w:rPr>
+                      <w:szCs w:val="21"/>
+                    </w:rPr>
+                    <w:t>PPT</w:t>
+                  </w:r>
+                </w:p>
+              </w:tc>
+              <w:tc>
+                <w:tcPr>
+                  <w:tcW w:w="2091" w:type="dxa"/>
+                </w:tcPr>
+                <w:p>
+                  <w:pPr>
+                    <w:adjustRightInd w:val="0"/>
+                    <w:snapToGrid w:val="0"/>
+                    <w:spacing w:line="460" w:lineRule="atLeast"/>
+                    <w:rPr>
+                      <w:rFonts w:hint="eastAsia"/>
+                      <w:szCs w:val="21"/>
+                    </w:rPr>
+                  </w:pPr>
+                  <w:r>
+                    <w:rPr>
+                      <w:rFonts w:hint="eastAsia"/>
+                      <w:szCs w:val="21"/>
+                    </w:rPr>
+                    <w:t>7.12-7.13</w:t>
+                  </w:r>
+                </w:p>
+              </w:tc>
+              <w:tc>
+                <w:tcPr>
+                  <w:tcW w:w="2091" w:type="dxa"/>
+                </w:tcPr>
+                <w:p>
+                  <w:pPr>
+                    <w:adjustRightInd w:val="0"/>
+                    <w:snapToGrid w:val="0"/>
+                    <w:spacing w:line="460" w:lineRule="atLeast"/>
+                    <w:rPr>
+                      <w:szCs w:val="21"/>
+                    </w:rPr>
+                  </w:pPr>
+                  <w:r>
+                    <w:rPr>
+                      <w:rFonts w:hint="eastAsia"/>
+                      <w:szCs w:val="21"/>
+                    </w:rPr>
+                    <w:t>常淼淼，孙睿阳</w:t>
+                  </w:r>
                 </w:p>
               </w:tc>
             </w:tr>
@@ -937,7 +1280,6 @@
               <w:bottom w:val="single" w:sz="4" w:space="0" w:color="auto"/>
               <w:right w:val="single" w:sz="4" w:space="0" w:color="auto"/>
             </w:tcBorders>
-            <w:shd w:val="clear" w:color="auto" w:fill="auto"/>
           </w:tcPr>
           <w:p>
             <w:pPr>
@@ -971,45 +1313,9 @@
           </w:p>
           <w:p>
             <w:pPr>
-              <w:pStyle w:val="aa"/>
-              <w:ind w:firstLineChars="0" w:firstLine="0"/>
-              <w:rPr>
-                <w:rFonts w:eastAsia="黑体"/>
-                <w:color w:val="0070C0"/>
-                <w:sz w:val="24"/>
-                <w:szCs w:val="24"/>
-              </w:rPr>
-            </w:pPr>
-            <w:r>
-              <w:rPr>
-                <w:rFonts w:eastAsia="黑体" w:hint="eastAsia"/>
-                <w:color w:val="0070C0"/>
-                <w:sz w:val="24"/>
-                <w:szCs w:val="24"/>
-              </w:rPr>
-              <w:t>[</w:t>
-            </w:r>
-            <w:r>
-              <w:rPr>
-                <w:rFonts w:eastAsia="黑体" w:hint="eastAsia"/>
-                <w:color w:val="0070C0"/>
-                <w:sz w:val="24"/>
-                <w:szCs w:val="24"/>
-              </w:rPr>
-              <w:t>列出本迭代计划交付的文档、模型、源代码、安装包等</w:t>
-            </w:r>
-            <w:r>
-              <w:rPr>
-                <w:rFonts w:eastAsia="黑体" w:hint="eastAsia"/>
-                <w:color w:val="0070C0"/>
-                <w:sz w:val="24"/>
-                <w:szCs w:val="24"/>
-              </w:rPr>
-              <w:t>]</w:t>
-            </w:r>
-          </w:p>
-          <w:p>
-            <w:pPr>
+              <w:tabs>
+                <w:tab w:val="left" w:pos="915"/>
+              </w:tabs>
               <w:adjustRightInd w:val="0"/>
               <w:snapToGrid w:val="0"/>
               <w:spacing w:line="460" w:lineRule="atLeast"/>
@@ -1017,6 +1323,100 @@
                 <w:szCs w:val="21"/>
               </w:rPr>
             </w:pPr>
+            <w:r>
+              <w:rPr>
+                <w:szCs w:val="21"/>
+              </w:rPr>
+              <w:t>Vision</w:t>
+            </w:r>
+            <w:r>
+              <w:rPr>
+                <w:rFonts w:hint="eastAsia"/>
+                <w:szCs w:val="21"/>
+              </w:rPr>
+              <w:t>文档</w:t>
+            </w:r>
+            <w:r>
+              <w:rPr>
+                <w:rFonts w:hint="eastAsia"/>
+                <w:szCs w:val="21"/>
+              </w:rPr>
+              <w:t>、</w:t>
+            </w:r>
+            <w:r>
+              <w:rPr>
+                <w:rFonts w:hint="eastAsia"/>
+                <w:szCs w:val="21"/>
+              </w:rPr>
+              <w:t>用例模型</w:t>
+            </w:r>
+            <w:r>
+              <w:rPr>
+                <w:rFonts w:hint="eastAsia"/>
+                <w:szCs w:val="21"/>
+              </w:rPr>
+              <w:t>、</w:t>
+            </w:r>
+            <w:r>
+              <w:rPr>
+                <w:szCs w:val="21"/>
+              </w:rPr>
+              <w:t>Web</w:t>
+            </w:r>
+            <w:r>
+              <w:rPr>
+                <w:rFonts w:hint="eastAsia"/>
+                <w:szCs w:val="21"/>
+              </w:rPr>
+              <w:t>端</w:t>
+            </w:r>
+            <w:r>
+              <w:rPr>
+                <w:rFonts w:hint="eastAsia"/>
+                <w:szCs w:val="21"/>
+              </w:rPr>
+              <w:t>静态界面原型</w:t>
+            </w:r>
+            <w:r>
+              <w:rPr>
+                <w:rFonts w:hint="eastAsia"/>
+                <w:szCs w:val="21"/>
+              </w:rPr>
+              <w:t>、</w:t>
+            </w:r>
+            <w:r>
+              <w:rPr>
+                <w:rFonts w:hint="eastAsia"/>
+                <w:szCs w:val="21"/>
+              </w:rPr>
+              <w:t>迭代评估报告</w:t>
+            </w:r>
+            <w:r>
+              <w:rPr>
+                <w:rFonts w:hint="eastAsia"/>
+                <w:szCs w:val="21"/>
+              </w:rPr>
+              <w:t>、</w:t>
+            </w:r>
+            <w:r>
+              <w:rPr>
+                <w:szCs w:val="21"/>
+              </w:rPr>
+              <w:t>GitHub</w:t>
+            </w:r>
+            <w:r>
+              <w:rPr>
+                <w:rFonts w:hint="eastAsia"/>
+                <w:szCs w:val="21"/>
+              </w:rPr>
+              <w:t>项目仓库、汇报</w:t>
+            </w:r>
+            <w:r>
+              <w:rPr>
+                <w:szCs w:val="21"/>
+              </w:rPr>
+              <w:t>PPT</w:t>
+            </w:r>
           </w:p>
           <w:p>
             <w:pPr>
@@ -1049,7 +1449,6 @@
               <w:left w:val="single" w:sz="4" w:space="0" w:color="auto"/>
               <w:right w:val="single" w:sz="4" w:space="0" w:color="auto"/>
             </w:tcBorders>
-            <w:shd w:val="clear" w:color="auto" w:fill="auto"/>
           </w:tcPr>
           <w:p>
             <w:pPr>
@@ -1070,59 +1469,27 @@
           </w:p>
           <w:p>
             <w:pPr>
-              <w:pStyle w:val="aa"/>
-              <w:ind w:firstLineChars="0" w:firstLine="0"/>
-              <w:rPr>
-                <w:rFonts w:eastAsia="黑体"/>
-                <w:color w:val="0070C0"/>
-                <w:sz w:val="24"/>
-                <w:szCs w:val="24"/>
+              <w:adjustRightInd w:val="0"/>
+              <w:snapToGrid w:val="0"/>
+              <w:spacing w:line="460" w:lineRule="atLeast"/>
+              <w:rPr>
+                <w:rFonts w:hint="eastAsia"/>
+                <w:szCs w:val="21"/>
               </w:rPr>
             </w:pPr>
             <w:r>
               <w:rPr>
-                <w:rFonts w:eastAsia="黑体" w:hint="eastAsia"/>
-                <w:color w:val="0070C0"/>
-                <w:sz w:val="24"/>
-                <w:szCs w:val="24"/>
-              </w:rPr>
-              <w:t>[</w:t>
-            </w:r>
-            <w:r>
-              <w:rPr>
-                <w:rFonts w:eastAsia="黑体" w:hint="eastAsia"/>
-                <w:color w:val="0070C0"/>
-                <w:sz w:val="24"/>
-                <w:szCs w:val="24"/>
-              </w:rPr>
-              <w:t>分析当前项目风险，列出最大的</w:t>
-            </w:r>
-            <w:r>
-              <w:rPr>
-                <w:rFonts w:eastAsia="黑体" w:hint="eastAsia"/>
-                <w:color w:val="0070C0"/>
-                <w:sz w:val="24"/>
-                <w:szCs w:val="24"/>
-              </w:rPr>
-              <w:t>3~5</w:t>
-            </w:r>
-            <w:r>
-              <w:rPr>
-                <w:rFonts w:eastAsia="黑体" w:hint="eastAsia"/>
-                <w:color w:val="0070C0"/>
-                <w:sz w:val="24"/>
-                <w:szCs w:val="24"/>
-              </w:rPr>
-              <w:t>个风险，自高到低排列，并列出每个风险缓解和应急的措施。注：随着项目的进行，风险会不断变化，故每个迭代要重新对风险评估和控制。</w:t>
-            </w:r>
-            <w:r>
-              <w:rPr>
-                <w:rFonts w:eastAsia="黑体" w:hint="eastAsia"/>
-                <w:color w:val="0070C0"/>
-                <w:sz w:val="24"/>
-                <w:szCs w:val="24"/>
-              </w:rPr>
-              <w:t>]</w:t>
+                <w:rFonts w:hint="eastAsia"/>
+                <w:szCs w:val="21"/>
+              </w:rPr>
+              <w:t xml:space="preserve">1. </w:t>
+            </w:r>
+            <w:r>
+              <w:rPr>
+                <w:rFonts w:hint="eastAsia"/>
+                <w:szCs w:val="21"/>
+              </w:rPr>
+              <w:t>需求范围不清，导致界面原型和用例文档方向不一致。</w:t>
             </w:r>
           </w:p>
           <w:p>
@@ -1131,9 +1498,31 @@
               <w:snapToGrid w:val="0"/>
               <w:spacing w:line="460" w:lineRule="atLeast"/>
               <w:rPr>
+                <w:rFonts w:hint="eastAsia"/>
                 <w:szCs w:val="21"/>
               </w:rPr>
             </w:pPr>
+            <w:r>
+              <w:rPr>
+                <w:rFonts w:hint="eastAsia"/>
+                <w:szCs w:val="21"/>
+              </w:rPr>
+              <w:t>应对方案：迭代初期统一</w:t>
+            </w:r>
+            <w:r>
+              <w:rPr>
+                <w:rFonts w:hint="eastAsia"/>
+                <w:szCs w:val="21"/>
+              </w:rPr>
+              <w:t>Vision</w:t>
+            </w:r>
+            <w:r>
+              <w:rPr>
+                <w:rFonts w:hint="eastAsia"/>
+                <w:szCs w:val="21"/>
+              </w:rPr>
+              <w:t>文档中的目标用户、核心功能和使用场景；完成初稿后进行组内评审，发现分歧及时调整。</w:t>
+            </w:r>
           </w:p>
           <w:p>
             <w:pPr>
@@ -1141,9 +1530,31 @@
               <w:snapToGrid w:val="0"/>
               <w:spacing w:line="460" w:lineRule="atLeast"/>
               <w:rPr>
+                <w:rFonts w:hint="eastAsia"/>
                 <w:szCs w:val="21"/>
               </w:rPr>
             </w:pPr>
+            <w:r>
+              <w:rPr>
+                <w:rFonts w:hint="eastAsia"/>
+                <w:szCs w:val="21"/>
+              </w:rPr>
+              <w:t>2</w:t>
+            </w:r>
+            <w:r>
+              <w:rPr>
+                <w:rFonts w:hint="eastAsia"/>
+                <w:szCs w:val="21"/>
+              </w:rPr>
+              <w:t xml:space="preserve">. </w:t>
+            </w:r>
+            <w:r>
+              <w:rPr>
+                <w:rFonts w:hint="eastAsia"/>
+                <w:szCs w:val="21"/>
+              </w:rPr>
+              <w:t>成员任务之间存在依赖，文档或原型延期会影响整体交付。</w:t>
+            </w:r>
           </w:p>
           <w:p>
             <w:pPr>
@@ -1154,6 +1565,35 @@
                 <w:szCs w:val="21"/>
               </w:rPr>
             </w:pPr>
+            <w:r>
+              <w:rPr>
+                <w:rFonts w:hint="eastAsia"/>
+                <w:szCs w:val="21"/>
+              </w:rPr>
+              <w:t>应对方案：每日</w:t>
+            </w:r>
+            <w:r>
+              <w:rPr>
+                <w:rFonts w:hint="eastAsia"/>
+                <w:szCs w:val="21"/>
+              </w:rPr>
+              <w:t>在飞书</w:t>
+            </w:r>
+            <w:r>
+              <w:rPr>
+                <w:rFonts w:hint="eastAsia"/>
+                <w:szCs w:val="21"/>
+              </w:rPr>
+              <w:t>同步任务进度，提前发现阻塞；必要时调整人员分工，由其他成员协</w:t>
+            </w:r>
+            <w:r>
+              <w:rPr>
+                <w:rFonts w:hint="eastAsia"/>
+                <w:szCs w:val="21"/>
+              </w:rPr>
+              <w:lastRenderedPageBreak/>
+              <w:t>助完成滞后任务。</w:t>
+            </w:r>
           </w:p>
           <w:p>
             <w:pPr>
@@ -1161,9 +1601,31 @@
               <w:snapToGrid w:val="0"/>
               <w:spacing w:line="460" w:lineRule="atLeast"/>
               <w:rPr>
+                <w:rFonts w:hint="eastAsia"/>
                 <w:szCs w:val="21"/>
               </w:rPr>
             </w:pPr>
+            <w:r>
+              <w:rPr>
+                <w:rFonts w:hint="eastAsia"/>
+                <w:szCs w:val="21"/>
+              </w:rPr>
+              <w:t>3</w:t>
+            </w:r>
+            <w:r>
+              <w:rPr>
+                <w:rFonts w:hint="eastAsia"/>
+                <w:szCs w:val="21"/>
+              </w:rPr>
+              <w:t xml:space="preserve">. GitHub </w:t>
+            </w:r>
+            <w:r>
+              <w:rPr>
+                <w:rFonts w:hint="eastAsia"/>
+                <w:szCs w:val="21"/>
+              </w:rPr>
+              <w:t>仓库管理不规范，可能出现文件遗漏或版本混乱。</w:t>
+            </w:r>
           </w:p>
           <w:p>
             <w:pPr>
@@ -1171,9 +1633,73 @@
               <w:snapToGrid w:val="0"/>
               <w:spacing w:line="460" w:lineRule="atLeast"/>
               <w:rPr>
+                <w:rFonts w:hint="eastAsia"/>
                 <w:szCs w:val="21"/>
               </w:rPr>
             </w:pPr>
+            <w:r>
+              <w:rPr>
+                <w:rFonts w:hint="eastAsia"/>
+                <w:szCs w:val="21"/>
+              </w:rPr>
+              <w:t>应对方案：统一提交规则，重要文档和原型文件及时提交；提交前检查文件完整性，避免上传无关系统文件。</w:t>
+            </w:r>
+          </w:p>
+          <w:p>
+            <w:pPr>
+              <w:adjustRightInd w:val="0"/>
+              <w:snapToGrid w:val="0"/>
+              <w:spacing w:line="460" w:lineRule="atLeast"/>
+              <w:rPr>
+                <w:rFonts w:hint="eastAsia"/>
+                <w:szCs w:val="21"/>
+              </w:rPr>
+            </w:pPr>
+            <w:r>
+              <w:rPr>
+                <w:rFonts w:hint="eastAsia"/>
+                <w:szCs w:val="21"/>
+              </w:rPr>
+              <w:t>4</w:t>
+            </w:r>
+            <w:r>
+              <w:rPr>
+                <w:rFonts w:hint="eastAsia"/>
+                <w:szCs w:val="21"/>
+              </w:rPr>
+              <w:t xml:space="preserve">. </w:t>
+            </w:r>
+            <w:r>
+              <w:rPr>
+                <w:rFonts w:hint="eastAsia"/>
+                <w:szCs w:val="21"/>
+              </w:rPr>
+              <w:t xml:space="preserve">3. </w:t>
+            </w:r>
+            <w:r>
+              <w:rPr>
+                <w:rFonts w:hint="eastAsia"/>
+                <w:szCs w:val="21"/>
+              </w:rPr>
+              <w:t>界面原型实现时间较紧，可能无法覆盖全部主要使用场景。</w:t>
+            </w:r>
+          </w:p>
+          <w:p>
+            <w:pPr>
+              <w:adjustRightInd w:val="0"/>
+              <w:snapToGrid w:val="0"/>
+              <w:spacing w:line="460" w:lineRule="atLeast"/>
+              <w:rPr>
+                <w:szCs w:val="21"/>
+              </w:rPr>
+            </w:pPr>
+            <w:r>
+              <w:rPr>
+                <w:rFonts w:hint="eastAsia"/>
+                <w:szCs w:val="21"/>
+              </w:rPr>
+              <w:t>应对方案：优先完成首页、口语练习页、反馈页等核心页面；非核心页面可先采用文字说明，后续迭代再完善。</w:t>
+            </w:r>
           </w:p>
           <w:p>
             <w:pPr>
@@ -1205,7 +1731,7 @@
 </file>
 
 <file path=word/endnotes.xml><?xml version="1.0" encoding="utf-8"?>
-<w:endnotes xmlns:wpc="http://schemas.microsoft.com/office/word/2010/wordprocessingCanvas" xmlns:cx="http://schemas.microsoft.com/office/drawing/2014/chartex" xmlns:cx1="http://schemas.microsoft.com/office/drawing/2015/9/8/chartex" xmlns:cx2="http://schemas.microsoft.com/office/drawing/2015/10/21/chartex" xmlns:cx3="http://schemas.microsoft.com/office/drawing/2016/5/9/chartex" xmlns:cx4="http://schemas.microsoft.com/office/drawing/2016/5/10/chartex" xmlns:cx5="http://schemas.microsoft.com/office/drawing/2016/5/11/chartex" xmlns:cx6="http://schemas.microsoft.com/office/drawing/2016/5/12/chartex" xmlns:cx7="http://schemas.microsoft.com/office/drawing/2016/5/13/chartex" xmlns:cx8="http://schemas.microsoft.com/office/drawing/2016/5/14/chartex" xmlns:mc="http://schemas.openxmlformats.org/markup-compatibility/2006" xmlns:aink="http://schemas.microsoft.com/office/drawing/2016/ink" xmlns:am3d="http://schemas.microsoft.com/office/drawing/2017/model3d" xmlns:o="urn:schemas-microsoft-com:office:office" xmlns:r="http://schemas.openxmlformats.org/officeDocument/2006/relationships" xmlns:m="http://schemas.openxmlformats.org/officeDocument/2006/math" xmlns:v="urn:schemas-microsoft-com:vml" xmlns:wp14="http://schemas.microsoft.com/office/word/2010/wordprocessingDrawing" xmlns:wp="http://schemas.openxmlformats.org/drawingml/2006/wordprocessingDrawing" xmlns:w10="urn:schemas-microsoft-com:office:word" xmlns:w="http://schemas.openxmlformats.org/wordprocessingml/2006/main" xmlns:w14="http://schemas.microsoft.com/office/word/2010/wordml" xmlns:w15="http://schemas.microsoft.com/office/word/2012/wordml" xmlns:w16cex="http://schemas.microsoft.com/office/word/2018/wordml/cex" xmlns:w16cid="http://schemas.microsoft.com/office/word/2016/wordml/cid" xmlns:w16="http://schemas.microsoft.com/office/word/2018/wordml" xmlns:w16sdtdh="http://schemas.microsoft.com/office/word/2020/wordml/sdtdatahash" xmlns:w16se="http://schemas.microsoft.com/office/word/2015/wordml/symex" xmlns:wpg="http://schemas.microsoft.com/office/word/2010/wordprocessingGroup" xmlns:wpi="http://schemas.microsoft.com/office/word/2010/wordprocessingInk" xmlns:wne="http://schemas.microsoft.com/office/word/2006/wordml" xmlns:wps="http://schemas.microsoft.com/office/word/2010/wordprocessingShape" mc:Ignorable="w14 w15 w16se w16cid w16 w16cex w16sdtdh wp14">
+<w:endnotes xmlns:wpc="http://schemas.microsoft.com/office/word/2010/wordprocessingCanvas" xmlns:cx="http://schemas.microsoft.com/office/drawing/2014/chartex" xmlns:cx1="http://schemas.microsoft.com/office/drawing/2015/9/8/chartex" xmlns:cx2="http://schemas.microsoft.com/office/drawing/2015/10/21/chartex" xmlns:cx3="http://schemas.microsoft.com/office/drawing/2016/5/9/chartex" xmlns:cx4="http://schemas.microsoft.com/office/drawing/2016/5/10/chartex" xmlns:cx5="http://schemas.microsoft.com/office/drawing/2016/5/11/chartex" xmlns:cx6="http://schemas.microsoft.com/office/drawing/2016/5/12/chartex" xmlns:cx7="http://schemas.microsoft.com/office/drawing/2016/5/13/chartex" xmlns:cx8="http://schemas.microsoft.com/office/drawing/2016/5/14/chartex" xmlns:mc="http://schemas.openxmlformats.org/markup-compatibility/2006" xmlns:m="http://schemas.openxmlformats.org/officeDocument/2006/math" xmlns:aink="http://schemas.microsoft.com/office/drawing/2016/ink" xmlns:am3d="http://schemas.microsoft.com/office/drawing/2017/model3d" xmlns:oel="http://schemas.microsoft.com/office/2019/extlst" xmlns:r="http://schemas.openxmlformats.org/officeDocument/2006/relationships" xmlns:wp14="http://schemas.microsoft.com/office/word/2010/wordprocessingDrawing" xmlns:wp="http://schemas.openxmlformats.org/drawingml/2006/wordprocessingDrawing" xmlns:wpg="http://schemas.microsoft.com/office/word/2010/wordprocessingGroup" xmlns:wpi="http://schemas.microsoft.com/office/word/2010/wordprocessingInk" xmlns:wps="http://schemas.microsoft.com/office/word/2010/wordprocessingShape" xmlns:o="urn:schemas-microsoft-com:office:office" xmlns:v="urn:schemas-microsoft-com:vml" xmlns:w10="urn:schemas-microsoft-com:office:word" xmlns:w="http://schemas.openxmlformats.org/wordprocessingml/2006/main" xmlns:w14="http://schemas.microsoft.com/office/word/2010/wordml" xmlns:w15="http://schemas.microsoft.com/office/word/2012/wordml" xmlns:w16cex="http://schemas.microsoft.com/office/word/2018/wordml/cex" xmlns:w16cid="http://schemas.microsoft.com/office/word/2016/wordml/cid" xmlns:w16="http://schemas.microsoft.com/office/word/2018/wordml" xmlns:w16sdtdh="http://schemas.microsoft.com/office/word/2020/wordml/sdtdatahash" xmlns:w16sdtfl="http://schemas.microsoft.com/office/word/2024/wordml/sdtformatlock" xmlns:w16se="http://schemas.microsoft.com/office/word/2015/wordml/symex" xmlns:w16du="http://schemas.microsoft.com/office/word/2023/wordml/word16du" xmlns:wne="http://schemas.microsoft.com/office/word/2006/wordml" mc:Ignorable="w14 w15 w16se w16cid w16 w16cex w16sdtdh w16sdtfl w16du wp14">
   <w:endnote w:type="separator" w:id="-1">
     <w:p>
       <w:r>
@@ -1224,7 +1750,7 @@
 </file>
 
 <file path=word/footnotes.xml><?xml version="1.0" encoding="utf-8"?>
-<w:footnotes xmlns:wpc="http://schemas.microsoft.com/office/word/2010/wordprocessingCanvas" xmlns:cx="http://schemas.microsoft.com/office/drawing/2014/chartex" xmlns:cx1="http://schemas.microsoft.com/office/drawing/2015/9/8/chartex" xmlns:cx2="http://schemas.microsoft.com/office/drawing/2015/10/21/chartex" xmlns:cx3="http://schemas.microsoft.com/office/drawing/2016/5/9/chartex" xmlns:cx4="http://schemas.microsoft.com/office/drawing/2016/5/10/chartex" xmlns:cx5="http://schemas.microsoft.com/office/drawing/2016/5/11/chartex" xmlns:cx6="http://schemas.microsoft.com/office/drawing/2016/5/12/chartex" xmlns:cx7="http://schemas.microsoft.com/office/drawing/2016/5/13/chartex" xmlns:cx8="http://schemas.microsoft.com/office/drawing/2016/5/14/chartex" xmlns:mc="http://schemas.openxmlformats.org/markup-compatibility/2006" xmlns:aink="http://schemas.microsoft.com/office/drawing/2016/ink" xmlns:am3d="http://schemas.microsoft.com/office/drawing/2017/model3d" xmlns:o="urn:schemas-microsoft-com:office:office" xmlns:r="http://schemas.openxmlformats.org/officeDocument/2006/relationships" xmlns:m="http://schemas.openxmlformats.org/officeDocument/2006/math" xmlns:v="urn:schemas-microsoft-com:vml" xmlns:wp14="http://schemas.microsoft.com/office/word/2010/wordprocessingDrawing" xmlns:wp="http://schemas.openxmlformats.org/drawingml/2006/wordprocessingDrawing" xmlns:w10="urn:schemas-microsoft-com:office:word" xmlns:w="http://schemas.openxmlformats.org/wordprocessingml/2006/main" xmlns:w14="http://schemas.microsoft.com/office/word/2010/wordml" xmlns:w15="http://schemas.microsoft.com/office/word/2012/wordml" xmlns:w16cex="http://schemas.microsoft.com/office/word/2018/wordml/cex" xmlns:w16cid="http://schemas.microsoft.com/office/word/2016/wordml/cid" xmlns:w16="http://schemas.microsoft.com/office/word/2018/wordml" xmlns:w16sdtdh="http://schemas.microsoft.com/office/word/2020/wordml/sdtdatahash" xmlns:w16se="http://schemas.microsoft.com/office/word/2015/wordml/symex" xmlns:wpg="http://schemas.microsoft.com/office/word/2010/wordprocessingGroup" xmlns:wpi="http://schemas.microsoft.com/office/word/2010/wordprocessingInk" xmlns:wne="http://schemas.microsoft.com/office/word/2006/wordml" xmlns:wps="http://schemas.microsoft.com/office/word/2010/wordprocessingShape" mc:Ignorable="w14 w15 w16se w16cid w16 w16cex w16sdtdh wp14">
+<w:footnotes xmlns:wpc="http://schemas.microsoft.com/office/word/2010/wordprocessingCanvas" xmlns:cx="http://schemas.microsoft.com/office/drawing/2014/chartex" xmlns:cx1="http://schemas.microsoft.com/office/drawing/2015/9/8/chartex" xmlns:cx2="http://schemas.microsoft.com/office/drawing/2015/10/21/chartex" xmlns:cx3="http://schemas.microsoft.com/office/drawing/2016/5/9/chartex" xmlns:cx4="http://schemas.microsoft.com/office/drawing/2016/5/10/chartex" xmlns:cx5="http://schemas.microsoft.com/office/drawing/2016/5/11/chartex" xmlns:cx6="http://schemas.microsoft.com/office/drawing/2016/5/12/chartex" xmlns:cx7="http://schemas.microsoft.com/office/drawing/2016/5/13/chartex" xmlns:cx8="http://schemas.microsoft.com/office/drawing/2016/5/14/chartex" xmlns:mc="http://schemas.openxmlformats.org/markup-compatibility/2006" xmlns:m="http://schemas.openxmlformats.org/officeDocument/2006/math" xmlns:aink="http://schemas.microsoft.com/office/drawing/2016/ink" xmlns:am3d="http://schemas.microsoft.com/office/drawing/2017/model3d" xmlns:oel="http://schemas.microsoft.com/office/2019/extlst" xmlns:r="http://schemas.openxmlformats.org/officeDocument/2006/relationships" xmlns:wp14="http://schemas.microsoft.com/office/word/2010/wordprocessingDrawing" xmlns:wp="http://schemas.openxmlformats.org/drawingml/2006/wordprocessingDrawing" xmlns:wpg="http://schemas.microsoft.com/office/word/2010/wordprocessingGroup" xmlns:wpi="http://schemas.microsoft.com/office/word/2010/wordprocessingInk" xmlns:wps="http://schemas.microsoft.com/office/word/2010/wordprocessingShape" xmlns:o="urn:schemas-microsoft-com:office:office" xmlns:v="urn:schemas-microsoft-com:vml" xmlns:w10="urn:schemas-microsoft-com:office:word" xmlns:w="http://schemas.openxmlformats.org/wordprocessingml/2006/main" xmlns:w14="http://schemas.microsoft.com/office/word/2010/wordml" xmlns:w15="http://schemas.microsoft.com/office/word/2012/wordml" xmlns:w16cex="http://schemas.microsoft.com/office/word/2018/wordml/cex" xmlns:w16cid="http://schemas.microsoft.com/office/word/2016/wordml/cid" xmlns:w16="http://schemas.microsoft.com/office/word/2018/wordml" xmlns:w16sdtdh="http://schemas.microsoft.com/office/word/2020/wordml/sdtdatahash" xmlns:w16sdtfl="http://schemas.microsoft.com/office/word/2024/wordml/sdtformatlock" xmlns:w16se="http://schemas.microsoft.com/office/word/2015/wordml/symex" xmlns:w16du="http://schemas.microsoft.com/office/word/2023/wordml/word16du" xmlns:wne="http://schemas.microsoft.com/office/word/2006/wordml" mc:Ignorable="w14 w15 w16se w16cid w16 w16cex w16sdtdh w16sdtfl w16du wp14">
   <w:footnote w:type="separator" w:id="-1">
     <w:p>
       <w:r>
@@ -1243,7 +1769,7 @@
 </file>
 
 <file path=word/numbering.xml><?xml version="1.0" encoding="utf-8"?>
-<w:numbering xmlns:wpc="http://schemas.microsoft.com/office/word/2010/wordprocessingCanvas" xmlns:cx="http://schemas.microsoft.com/office/drawing/2014/chartex" xmlns:cx1="http://schemas.microsoft.com/office/drawing/2015/9/8/chartex" xmlns:cx2="http://schemas.microsoft.com/office/drawing/2015/10/21/chartex" xmlns:cx3="http://schemas.microsoft.com/office/drawing/2016/5/9/chartex" xmlns:cx4="http://schemas.microsoft.com/office/drawing/2016/5/10/chartex" xmlns:cx5="http://schemas.microsoft.com/office/drawing/2016/5/11/chartex" xmlns:cx6="http://schemas.microsoft.com/office/drawing/2016/5/12/chartex" xmlns:cx7="http://schemas.microsoft.com/office/drawing/2016/5/13/chartex" xmlns:cx8="http://schemas.microsoft.com/office/drawing/2016/5/14/chartex" xmlns:mc="http://schemas.openxmlformats.org/markup-compatibility/2006" xmlns:aink="http://schemas.microsoft.com/office/drawing/2016/ink" xmlns:am3d="http://schemas.microsoft.com/office/drawing/2017/model3d" xmlns:o="urn:schemas-microsoft-com:office:office" xmlns:r="http://schemas.openxmlformats.org/officeDocument/2006/relationships" xmlns:m="http://schemas.openxmlformats.org/officeDocument/2006/math" xmlns:v="urn:schemas-microsoft-com:vml" xmlns:wp14="http://schemas.microsoft.com/office/word/2010/wordprocessingDrawing" xmlns:wp="http://schemas.openxmlformats.org/drawingml/2006/wordprocessingDrawing" xmlns:w10="urn:schemas-microsoft-com:office:word" xmlns:w="http://schemas.openxmlformats.org/wordprocessingml/2006/main" xmlns:w14="http://schemas.microsoft.com/office/word/2010/wordml" xmlns:w15="http://schemas.microsoft.com/office/word/2012/wordml" xmlns:w16cex="http://schemas.microsoft.com/office/word/2018/wordml/cex" xmlns:w16cid="http://schemas.microsoft.com/office/word/2016/wordml/cid" xmlns:w16="http://schemas.microsoft.com/office/word/2018/wordml" xmlns:w16sdtdh="http://schemas.microsoft.com/office/word/2020/wordml/sdtdatahash" xmlns:w16se="http://schemas.microsoft.com/office/word/2015/wordml/symex" xmlns:wpg="http://schemas.microsoft.com/office/word/2010/wordprocessingGroup" xmlns:wpi="http://schemas.microsoft.com/office/word/2010/wordprocessingInk" xmlns:wne="http://schemas.microsoft.com/office/word/2006/wordml" xmlns:wps="http://schemas.microsoft.com/office/word/2010/wordprocessingShape" mc:Ignorable="w14 w15 w16se w16cid w16 w16cex w16sdtdh wp14">
+<w:numbering xmlns:wpc="http://schemas.microsoft.com/office/word/2010/wordprocessingCanvas" xmlns:cx="http://schemas.microsoft.com/office/drawing/2014/chartex" xmlns:cx1="http://schemas.microsoft.com/office/drawing/2015/9/8/chartex" xmlns:cx2="http://schemas.microsoft.com/office/drawing/2015/10/21/chartex" xmlns:cx3="http://schemas.microsoft.com/office/drawing/2016/5/9/chartex" xmlns:cx4="http://schemas.microsoft.com/office/drawing/2016/5/10/chartex" xmlns:cx5="http://schemas.microsoft.com/office/drawing/2016/5/11/chartex" xmlns:cx6="http://schemas.microsoft.com/office/drawing/2016/5/12/chartex" xmlns:cx7="http://schemas.microsoft.com/office/drawing/2016/5/13/chartex" xmlns:cx8="http://schemas.microsoft.com/office/drawing/2016/5/14/chartex" xmlns:mc="http://schemas.openxmlformats.org/markup-compatibility/2006" xmlns:m="http://schemas.openxmlformats.org/officeDocument/2006/math" xmlns:aink="http://schemas.microsoft.com/office/drawing/2016/ink" xmlns:am3d="http://schemas.microsoft.com/office/drawing/2017/model3d" xmlns:oel="http://schemas.microsoft.com/office/2019/extlst" xmlns:r="http://schemas.openxmlformats.org/officeDocument/2006/relationships" xmlns:wp14="http://schemas.microsoft.com/office/word/2010/wordprocessingDrawing" xmlns:wp="http://schemas.openxmlformats.org/drawingml/2006/wordprocessingDrawing" xmlns:wpg="http://schemas.microsoft.com/office/word/2010/wordprocessingGroup" xmlns:wpi="http://schemas.microsoft.com/office/word/2010/wordprocessingInk" xmlns:wps="http://schemas.microsoft.com/office/word/2010/wordprocessingShape" xmlns:o="urn:schemas-microsoft-com:office:office" xmlns:v="urn:schemas-microsoft-com:vml" xmlns:w10="urn:schemas-microsoft-com:office:word" xmlns:w="http://schemas.openxmlformats.org/wordprocessingml/2006/main" xmlns:w14="http://schemas.microsoft.com/office/word/2010/wordml" xmlns:w15="http://schemas.microsoft.com/office/word/2012/wordml" xmlns:w16cex="http://schemas.microsoft.com/office/word/2018/wordml/cex" xmlns:w16cid="http://schemas.microsoft.com/office/word/2016/wordml/cid" xmlns:w16="http://schemas.microsoft.com/office/word/2018/wordml" xmlns:w16sdtdh="http://schemas.microsoft.com/office/word/2020/wordml/sdtdatahash" xmlns:w16sdtfl="http://schemas.microsoft.com/office/word/2024/wordml/sdtformatlock" xmlns:w16se="http://schemas.microsoft.com/office/word/2015/wordml/symex" xmlns:w16du="http://schemas.microsoft.com/office/word/2023/wordml/word16du" xmlns:wne="http://schemas.microsoft.com/office/word/2006/wordml" mc:Ignorable="w14 w15 w16se w16cid w16 w16cex w16sdtdh w16sdtfl w16du wp14">
   <w:abstractNum w:abstractNumId="0" w15:restartNumberingAfterBreak="0">
     <w:nsid w:val="77C8785C"/>
     <w:multiLevelType w:val="hybridMultilevel"/>
@@ -1333,14 +1859,14 @@
       </w:pPr>
     </w:lvl>
   </w:abstractNum>
-  <w:num w:numId="1">
+  <w:num w:numId="1" w16cid:durableId="596910423">
     <w:abstractNumId w:val="0"/>
   </w:num>
 </w:numbering>
 </file>
 
 <file path=word/styles.xml><?xml version="1.0" encoding="utf-8"?>
-<w:styles xmlns:mc="http://schemas.openxmlformats.org/markup-compatibility/2006" xmlns:r="http://schemas.openxmlformats.org/officeDocument/2006/relationships" xmlns:w="http://schemas.openxmlformats.org/wordprocessingml/2006/main" xmlns:w14="http://schemas.microsoft.com/office/word/2010/wordml" xmlns:w15="http://schemas.microsoft.com/office/word/2012/wordml" xmlns:w16cex="http://schemas.microsoft.com/office/word/2018/wordml/cex" xmlns:w16cid="http://schemas.microsoft.com/office/word/2016/wordml/cid" xmlns:w16="http://schemas.microsoft.com/office/word/2018/wordml" xmlns:w16sdtdh="http://schemas.microsoft.com/office/word/2020/wordml/sdtdatahash" xmlns:w16se="http://schemas.microsoft.com/office/word/2015/wordml/symex" mc:Ignorable="w14 w15 w16se w16cid w16 w16cex w16sdtdh">
+<w:styles xmlns:mc="http://schemas.openxmlformats.org/markup-compatibility/2006" xmlns:r="http://schemas.openxmlformats.org/officeDocument/2006/relationships" xmlns:w="http://schemas.openxmlformats.org/wordprocessingml/2006/main" xmlns:w14="http://schemas.microsoft.com/office/word/2010/wordml" xmlns:w15="http://schemas.microsoft.com/office/word/2012/wordml" xmlns:w16cex="http://schemas.microsoft.com/office/word/2018/wordml/cex" xmlns:w16cid="http://schemas.microsoft.com/office/word/2016/wordml/cid" xmlns:w16="http://schemas.microsoft.com/office/word/2018/wordml" xmlns:w16sdtdh="http://schemas.microsoft.com/office/word/2020/wordml/sdtdatahash" xmlns:w16sdtfl="http://schemas.microsoft.com/office/word/2024/wordml/sdtformatlock" xmlns:w16se="http://schemas.microsoft.com/office/word/2015/wordml/symex" xmlns:w16du="http://schemas.microsoft.com/office/word/2023/wordml/word16du" mc:Ignorable="w14 w15 w16se w16cid w16 w16cex w16sdtdh w16sdtfl w16du">
   <w:docDefaults>
     <w:rPrDefault>
       <w:rPr>
@@ -1367,6 +1893,7 @@
     <w:lsdException w:name="Strong" w:qFormat="1"/>
     <w:lsdException w:name="Emphasis" w:qFormat="1"/>
     <w:lsdException w:name="HTML Keyboard" w:semiHidden="1" w:unhideWhenUsed="1"/>
+    <w:lsdException w:name="Normal Table" w:semiHidden="1" w:unhideWhenUsed="1"/>
     <w:lsdException w:name="annotation subject" w:semiHidden="1" w:unhideWhenUsed="1"/>
     <w:lsdException w:name="No List" w:semiHidden="1" w:unhideWhenUsed="1"/>
     <w:lsdException w:name="Outline List 1" w:semiHidden="1" w:unhideWhenUsed="1"/>
@@ -1409,8 +1936,11 @@
     <w:lsdException w:name="Table Contemporary" w:semiHidden="1" w:unhideWhenUsed="1"/>
     <w:lsdException w:name="Table Elegant" w:semiHidden="1" w:unhideWhenUsed="1"/>
     <w:lsdException w:name="Table Professional" w:semiHidden="1" w:unhideWhenUsed="1"/>
+    <w:lsdException w:name="Table Subtle 1" w:semiHidden="1" w:unhideWhenUsed="1"/>
     <w:lsdException w:name="Table Subtle 2" w:semiHidden="1" w:unhideWhenUsed="1"/>
     <w:lsdException w:name="Table Web 1" w:semiHidden="1" w:unhideWhenUsed="1"/>
+    <w:lsdException w:name="Table Web 2" w:semiHidden="1" w:unhideWhenUsed="1"/>
+    <w:lsdException w:name="Table Web 3" w:semiHidden="1" w:unhideWhenUsed="1"/>
     <w:lsdException w:name="Balloon Text" w:semiHidden="1" w:unhideWhenUsed="1"/>
     <w:lsdException w:name="Table Theme" w:semiHidden="1" w:unhideWhenUsed="1"/>
     <w:lsdException w:name="Placeholder Text" w:semiHidden="1" w:uiPriority="99"/>

--- a/UIPrototype/迭代计划.docx
+++ b/UIPrototype/迭代计划.docx
@@ -1,10 +1,10 @@
 
 <file path=word/document.xml><?xml version="1.0" encoding="utf-8"?>
-<w:document xmlns:wpc="http://schemas.microsoft.com/office/word/2010/wordprocessingCanvas" xmlns:cx="http://schemas.microsoft.com/office/drawing/2014/chartex" xmlns:cx1="http://schemas.microsoft.com/office/drawing/2015/9/8/chartex" xmlns:cx2="http://schemas.microsoft.com/office/drawing/2015/10/21/chartex" xmlns:cx3="http://schemas.microsoft.com/office/drawing/2016/5/9/chartex" xmlns:cx4="http://schemas.microsoft.com/office/drawing/2016/5/10/chartex" xmlns:cx5="http://schemas.microsoft.com/office/drawing/2016/5/11/chartex" xmlns:cx6="http://schemas.microsoft.com/office/drawing/2016/5/12/chartex" xmlns:cx7="http://schemas.microsoft.com/office/drawing/2016/5/13/chartex" xmlns:cx8="http://schemas.microsoft.com/office/drawing/2016/5/14/chartex" xmlns:mc="http://schemas.openxmlformats.org/markup-compatibility/2006" xmlns:m="http://schemas.openxmlformats.org/officeDocument/2006/math" xmlns:aink="http://schemas.microsoft.com/office/drawing/2016/ink" xmlns:am3d="http://schemas.microsoft.com/office/drawing/2017/model3d" xmlns:oel="http://schemas.microsoft.com/office/2019/extlst" xmlns:r="http://schemas.openxmlformats.org/officeDocument/2006/relationships" xmlns:wp14="http://schemas.microsoft.com/office/word/2010/wordprocessingDrawing" xmlns:wp="http://schemas.openxmlformats.org/drawingml/2006/wordprocessingDrawing" xmlns:wpg="http://schemas.microsoft.com/office/word/2010/wordprocessingGroup" xmlns:wpi="http://schemas.microsoft.com/office/word/2010/wordprocessingInk" xmlns:wps="http://schemas.microsoft.com/office/word/2010/wordprocessingShape" xmlns:o="urn:schemas-microsoft-com:office:office" xmlns:v="urn:schemas-microsoft-com:vml" xmlns:w10="urn:schemas-microsoft-com:office:word" xmlns:w="http://schemas.openxmlformats.org/wordprocessingml/2006/main" xmlns:w14="http://schemas.microsoft.com/office/word/2010/wordml" xmlns:w15="http://schemas.microsoft.com/office/word/2012/wordml" xmlns:w16cex="http://schemas.microsoft.com/office/word/2018/wordml/cex" xmlns:w16cid="http://schemas.microsoft.com/office/word/2016/wordml/cid" xmlns:w16="http://schemas.microsoft.com/office/word/2018/wordml" xmlns:w16sdtdh="http://schemas.microsoft.com/office/word/2020/wordml/sdtdatahash" xmlns:w16sdtfl="http://schemas.microsoft.com/office/word/2024/wordml/sdtformatlock" xmlns:w16se="http://schemas.microsoft.com/office/word/2015/wordml/symex" xmlns:w16du="http://schemas.microsoft.com/office/word/2023/wordml/word16du" xmlns:wne="http://schemas.microsoft.com/office/word/2006/wordml" mc:Ignorable="w14 w15 w16se w16cid w16 w16cex w16sdtdh w16sdtfl w16du wp14">
+<w:document xmlns:wpc="http://schemas.microsoft.com/office/word/2010/wordprocessingCanvas" xmlns:mc="http://schemas.openxmlformats.org/markup-compatibility/2006" xmlns:o="urn:schemas-microsoft-com:office:office" xmlns:r="http://schemas.openxmlformats.org/officeDocument/2006/relationships" xmlns:m="http://schemas.openxmlformats.org/officeDocument/2006/math" xmlns:v="urn:schemas-microsoft-com:vml" xmlns:wp14="http://schemas.microsoft.com/office/word/2010/wordprocessingDrawing" xmlns:wp="http://schemas.openxmlformats.org/drawingml/2006/wordprocessingDrawing" xmlns:w="http://schemas.openxmlformats.org/wordprocessingml/2006/main" xmlns:w14="http://schemas.microsoft.com/office/word/2010/wordml" xmlns:w10="urn:schemas-microsoft-com:office:word" xmlns:w15="http://schemas.microsoft.com/office/word/2012/wordml" xmlns:wpg="http://schemas.microsoft.com/office/word/2010/wordprocessingGroup" xmlns:wpi="http://schemas.microsoft.com/office/word/2010/wordprocessingInk" xmlns:wne="http://schemas.microsoft.com/office/word/2006/wordml" xmlns:wps="http://schemas.microsoft.com/office/word/2010/wordprocessingShape" xmlns:wpsCustomData="http://www.wps.cn/officeDocument/2013/wpsCustomData" mc:Ignorable="w14 w15 wp14">
   <w:body>
     <w:p>
       <w:pPr>
-        <w:pStyle w:val="a4"/>
+        <w:pStyle w:val="6"/>
         <w:ind w:firstLine="321"/>
         <w:jc w:val="center"/>
         <w:rPr>
@@ -16,7 +16,7 @@
       </w:pPr>
       <w:r>
         <w:rPr>
-          <w:rFonts w:ascii="宋体" w:hint="eastAsia"/>
+          <w:rFonts w:hint="eastAsia" w:ascii="宋体"/>
           <w:b/>
           <w:sz w:val="32"/>
           <w:szCs w:val="32"/>
@@ -26,8 +26,8 @@
     </w:p>
     <w:p>
       <w:pPr>
-        <w:pStyle w:val="a4"/>
-        <w:ind w:firstLineChars="0" w:firstLine="0"/>
+        <w:pStyle w:val="6"/>
+        <w:ind w:firstLine="0" w:firstLineChars="0"/>
         <w:jc w:val="center"/>
         <w:rPr>
           <w:rFonts w:ascii="宋体"/>
@@ -36,7 +36,7 @@
       </w:pPr>
       <w:r>
         <w:rPr>
-          <w:rFonts w:ascii="宋体" w:hint="eastAsia"/>
+          <w:rFonts w:hint="eastAsia" w:ascii="宋体"/>
           <w:szCs w:val="21"/>
         </w:rPr>
         <w:t xml:space="preserve"> </w:t>
@@ -50,7 +50,7 @@
       </w:r>
       <w:r>
         <w:rPr>
-          <w:rFonts w:ascii="宋体" w:hint="eastAsia"/>
+          <w:rFonts w:hint="eastAsia" w:ascii="宋体"/>
           <w:szCs w:val="21"/>
         </w:rPr>
         <w:t>制定日期：</w:t>
@@ -64,7 +64,7 @@
       </w:r>
       <w:r>
         <w:rPr>
-          <w:rFonts w:ascii="宋体" w:hint="eastAsia"/>
+          <w:rFonts w:hint="eastAsia" w:ascii="宋体"/>
           <w:szCs w:val="21"/>
         </w:rPr>
         <w:t>年7月6日</w:t>
@@ -72,16 +72,24 @@
     </w:p>
     <w:tbl>
       <w:tblPr>
+        <w:tblStyle w:val="7"/>
         <w:tblW w:w="8593" w:type="dxa"/>
+        <w:tblInd w:w="0" w:type="dxa"/>
         <w:tblBorders>
-          <w:top w:val="single" w:sz="4" w:space="0" w:color="auto"/>
-          <w:left w:val="single" w:sz="4" w:space="0" w:color="auto"/>
-          <w:bottom w:val="single" w:sz="4" w:space="0" w:color="auto"/>
-          <w:right w:val="single" w:sz="4" w:space="0" w:color="auto"/>
-          <w:insideH w:val="single" w:sz="4" w:space="0" w:color="auto"/>
-          <w:insideV w:val="single" w:sz="4" w:space="0" w:color="auto"/>
+          <w:top w:val="single" w:color="auto" w:sz="4" w:space="0"/>
+          <w:left w:val="single" w:color="auto" w:sz="4" w:space="0"/>
+          <w:bottom w:val="single" w:color="auto" w:sz="4" w:space="0"/>
+          <w:right w:val="single" w:color="auto" w:sz="4" w:space="0"/>
+          <w:insideH w:val="single" w:color="auto" w:sz="4" w:space="0"/>
+          <w:insideV w:val="single" w:color="auto" w:sz="4" w:space="0"/>
         </w:tblBorders>
-        <w:tblLook w:val="01E0" w:firstRow="1" w:lastRow="1" w:firstColumn="1" w:lastColumn="1" w:noHBand="0" w:noVBand="0"/>
+        <w:tblLayout w:type="autofit"/>
+        <w:tblCellMar>
+          <w:top w:w="0" w:type="dxa"/>
+          <w:left w:w="108" w:type="dxa"/>
+          <w:bottom w:w="0" w:type="dxa"/>
+          <w:right w:w="108" w:type="dxa"/>
+        </w:tblCellMar>
       </w:tblPr>
       <w:tblGrid>
         <w:gridCol w:w="1674"/>
@@ -94,8 +102,8 @@
           <w:tcPr>
             <w:tcW w:w="1674" w:type="dxa"/>
             <w:tcBorders>
-              <w:top w:val="single" w:sz="4" w:space="0" w:color="auto"/>
-              <w:left w:val="single" w:sz="4" w:space="0" w:color="auto"/>
+              <w:top w:val="single" w:color="auto" w:sz="4" w:space="0"/>
+              <w:left w:val="single" w:color="auto" w:sz="4" w:space="0"/>
             </w:tcBorders>
           </w:tcPr>
           <w:p>
@@ -113,14 +121,7 @@
                 <w:rFonts w:hint="eastAsia"/>
                 <w:szCs w:val="21"/>
               </w:rPr>
-              <w:t>组</w:t>
-            </w:r>
-            <w:r>
-              <w:rPr>
-                <w:rFonts w:hint="eastAsia"/>
-                <w:szCs w:val="21"/>
-              </w:rPr>
-              <w:t>号</w:t>
+              <w:t>组号</w:t>
             </w:r>
           </w:p>
         </w:tc>
@@ -128,7 +129,7 @@
           <w:tcPr>
             <w:tcW w:w="1674" w:type="dxa"/>
             <w:tcBorders>
-              <w:top w:val="single" w:sz="4" w:space="0" w:color="auto"/>
+              <w:top w:val="single" w:color="auto" w:sz="4" w:space="0"/>
             </w:tcBorders>
           </w:tcPr>
           <w:p>
@@ -153,7 +154,7 @@
           <w:tcPr>
             <w:tcW w:w="1866" w:type="dxa"/>
             <w:tcBorders>
-              <w:top w:val="single" w:sz="4" w:space="0" w:color="auto"/>
+              <w:top w:val="single" w:color="auto" w:sz="4" w:space="0"/>
             </w:tcBorders>
           </w:tcPr>
           <w:p>
@@ -179,23 +180,23 @@
           <w:tcPr>
             <w:tcW w:w="3379" w:type="dxa"/>
             <w:tcBorders>
-              <w:top w:val="single" w:sz="4" w:space="0" w:color="auto"/>
-              <w:right w:val="single" w:sz="4" w:space="0" w:color="auto"/>
+              <w:top w:val="single" w:color="auto" w:sz="4" w:space="0"/>
+              <w:right w:val="single" w:color="auto" w:sz="4" w:space="0"/>
             </w:tcBorders>
           </w:tcPr>
           <w:p>
             <w:pPr>
-              <w:pStyle w:val="aa"/>
-              <w:ind w:firstLineChars="0" w:firstLine="0"/>
-              <w:rPr>
-                <w:rFonts w:eastAsia="SimHei"/>
+              <w:pStyle w:val="14"/>
+              <w:ind w:firstLine="0" w:firstLineChars="0"/>
+              <w:rPr>
+                <w:rFonts w:eastAsia="黑体"/>
                 <w:color w:val="0070C0"/>
                 <w:szCs w:val="21"/>
               </w:rPr>
             </w:pPr>
             <w:r>
               <w:rPr>
-                <w:rFonts w:eastAsia="SimHei" w:hint="eastAsia"/>
+                <w:rFonts w:hint="eastAsia" w:eastAsia="黑体"/>
                 <w:color w:val="0070C0"/>
                 <w:szCs w:val="21"/>
               </w:rPr>
@@ -209,8 +210,8 @@
           <w:tcPr>
             <w:tcW w:w="1674" w:type="dxa"/>
             <w:tcBorders>
-              <w:top w:val="single" w:sz="4" w:space="0" w:color="auto"/>
-              <w:left w:val="single" w:sz="4" w:space="0" w:color="auto"/>
+              <w:top w:val="single" w:color="auto" w:sz="4" w:space="0"/>
+              <w:left w:val="single" w:color="auto" w:sz="4" w:space="0"/>
             </w:tcBorders>
           </w:tcPr>
           <w:p>
@@ -236,7 +237,7 @@
           <w:tcPr>
             <w:tcW w:w="1674" w:type="dxa"/>
             <w:tcBorders>
-              <w:top w:val="single" w:sz="4" w:space="0" w:color="auto"/>
+              <w:top w:val="single" w:color="auto" w:sz="4" w:space="0"/>
             </w:tcBorders>
           </w:tcPr>
           <w:p>
@@ -262,7 +263,7 @@
           <w:tcPr>
             <w:tcW w:w="1866" w:type="dxa"/>
             <w:tcBorders>
-              <w:top w:val="single" w:sz="4" w:space="0" w:color="auto"/>
+              <w:top w:val="single" w:color="auto" w:sz="4" w:space="0"/>
             </w:tcBorders>
           </w:tcPr>
           <w:p>
@@ -288,8 +289,8 @@
           <w:tcPr>
             <w:tcW w:w="3379" w:type="dxa"/>
             <w:tcBorders>
-              <w:top w:val="single" w:sz="4" w:space="0" w:color="auto"/>
-              <w:right w:val="single" w:sz="4" w:space="0" w:color="auto"/>
+              <w:top w:val="single" w:color="auto" w:sz="4" w:space="0"/>
+              <w:right w:val="single" w:color="auto" w:sz="4" w:space="0"/>
             </w:tcBorders>
           </w:tcPr>
           <w:p>
@@ -308,51 +309,23 @@
                 <w:rFonts w:hint="eastAsia"/>
                 <w:szCs w:val="21"/>
               </w:rPr>
-              <w:t>2026.</w:t>
-            </w:r>
-            <w:r>
-              <w:rPr>
-                <w:rFonts w:hint="eastAsia"/>
-                <w:szCs w:val="21"/>
-              </w:rPr>
-              <w:t>7.6-</w:t>
-            </w:r>
-            <w:r>
-              <w:rPr>
-                <w:rFonts w:hint="eastAsia"/>
-                <w:szCs w:val="21"/>
-              </w:rPr>
-              <w:t>2026.</w:t>
-            </w:r>
-            <w:r>
-              <w:rPr>
-                <w:rFonts w:hint="eastAsia"/>
-                <w:szCs w:val="21"/>
-              </w:rPr>
-              <w:t>7.</w:t>
-            </w:r>
-            <w:r>
-              <w:rPr>
-                <w:rFonts w:hint="eastAsia"/>
-                <w:szCs w:val="21"/>
-              </w:rPr>
-              <w:t>13</w:t>
+              <w:t>2026.7.6-2026.7.13</w:t>
             </w:r>
           </w:p>
         </w:tc>
       </w:tr>
       <w:tr>
         <w:trPr>
-          <w:trHeight w:val="5662"/>
+          <w:trHeight w:val="5662" w:hRule="atLeast"/>
         </w:trPr>
         <w:tc>
           <w:tcPr>
             <w:tcW w:w="8593" w:type="dxa"/>
             <w:gridSpan w:val="4"/>
             <w:tcBorders>
-              <w:left w:val="single" w:sz="4" w:space="0" w:color="auto"/>
-              <w:bottom w:val="single" w:sz="4" w:space="0" w:color="auto"/>
-              <w:right w:val="single" w:sz="4" w:space="0" w:color="auto"/>
+              <w:left w:val="single" w:color="auto" w:sz="4" w:space="0"/>
+              <w:bottom w:val="single" w:color="auto" w:sz="4" w:space="0"/>
+              <w:right w:val="single" w:color="auto" w:sz="4" w:space="0"/>
             </w:tcBorders>
           </w:tcPr>
           <w:p>
@@ -369,49 +342,29 @@
                 <w:rFonts w:hint="eastAsia"/>
                 <w:szCs w:val="21"/>
               </w:rPr>
-              <w:t>任务</w:t>
-            </w:r>
-            <w:r>
-              <w:rPr>
-                <w:rFonts w:hint="eastAsia"/>
-                <w:szCs w:val="21"/>
-              </w:rPr>
-              <w:t>、</w:t>
-            </w:r>
-            <w:r>
-              <w:rPr>
-                <w:rFonts w:hint="eastAsia"/>
-                <w:szCs w:val="21"/>
-              </w:rPr>
-              <w:t>进度安排</w:t>
-            </w:r>
-            <w:r>
-              <w:rPr>
-                <w:rFonts w:hint="eastAsia"/>
-                <w:szCs w:val="21"/>
-              </w:rPr>
-              <w:t>和人员分配</w:t>
-            </w:r>
-            <w:r>
-              <w:rPr>
-                <w:rFonts w:hint="eastAsia"/>
-                <w:szCs w:val="21"/>
-              </w:rPr>
-              <w:t>：</w:t>
+              <w:t>任务、进度安排和人员分配：</w:t>
             </w:r>
           </w:p>
           <w:tbl>
             <w:tblPr>
+              <w:tblStyle w:val="7"/>
               <w:tblW w:w="0" w:type="auto"/>
+              <w:tblInd w:w="0" w:type="dxa"/>
               <w:tblBorders>
-                <w:top w:val="single" w:sz="4" w:space="0" w:color="auto"/>
-                <w:left w:val="single" w:sz="4" w:space="0" w:color="auto"/>
-                <w:bottom w:val="single" w:sz="4" w:space="0" w:color="auto"/>
-                <w:right w:val="single" w:sz="4" w:space="0" w:color="auto"/>
-                <w:insideH w:val="single" w:sz="4" w:space="0" w:color="auto"/>
-                <w:insideV w:val="single" w:sz="4" w:space="0" w:color="auto"/>
+                <w:top w:val="single" w:color="auto" w:sz="4" w:space="0"/>
+                <w:left w:val="single" w:color="auto" w:sz="4" w:space="0"/>
+                <w:bottom w:val="single" w:color="auto" w:sz="4" w:space="0"/>
+                <w:right w:val="single" w:color="auto" w:sz="4" w:space="0"/>
+                <w:insideH w:val="single" w:color="auto" w:sz="4" w:space="0"/>
+                <w:insideV w:val="single" w:color="auto" w:sz="4" w:space="0"/>
               </w:tblBorders>
-              <w:tblLook w:val="04A0" w:firstRow="1" w:lastRow="0" w:firstColumn="1" w:lastColumn="0" w:noHBand="0" w:noVBand="1"/>
+              <w:tblLayout w:type="autofit"/>
+              <w:tblCellMar>
+                <w:top w:w="0" w:type="dxa"/>
+                <w:left w:w="108" w:type="dxa"/>
+                <w:bottom w:w="0" w:type="dxa"/>
+                <w:right w:w="108" w:type="dxa"/>
+              </w:tblCellMar>
             </w:tblPr>
             <w:tblGrid>
               <w:gridCol w:w="704"/>
@@ -556,39 +509,14 @@
                     <w:rPr>
                       <w:szCs w:val="21"/>
                     </w:rPr>
-                    <w:t>G</w:t>
-                  </w:r>
-                  <w:r>
-                    <w:rPr>
-                      <w:szCs w:val="21"/>
-                    </w:rPr>
-                    <w:t>it</w:t>
-                  </w:r>
-                  <w:r>
-                    <w:rPr>
-                      <w:szCs w:val="21"/>
-                    </w:rPr>
-                    <w:t>H</w:t>
-                  </w:r>
-                  <w:r>
-                    <w:rPr>
-                      <w:szCs w:val="21"/>
-                    </w:rPr>
-                    <w:t>ub</w:t>
-                  </w:r>
-                  <w:r>
-                    <w:rPr>
-                      <w:rFonts w:hint="eastAsia"/>
-                      <w:szCs w:val="21"/>
-                    </w:rPr>
-                    <w:t>仓库，初步确定项目结构</w:t>
-                  </w:r>
-                  <w:r>
-                    <w:rPr>
-                      <w:rFonts w:hint="eastAsia"/>
-                      <w:szCs w:val="21"/>
-                    </w:rPr>
-                    <w:t>，制订迭代计划</w:t>
+                    <w:t>GitHub</w:t>
+                  </w:r>
+                  <w:r>
+                    <w:rPr>
+                      <w:rFonts w:hint="eastAsia"/>
+                      <w:szCs w:val="21"/>
+                    </w:rPr>
+                    <w:t>仓库，初步确定项目结构，制订迭代计划</w:t>
                   </w:r>
                 </w:p>
               </w:tc>
@@ -598,8 +526,8 @@
                 </w:tcPr>
                 <w:p>
                   <w:pPr>
-                    <w:pStyle w:val="aa"/>
-                    <w:ind w:firstLineChars="0" w:firstLine="0"/>
+                    <w:pStyle w:val="14"/>
+                    <w:ind w:firstLine="0" w:firstLineChars="0"/>
                     <w:rPr>
                       <w:szCs w:val="21"/>
                     </w:rPr>
@@ -619,8 +547,8 @@
                 </w:tcPr>
                 <w:p>
                   <w:pPr>
-                    <w:pStyle w:val="aa"/>
-                    <w:ind w:firstLineChars="0" w:firstLine="0"/>
+                    <w:pStyle w:val="14"/>
+                    <w:ind w:firstLine="0" w:firstLineChars="0"/>
                     <w:rPr>
                       <w:szCs w:val="21"/>
                     </w:rPr>
@@ -672,13 +600,7 @@
                     </w:rPr>
                   </w:pPr>
                   <w:r>
-                    <w:t>调研目标用户和同类产品，分析核心需求，完成</w:t>
-                  </w:r>
-                  <w:r>
-                    <w:t>Vision</w:t>
-                  </w:r>
-                  <w:r>
-                    <w:t>文档初稿</w:t>
+                    <w:t>调研目标用户和同类产品，分析核心需求，完成Vision文档初稿</w:t>
                   </w:r>
                 </w:p>
               </w:tc>
@@ -722,14 +644,7 @@
                       <w:rFonts w:hint="eastAsia"/>
                       <w:szCs w:val="21"/>
                     </w:rPr>
-                    <w:t>孙睿阳</w:t>
-                  </w:r>
-                  <w:r>
-                    <w:rPr>
-                      <w:rFonts w:hint="eastAsia"/>
-                      <w:szCs w:val="21"/>
-                    </w:rPr>
-                    <w:t>，王程颢</w:t>
+                    <w:t>孙睿阳，王程颢</w:t>
                   </w:r>
                 </w:p>
               </w:tc>
@@ -784,13 +699,7 @@
                     <w:rPr>
                       <w:rFonts w:hint="eastAsia"/>
                     </w:rPr>
-                    <w:t>学习新技术，</w:t>
-                  </w:r>
-                  <w:r>
-                    <w:rPr>
-                      <w:rFonts w:hint="eastAsia"/>
-                    </w:rPr>
-                    <w:t>制作</w:t>
+                    <w:t>学习新技术，制作</w:t>
                   </w:r>
                   <w:r>
                     <w:t>demo</w:t>
@@ -815,21 +724,7 @@
                       <w:rFonts w:hint="eastAsia"/>
                       <w:szCs w:val="21"/>
                     </w:rPr>
-                    <w:t>7.</w:t>
-                  </w:r>
-                  <w:r>
-                    <w:rPr>
-                      <w:rFonts w:hint="eastAsia"/>
-                      <w:szCs w:val="21"/>
-                    </w:rPr>
-                    <w:t>7</w:t>
-                  </w:r>
-                  <w:r>
-                    <w:rPr>
-                      <w:rFonts w:hint="eastAsia"/>
-                      <w:szCs w:val="21"/>
-                    </w:rPr>
-                    <w:t>-7.8</w:t>
+                    <w:t>7.7-7.8</w:t>
                   </w:r>
                 </w:p>
               </w:tc>
@@ -994,13 +889,7 @@
                     </w:rPr>
                   </w:pPr>
                   <w:r>
-                    <w:t>实现</w:t>
-                  </w:r>
-                  <w:r>
-                    <w:t>Web</w:t>
-                  </w:r>
-                  <w:r>
-                    <w:t>端静态主要界面原型</w:t>
+                    <w:t>实现Web端静态主要界面原型</w:t>
                   </w:r>
                 </w:p>
               </w:tc>
@@ -1093,16 +982,7 @@
                     <w:t>小组内部评审</w:t>
                   </w:r>
                   <w:r>
-                    <w:t xml:space="preserve">Vision </w:t>
-                  </w:r>
-                  <w:r>
-                    <w:t>文档、</w:t>
-                  </w:r>
-                  <w:r>
-                    <w:t xml:space="preserve">use-case </w:t>
-                  </w:r>
-                  <w:r>
-                    <w:t>模型和界面原型，记录问题并进行修改</w:t>
+                    <w:t>Vision 文档、use-case 模型和界面原型，记录问题并进行修改</w:t>
                   </w:r>
                 </w:p>
               </w:tc>
@@ -1194,14 +1074,7 @@
                       <w:rFonts w:hint="eastAsia"/>
                       <w:szCs w:val="21"/>
                     </w:rPr>
-                    <w:t>整理评审记录，编写迭代评估报告，</w:t>
-                  </w:r>
-                  <w:r>
-                    <w:rPr>
-                      <w:rFonts w:hint="eastAsia"/>
-                      <w:szCs w:val="21"/>
-                    </w:rPr>
-                    <w:t>以及相应汇报</w:t>
+                    <w:t>整理评审记录，编写迭代评估报告，以及相应汇报</w:t>
                   </w:r>
                   <w:r>
                     <w:rPr>
@@ -1276,9 +1149,9 @@
             <w:tcW w:w="8593" w:type="dxa"/>
             <w:gridSpan w:val="4"/>
             <w:tcBorders>
-              <w:left w:val="single" w:sz="4" w:space="0" w:color="auto"/>
-              <w:bottom w:val="single" w:sz="4" w:space="0" w:color="auto"/>
-              <w:right w:val="single" w:sz="4" w:space="0" w:color="auto"/>
+              <w:left w:val="single" w:color="auto" w:sz="4" w:space="0"/>
+              <w:bottom w:val="single" w:color="auto" w:sz="4" w:space="0"/>
+              <w:right w:val="single" w:color="auto" w:sz="4" w:space="0"/>
             </w:tcBorders>
           </w:tcPr>
           <w:p>
@@ -1334,28 +1207,7 @@
                 <w:rFonts w:hint="eastAsia"/>
                 <w:szCs w:val="21"/>
               </w:rPr>
-              <w:t>文档</w:t>
-            </w:r>
-            <w:r>
-              <w:rPr>
-                <w:rFonts w:hint="eastAsia"/>
-                <w:szCs w:val="21"/>
-              </w:rPr>
-              <w:t>、</w:t>
-            </w:r>
-            <w:r>
-              <w:rPr>
-                <w:rFonts w:hint="eastAsia"/>
-                <w:szCs w:val="21"/>
-              </w:rPr>
-              <w:t>用例模型</w:t>
-            </w:r>
-            <w:r>
-              <w:rPr>
-                <w:rFonts w:hint="eastAsia"/>
-                <w:szCs w:val="21"/>
-              </w:rPr>
-              <w:t>、</w:t>
+              <w:t>文档、用例模型、</w:t>
             </w:r>
             <w:r>
               <w:rPr>
@@ -1368,35 +1220,7 @@
                 <w:rFonts w:hint="eastAsia"/>
                 <w:szCs w:val="21"/>
               </w:rPr>
-              <w:t>端</w:t>
-            </w:r>
-            <w:r>
-              <w:rPr>
-                <w:rFonts w:hint="eastAsia"/>
-                <w:szCs w:val="21"/>
-              </w:rPr>
-              <w:t>静态界面原型</w:t>
-            </w:r>
-            <w:r>
-              <w:rPr>
-                <w:rFonts w:hint="eastAsia"/>
-                <w:szCs w:val="21"/>
-              </w:rPr>
-              <w:t>、</w:t>
-            </w:r>
-            <w:r>
-              <w:rPr>
-                <w:rFonts w:hint="eastAsia"/>
-                <w:szCs w:val="21"/>
-              </w:rPr>
-              <w:t>迭代评估报告</w:t>
-            </w:r>
-            <w:r>
-              <w:rPr>
-                <w:rFonts w:hint="eastAsia"/>
-                <w:szCs w:val="21"/>
-              </w:rPr>
-              <w:t>、</w:t>
+              <w:t>端静态界面原型、迭代评估报告、</w:t>
             </w:r>
             <w:r>
               <w:rPr>
@@ -1446,8 +1270,8 @@
             <w:tcW w:w="8593" w:type="dxa"/>
             <w:gridSpan w:val="4"/>
             <w:tcBorders>
-              <w:left w:val="single" w:sz="4" w:space="0" w:color="auto"/>
-              <w:right w:val="single" w:sz="4" w:space="0" w:color="auto"/>
+              <w:left w:val="single" w:color="auto" w:sz="4" w:space="0"/>
+              <w:right w:val="single" w:color="auto" w:sz="4" w:space="0"/>
             </w:tcBorders>
           </w:tcPr>
           <w:p>
@@ -1482,183 +1306,135 @@
                 <w:rFonts w:hint="eastAsia"/>
                 <w:szCs w:val="21"/>
               </w:rPr>
-              <w:t xml:space="preserve">1. </w:t>
-            </w:r>
-            <w:r>
-              <w:rPr>
-                <w:rFonts w:hint="eastAsia"/>
-                <w:szCs w:val="21"/>
-              </w:rPr>
-              <w:t>需求范围不清，导致界面原型和用例文档方向不一致。</w:t>
-            </w:r>
-          </w:p>
-          <w:p>
-            <w:pPr>
-              <w:adjustRightInd w:val="0"/>
-              <w:snapToGrid w:val="0"/>
-              <w:spacing w:line="460" w:lineRule="atLeast"/>
-              <w:rPr>
-                <w:rFonts w:hint="eastAsia"/>
-                <w:szCs w:val="21"/>
-              </w:rPr>
-            </w:pPr>
-            <w:r>
-              <w:rPr>
-                <w:rFonts w:hint="eastAsia"/>
-                <w:szCs w:val="21"/>
-              </w:rPr>
-              <w:t>应对方案：迭代初期统一</w:t>
-            </w:r>
-            <w:r>
-              <w:rPr>
-                <w:rFonts w:hint="eastAsia"/>
-                <w:szCs w:val="21"/>
-              </w:rPr>
-              <w:t>Vision</w:t>
-            </w:r>
-            <w:r>
-              <w:rPr>
-                <w:rFonts w:hint="eastAsia"/>
-                <w:szCs w:val="21"/>
-              </w:rPr>
-              <w:t>文档中的目标用户、核心功能和使用场景；完成初稿后进行组内评审，发现分歧及时调整。</w:t>
-            </w:r>
-          </w:p>
-          <w:p>
-            <w:pPr>
-              <w:adjustRightInd w:val="0"/>
-              <w:snapToGrid w:val="0"/>
-              <w:spacing w:line="460" w:lineRule="atLeast"/>
-              <w:rPr>
-                <w:rFonts w:hint="eastAsia"/>
-                <w:szCs w:val="21"/>
-              </w:rPr>
-            </w:pPr>
-            <w:r>
-              <w:rPr>
-                <w:rFonts w:hint="eastAsia"/>
-                <w:szCs w:val="21"/>
-              </w:rPr>
-              <w:t>2</w:t>
-            </w:r>
-            <w:r>
-              <w:rPr>
-                <w:rFonts w:hint="eastAsia"/>
-                <w:szCs w:val="21"/>
-              </w:rPr>
-              <w:t xml:space="preserve">. </w:t>
-            </w:r>
-            <w:r>
-              <w:rPr>
-                <w:rFonts w:hint="eastAsia"/>
-                <w:szCs w:val="21"/>
-              </w:rPr>
-              <w:t>成员任务之间存在依赖，文档或原型延期会影响整体交付。</w:t>
-            </w:r>
-          </w:p>
-          <w:p>
-            <w:pPr>
-              <w:adjustRightInd w:val="0"/>
-              <w:snapToGrid w:val="0"/>
-              <w:spacing w:line="460" w:lineRule="atLeast"/>
-              <w:rPr>
-                <w:szCs w:val="21"/>
-              </w:rPr>
-            </w:pPr>
-            <w:r>
-              <w:rPr>
-                <w:rFonts w:hint="eastAsia"/>
-                <w:szCs w:val="21"/>
-              </w:rPr>
-              <w:t>应对方案：每日</w:t>
-            </w:r>
-            <w:r>
-              <w:rPr>
-                <w:rFonts w:hint="eastAsia"/>
-                <w:szCs w:val="21"/>
-              </w:rPr>
-              <w:t>在飞书</w:t>
-            </w:r>
-            <w:r>
-              <w:rPr>
-                <w:rFonts w:hint="eastAsia"/>
-                <w:szCs w:val="21"/>
-              </w:rPr>
-              <w:t>同步任务进度，提前发现阻塞；必要时调整人员分工，由其他成员协</w:t>
-            </w:r>
-            <w:r>
-              <w:rPr>
-                <w:rFonts w:hint="eastAsia"/>
-                <w:szCs w:val="21"/>
-              </w:rPr>
-              <w:lastRenderedPageBreak/>
-              <w:t>助完成滞后任务。</w:t>
-            </w:r>
-          </w:p>
-          <w:p>
-            <w:pPr>
-              <w:adjustRightInd w:val="0"/>
-              <w:snapToGrid w:val="0"/>
-              <w:spacing w:line="460" w:lineRule="atLeast"/>
-              <w:rPr>
-                <w:rFonts w:hint="eastAsia"/>
-                <w:szCs w:val="21"/>
-              </w:rPr>
-            </w:pPr>
-            <w:r>
-              <w:rPr>
-                <w:rFonts w:hint="eastAsia"/>
-                <w:szCs w:val="21"/>
-              </w:rPr>
-              <w:t>3</w:t>
-            </w:r>
-            <w:r>
-              <w:rPr>
-                <w:rFonts w:hint="eastAsia"/>
-                <w:szCs w:val="21"/>
-              </w:rPr>
-              <w:t xml:space="preserve">. GitHub </w:t>
-            </w:r>
-            <w:r>
-              <w:rPr>
-                <w:rFonts w:hint="eastAsia"/>
-                <w:szCs w:val="21"/>
-              </w:rPr>
-              <w:t>仓库管理不规范，可能出现文件遗漏或版本混乱。</w:t>
-            </w:r>
-          </w:p>
-          <w:p>
-            <w:pPr>
-              <w:adjustRightInd w:val="0"/>
-              <w:snapToGrid w:val="0"/>
-              <w:spacing w:line="460" w:lineRule="atLeast"/>
-              <w:rPr>
-                <w:rFonts w:hint="eastAsia"/>
-                <w:szCs w:val="21"/>
-              </w:rPr>
-            </w:pPr>
-            <w:r>
-              <w:rPr>
-                <w:rFonts w:hint="eastAsia"/>
-                <w:szCs w:val="21"/>
-              </w:rPr>
-              <w:t>应对方案：统一提交规则，重要文档和原型文件及时提交；提交前检查文件完整性，避免上传无关系统文件。</w:t>
-            </w:r>
-          </w:p>
-          <w:p>
-            <w:pPr>
-              <w:adjustRightInd w:val="0"/>
-              <w:snapToGrid w:val="0"/>
-              <w:spacing w:line="460" w:lineRule="atLeast"/>
-              <w:rPr>
-                <w:rFonts w:hint="eastAsia"/>
-                <w:szCs w:val="21"/>
-              </w:rPr>
-            </w:pPr>
-            <w:r>
-              <w:rPr>
-                <w:rFonts w:hint="eastAsia"/>
-                <w:szCs w:val="21"/>
+              <w:t>1. 需求范围不清，导致界面原型和用例文档方向不一致。</w:t>
+            </w:r>
+          </w:p>
+          <w:p>
+            <w:pPr>
+              <w:adjustRightInd w:val="0"/>
+              <w:snapToGrid w:val="0"/>
+              <w:spacing w:line="460" w:lineRule="atLeast"/>
+              <w:rPr>
+                <w:rFonts w:hint="eastAsia"/>
+                <w:szCs w:val="21"/>
+              </w:rPr>
+            </w:pPr>
+            <w:r>
+              <w:rPr>
+                <w:rFonts w:hint="eastAsia"/>
+                <w:szCs w:val="21"/>
+              </w:rPr>
+              <w:t>应对方案：迭代初期统一Vision文档中的目标用户、核心功能和使用场景；完成初稿后进行组内评审，发现分歧及时调整。</w:t>
+            </w:r>
+          </w:p>
+          <w:p>
+            <w:pPr>
+              <w:adjustRightInd w:val="0"/>
+              <w:snapToGrid w:val="0"/>
+              <w:spacing w:line="460" w:lineRule="atLeast"/>
+              <w:rPr>
+                <w:rFonts w:hint="eastAsia"/>
+                <w:szCs w:val="21"/>
+              </w:rPr>
+            </w:pPr>
+            <w:r>
+              <w:rPr>
+                <w:rFonts w:hint="eastAsia"/>
+                <w:szCs w:val="21"/>
+              </w:rPr>
+              <w:t>2. 成员任务之间存在依赖，文档或原型延期会影响整体交付。</w:t>
+            </w:r>
+          </w:p>
+          <w:p>
+            <w:pPr>
+              <w:adjustRightInd w:val="0"/>
+              <w:snapToGrid w:val="0"/>
+              <w:spacing w:line="460" w:lineRule="atLeast"/>
+              <w:rPr>
+                <w:rFonts w:hint="eastAsia"/>
+                <w:szCs w:val="21"/>
+              </w:rPr>
+            </w:pPr>
+            <w:r>
+              <w:rPr>
+                <w:rFonts w:hint="eastAsia"/>
+                <w:szCs w:val="21"/>
+              </w:rPr>
+              <w:t>应对方案：每日同步任务进度，提前发现阻塞；必要时调整人员分工，由其他成员协助完成滞后任务。</w:t>
+            </w:r>
+          </w:p>
+          <w:p>
+            <w:pPr>
+              <w:numPr>
+                <w:ilvl w:val="0"/>
+                <w:numId w:val="1"/>
+              </w:numPr>
+              <w:adjustRightInd w:val="0"/>
+              <w:snapToGrid w:val="0"/>
+              <w:spacing w:line="460" w:lineRule="atLeast"/>
+              <w:rPr>
+                <w:rFonts w:hint="default" w:eastAsia="宋体"/>
+                <w:szCs w:val="21"/>
+                <w:lang w:val="en-US" w:eastAsia="zh-CN"/>
+              </w:rPr>
+            </w:pPr>
+            <w:r>
+              <w:rPr>
+                <w:szCs w:val="21"/>
+              </w:rPr>
+              <w:t>前后端接口不一致</w:t>
+            </w:r>
+            <w:r>
+              <w:rPr>
+                <w:rFonts w:hint="eastAsia"/>
+                <w:szCs w:val="21"/>
+                <w:lang w:eastAsia="zh-CN"/>
+              </w:rPr>
+              <w:t>，</w:t>
+            </w:r>
+            <w:r>
+              <w:rPr>
+                <w:szCs w:val="21"/>
+              </w:rPr>
+              <w:t>联调时可能出现页面无法渲染、字段缺失等问题。</w:t>
+            </w:r>
+          </w:p>
+          <w:p>
+            <w:pPr>
+              <w:numPr>
+                <w:numId w:val="0"/>
+              </w:numPr>
+              <w:adjustRightInd w:val="0"/>
+              <w:snapToGrid w:val="0"/>
+              <w:spacing w:line="460" w:lineRule="atLeast"/>
+              <w:rPr>
+                <w:rFonts w:hint="default" w:eastAsia="宋体"/>
+                <w:szCs w:val="21"/>
+                <w:lang w:val="en-US" w:eastAsia="zh-CN"/>
+              </w:rPr>
+            </w:pPr>
+            <w:r>
+              <w:rPr>
+                <w:szCs w:val="21"/>
+              </w:rPr>
+              <w:t>应对方案：以 docs/api-contracts.md 和 frontend/src/services/contracts.js 作为接口契约基准。新增功能前先更新契约，再分别修改 mock 数据、HTTP service 和后端接口。前端页面不得直接写死 fetch，统一通过 services 层访问数据。</w:t>
+            </w:r>
+          </w:p>
+          <w:p>
+            <w:pPr>
+              <w:adjustRightInd w:val="0"/>
+              <w:snapToGrid w:val="0"/>
+              <w:spacing w:line="460" w:lineRule="atLeast"/>
+              <w:rPr>
+                <w:rFonts w:hint="eastAsia"/>
+                <w:szCs w:val="21"/>
+              </w:rPr>
+            </w:pPr>
+            <w:r>
+              <w:rPr>
+                <w:rFonts w:hint="eastAsia"/>
+                <w:szCs w:val="21"/>
+                <w:lang w:val="en-US" w:eastAsia="zh-CN"/>
               </w:rPr>
               <w:t>4</w:t>
             </w:r>
@@ -1667,21 +1443,80 @@
                 <w:rFonts w:hint="eastAsia"/>
                 <w:szCs w:val="21"/>
               </w:rPr>
-              <w:t xml:space="preserve">. </w:t>
-            </w:r>
-            <w:r>
-              <w:rPr>
-                <w:rFonts w:hint="eastAsia"/>
-                <w:szCs w:val="21"/>
-              </w:rPr>
-              <w:t xml:space="preserve">3. </w:t>
-            </w:r>
-            <w:r>
-              <w:rPr>
-                <w:rFonts w:hint="eastAsia"/>
-                <w:szCs w:val="21"/>
-              </w:rPr>
-              <w:t>界面原型实现时间较紧，可能无法覆盖全部主要使用场景。</w:t>
+              <w:t>. GitHub 仓库管理不规范，</w:t>
+            </w:r>
+            <w:r>
+              <w:rPr>
+                <w:rFonts w:hint="eastAsia"/>
+                <w:szCs w:val="21"/>
+                <w:lang w:val="en-US" w:eastAsia="zh-CN"/>
+              </w:rPr>
+              <w:t>成员并行开发，</w:t>
+            </w:r>
+            <w:r>
+              <w:rPr>
+                <w:rFonts w:hint="eastAsia"/>
+                <w:szCs w:val="21"/>
+              </w:rPr>
+              <w:t>可能出现文件遗漏或版本混乱。</w:t>
+            </w:r>
+          </w:p>
+          <w:p>
+            <w:pPr>
+              <w:adjustRightInd w:val="0"/>
+              <w:snapToGrid w:val="0"/>
+              <w:spacing w:line="460" w:lineRule="atLeast"/>
+              <w:rPr>
+                <w:rFonts w:hint="eastAsia"/>
+                <w:szCs w:val="21"/>
+              </w:rPr>
+            </w:pPr>
+            <w:r>
+              <w:rPr>
+                <w:rFonts w:hint="eastAsia"/>
+                <w:szCs w:val="21"/>
+              </w:rPr>
+              <w:t>应对方案：统一提交规则，重要文档和原型文件及时提交；提交前检查文件完整性，避免上传无关系统文件</w:t>
+            </w:r>
+            <w:r>
+              <w:rPr>
+                <w:rFonts w:hint="eastAsia"/>
+                <w:szCs w:val="21"/>
+                <w:lang w:eastAsia="zh-CN"/>
+              </w:rPr>
+              <w:t>；</w:t>
+            </w:r>
+            <w:r>
+              <w:rPr>
+                <w:szCs w:val="21"/>
+              </w:rPr>
+              <w:t>每个成员在独立分支开发，不直接修改 main。</w:t>
+            </w:r>
+          </w:p>
+          <w:p>
+            <w:pPr>
+              <w:adjustRightInd w:val="0"/>
+              <w:snapToGrid w:val="0"/>
+              <w:spacing w:line="460" w:lineRule="atLeast"/>
+              <w:rPr>
+                <w:rFonts w:hint="eastAsia"/>
+                <w:szCs w:val="21"/>
+              </w:rPr>
+            </w:pPr>
+            <w:r>
+              <w:rPr>
+                <w:rFonts w:hint="eastAsia"/>
+                <w:szCs w:val="21"/>
+                <w:lang w:val="en-US" w:eastAsia="zh-CN"/>
+              </w:rPr>
+              <w:t>5</w:t>
+            </w:r>
+            <w:r>
+              <w:rPr>
+                <w:rFonts w:hint="eastAsia"/>
+                <w:szCs w:val="21"/>
+              </w:rPr>
+              <w:t>. 界面原型实现时间较紧，可能无法覆盖全部主要使用场景。</w:t>
             </w:r>
           </w:p>
           <w:p>
@@ -1700,6 +1535,50 @@
               </w:rPr>
               <w:t>应对方案：优先完成首页、口语练习页、反馈页等核心页面；非核心页面可先采用文字说明，后续迭代再完善。</w:t>
             </w:r>
+            <w:r>
+              <w:rPr>
+                <w:szCs w:val="21"/>
+              </w:rPr>
+              <w:br w:type="textWrapping"/>
+            </w:r>
+            <w:r>
+              <w:rPr>
+                <w:rFonts w:hint="eastAsia"/>
+                <w:szCs w:val="21"/>
+                <w:lang w:val="en-US" w:eastAsia="zh-CN"/>
+              </w:rPr>
+              <w:t xml:space="preserve">6. </w:t>
+            </w:r>
+            <w:r>
+              <w:rPr>
+                <w:szCs w:val="21"/>
+              </w:rPr>
+              <w:t>口语模块涉及浏览器录音、音频上传、语音识别、发音评分、流利度分析等能力，技术复杂度高。</w:t>
+            </w:r>
+            <w:r>
+              <w:rPr>
+                <w:szCs w:val="21"/>
+              </w:rPr>
+              <w:br w:type="textWrapping"/>
+            </w:r>
+            <w:r>
+              <w:rPr>
+                <w:szCs w:val="21"/>
+              </w:rPr>
+              <w:t>应对方案：本阶段先实现前端交互流程和 mock 评分结果，用模拟录音按钮展示业务闭环。真实录音后续再通过 MediaRecorder API 接入，评分功能后续再对接 ASR、发音评估服务或第三方语音平台。</w:t>
+            </w:r>
+          </w:p>
+          <w:p>
+            <w:pPr>
+              <w:adjustRightInd w:val="0"/>
+              <w:snapToGrid w:val="0"/>
+              <w:spacing w:line="460" w:lineRule="atLeast"/>
+              <w:rPr>
+                <w:szCs w:val="21"/>
+              </w:rPr>
+            </w:pPr>
+            <w:bookmarkStart w:id="0" w:name="_GoBack"/>
+            <w:bookmarkEnd w:id="0"/>
           </w:p>
           <w:p>
             <w:pPr>
@@ -1716,480 +1595,328 @@
     </w:tbl>
     <w:p>
       <w:pPr>
-        <w:pStyle w:val="a4"/>
-        <w:ind w:firstLineChars="0" w:firstLine="0"/>
+        <w:pStyle w:val="6"/>
+        <w:ind w:firstLine="0" w:firstLineChars="0"/>
       </w:pPr>
     </w:p>
     <w:sectPr>
       <w:pgSz w:w="11906" w:h="16838"/>
       <w:pgMar w:top="1440" w:right="1800" w:bottom="1440" w:left="1800" w:header="851" w:footer="992" w:gutter="0"/>
-      <w:cols w:space="425"/>
-      <w:docGrid w:type="lines" w:linePitch="312"/>
+      <w:cols w:space="425" w:num="1"/>
+      <w:docGrid w:type="lines" w:linePitch="312" w:charSpace="0"/>
     </w:sectPr>
   </w:body>
 </w:document>
 </file>
 
-<file path=word/endnotes.xml><?xml version="1.0" encoding="utf-8"?>
-<w:endnotes xmlns:wpc="http://schemas.microsoft.com/office/word/2010/wordprocessingCanvas" xmlns:cx="http://schemas.microsoft.com/office/drawing/2014/chartex" xmlns:cx1="http://schemas.microsoft.com/office/drawing/2015/9/8/chartex" xmlns:cx2="http://schemas.microsoft.com/office/drawing/2015/10/21/chartex" xmlns:cx3="http://schemas.microsoft.com/office/drawing/2016/5/9/chartex" xmlns:cx4="http://schemas.microsoft.com/office/drawing/2016/5/10/chartex" xmlns:cx5="http://schemas.microsoft.com/office/drawing/2016/5/11/chartex" xmlns:cx6="http://schemas.microsoft.com/office/drawing/2016/5/12/chartex" xmlns:cx7="http://schemas.microsoft.com/office/drawing/2016/5/13/chartex" xmlns:cx8="http://schemas.microsoft.com/office/drawing/2016/5/14/chartex" xmlns:mc="http://schemas.openxmlformats.org/markup-compatibility/2006" xmlns:m="http://schemas.openxmlformats.org/officeDocument/2006/math" xmlns:aink="http://schemas.microsoft.com/office/drawing/2016/ink" xmlns:am3d="http://schemas.microsoft.com/office/drawing/2017/model3d" xmlns:oel="http://schemas.microsoft.com/office/2019/extlst" xmlns:r="http://schemas.openxmlformats.org/officeDocument/2006/relationships" xmlns:wp14="http://schemas.microsoft.com/office/word/2010/wordprocessingDrawing" xmlns:wp="http://schemas.openxmlformats.org/drawingml/2006/wordprocessingDrawing" xmlns:wpg="http://schemas.microsoft.com/office/word/2010/wordprocessingGroup" xmlns:wpi="http://schemas.microsoft.com/office/word/2010/wordprocessingInk" xmlns:wps="http://schemas.microsoft.com/office/word/2010/wordprocessingShape" xmlns:o="urn:schemas-microsoft-com:office:office" xmlns:v="urn:schemas-microsoft-com:vml" xmlns:w10="urn:schemas-microsoft-com:office:word" xmlns:w="http://schemas.openxmlformats.org/wordprocessingml/2006/main" xmlns:w14="http://schemas.microsoft.com/office/word/2010/wordml" xmlns:w15="http://schemas.microsoft.com/office/word/2012/wordml" xmlns:w16cex="http://schemas.microsoft.com/office/word/2018/wordml/cex" xmlns:w16cid="http://schemas.microsoft.com/office/word/2016/wordml/cid" xmlns:w16="http://schemas.microsoft.com/office/word/2018/wordml" xmlns:w16sdtdh="http://schemas.microsoft.com/office/word/2020/wordml/sdtdatahash" xmlns:w16sdtfl="http://schemas.microsoft.com/office/word/2024/wordml/sdtformatlock" xmlns:w16se="http://schemas.microsoft.com/office/word/2015/wordml/symex" xmlns:w16du="http://schemas.microsoft.com/office/word/2023/wordml/word16du" xmlns:wne="http://schemas.microsoft.com/office/word/2006/wordml" mc:Ignorable="w14 w15 w16se w16cid w16 w16cex w16sdtdh w16sdtfl w16du wp14">
-  <w:endnote w:type="separator" w:id="-1">
-    <w:p>
-      <w:r>
-        <w:separator/>
-      </w:r>
-    </w:p>
-  </w:endnote>
-  <w:endnote w:type="continuationSeparator" w:id="0">
-    <w:p>
-      <w:r>
-        <w:continuationSeparator/>
-      </w:r>
-    </w:p>
-  </w:endnote>
-</w:endnotes>
-</file>
-
-<file path=word/footnotes.xml><?xml version="1.0" encoding="utf-8"?>
-<w:footnotes xmlns:wpc="http://schemas.microsoft.com/office/word/2010/wordprocessingCanvas" xmlns:cx="http://schemas.microsoft.com/office/drawing/2014/chartex" xmlns:cx1="http://schemas.microsoft.com/office/drawing/2015/9/8/chartex" xmlns:cx2="http://schemas.microsoft.com/office/drawing/2015/10/21/chartex" xmlns:cx3="http://schemas.microsoft.com/office/drawing/2016/5/9/chartex" xmlns:cx4="http://schemas.microsoft.com/office/drawing/2016/5/10/chartex" xmlns:cx5="http://schemas.microsoft.com/office/drawing/2016/5/11/chartex" xmlns:cx6="http://schemas.microsoft.com/office/drawing/2016/5/12/chartex" xmlns:cx7="http://schemas.microsoft.com/office/drawing/2016/5/13/chartex" xmlns:cx8="http://schemas.microsoft.com/office/drawing/2016/5/14/chartex" xmlns:mc="http://schemas.openxmlformats.org/markup-compatibility/2006" xmlns:m="http://schemas.openxmlformats.org/officeDocument/2006/math" xmlns:aink="http://schemas.microsoft.com/office/drawing/2016/ink" xmlns:am3d="http://schemas.microsoft.com/office/drawing/2017/model3d" xmlns:oel="http://schemas.microsoft.com/office/2019/extlst" xmlns:r="http://schemas.openxmlformats.org/officeDocument/2006/relationships" xmlns:wp14="http://schemas.microsoft.com/office/word/2010/wordprocessingDrawing" xmlns:wp="http://schemas.openxmlformats.org/drawingml/2006/wordprocessingDrawing" xmlns:wpg="http://schemas.microsoft.com/office/word/2010/wordprocessingGroup" xmlns:wpi="http://schemas.microsoft.com/office/word/2010/wordprocessingInk" xmlns:wps="http://schemas.microsoft.com/office/word/2010/wordprocessingShape" xmlns:o="urn:schemas-microsoft-com:office:office" xmlns:v="urn:schemas-microsoft-com:vml" xmlns:w10="urn:schemas-microsoft-com:office:word" xmlns:w="http://schemas.openxmlformats.org/wordprocessingml/2006/main" xmlns:w14="http://schemas.microsoft.com/office/word/2010/wordml" xmlns:w15="http://schemas.microsoft.com/office/word/2012/wordml" xmlns:w16cex="http://schemas.microsoft.com/office/word/2018/wordml/cex" xmlns:w16cid="http://schemas.microsoft.com/office/word/2016/wordml/cid" xmlns:w16="http://schemas.microsoft.com/office/word/2018/wordml" xmlns:w16sdtdh="http://schemas.microsoft.com/office/word/2020/wordml/sdtdatahash" xmlns:w16sdtfl="http://schemas.microsoft.com/office/word/2024/wordml/sdtformatlock" xmlns:w16se="http://schemas.microsoft.com/office/word/2015/wordml/symex" xmlns:w16du="http://schemas.microsoft.com/office/word/2023/wordml/word16du" xmlns:wne="http://schemas.microsoft.com/office/word/2006/wordml" mc:Ignorable="w14 w15 w16se w16cid w16 w16cex w16sdtdh w16sdtfl w16du wp14">
-  <w:footnote w:type="separator" w:id="-1">
-    <w:p>
-      <w:r>
-        <w:separator/>
-      </w:r>
-    </w:p>
-  </w:footnote>
-  <w:footnote w:type="continuationSeparator" w:id="0">
-    <w:p>
-      <w:r>
-        <w:continuationSeparator/>
-      </w:r>
-    </w:p>
-  </w:footnote>
-</w:footnotes>
-</file>
-
 <file path=word/numbering.xml><?xml version="1.0" encoding="utf-8"?>
-<w:numbering xmlns:wpc="http://schemas.microsoft.com/office/word/2010/wordprocessingCanvas" xmlns:cx="http://schemas.microsoft.com/office/drawing/2014/chartex" xmlns:cx1="http://schemas.microsoft.com/office/drawing/2015/9/8/chartex" xmlns:cx2="http://schemas.microsoft.com/office/drawing/2015/10/21/chartex" xmlns:cx3="http://schemas.microsoft.com/office/drawing/2016/5/9/chartex" xmlns:cx4="http://schemas.microsoft.com/office/drawing/2016/5/10/chartex" xmlns:cx5="http://schemas.microsoft.com/office/drawing/2016/5/11/chartex" xmlns:cx6="http://schemas.microsoft.com/office/drawing/2016/5/12/chartex" xmlns:cx7="http://schemas.microsoft.com/office/drawing/2016/5/13/chartex" xmlns:cx8="http://schemas.microsoft.com/office/drawing/2016/5/14/chartex" xmlns:mc="http://schemas.openxmlformats.org/markup-compatibility/2006" xmlns:m="http://schemas.openxmlformats.org/officeDocument/2006/math" xmlns:aink="http://schemas.microsoft.com/office/drawing/2016/ink" xmlns:am3d="http://schemas.microsoft.com/office/drawing/2017/model3d" xmlns:oel="http://schemas.microsoft.com/office/2019/extlst" xmlns:r="http://schemas.openxmlformats.org/officeDocument/2006/relationships" xmlns:wp14="http://schemas.microsoft.com/office/word/2010/wordprocessingDrawing" xmlns:wp="http://schemas.openxmlformats.org/drawingml/2006/wordprocessingDrawing" xmlns:wpg="http://schemas.microsoft.com/office/word/2010/wordprocessingGroup" xmlns:wpi="http://schemas.microsoft.com/office/word/2010/wordprocessingInk" xmlns:wps="http://schemas.microsoft.com/office/word/2010/wordprocessingShape" xmlns:o="urn:schemas-microsoft-com:office:office" xmlns:v="urn:schemas-microsoft-com:vml" xmlns:w10="urn:schemas-microsoft-com:office:word" xmlns:w="http://schemas.openxmlformats.org/wordprocessingml/2006/main" xmlns:w14="http://schemas.microsoft.com/office/word/2010/wordml" xmlns:w15="http://schemas.microsoft.com/office/word/2012/wordml" xmlns:w16cex="http://schemas.microsoft.com/office/word/2018/wordml/cex" xmlns:w16cid="http://schemas.microsoft.com/office/word/2016/wordml/cid" xmlns:w16="http://schemas.microsoft.com/office/word/2018/wordml" xmlns:w16sdtdh="http://schemas.microsoft.com/office/word/2020/wordml/sdtdatahash" xmlns:w16sdtfl="http://schemas.microsoft.com/office/word/2024/wordml/sdtformatlock" xmlns:w16se="http://schemas.microsoft.com/office/word/2015/wordml/symex" xmlns:w16du="http://schemas.microsoft.com/office/word/2023/wordml/word16du" xmlns:wne="http://schemas.microsoft.com/office/word/2006/wordml" mc:Ignorable="w14 w15 w16se w16cid w16 w16cex w16sdtdh w16sdtfl w16du wp14">
-  <w:abstractNum w:abstractNumId="0" w15:restartNumberingAfterBreak="0">
-    <w:nsid w:val="77C8785C"/>
-    <w:multiLevelType w:val="hybridMultilevel"/>
-    <w:tmpl w:val="B6021FEE"/>
-    <w:lvl w:ilvl="0" w:tplc="B45E1A34">
-      <w:start w:val="1"/>
+<w:numbering xmlns:wpc="http://schemas.microsoft.com/office/word/2010/wordprocessingCanvas" xmlns:mc="http://schemas.openxmlformats.org/markup-compatibility/2006" xmlns:o="urn:schemas-microsoft-com:office:office" xmlns:r="http://schemas.openxmlformats.org/officeDocument/2006/relationships" xmlns:m="http://schemas.openxmlformats.org/officeDocument/2006/math" xmlns:v="urn:schemas-microsoft-com:vml" xmlns:wp14="http://schemas.microsoft.com/office/word/2010/wordprocessingDrawing" xmlns:wp="http://schemas.openxmlformats.org/drawingml/2006/wordprocessingDrawing" xmlns:w10="urn:schemas-microsoft-com:office:word" xmlns:w="http://schemas.openxmlformats.org/wordprocessingml/2006/main" xmlns:w14="http://schemas.microsoft.com/office/word/2010/wordml" xmlns:wpg="http://schemas.microsoft.com/office/word/2010/wordprocessingGroup" xmlns:wpi="http://schemas.microsoft.com/office/word/2010/wordprocessingInk" xmlns:wne="http://schemas.microsoft.com/office/word/2006/wordml" xmlns:wps="http://schemas.microsoft.com/office/word/2010/wordprocessingShape" xmlns:wpsCustomData="http://www.wps.cn/officeDocument/2013/wpsCustomData" mc:Ignorable="w14 wp14">
+  <w:abstractNum w:abstractNumId="0">
+    <w:nsid w:val="EFBD2CBB"/>
+    <w:multiLevelType w:val="singleLevel"/>
+    <w:tmpl w:val="EFBD2CBB"/>
+    <w:lvl w:ilvl="0" w:tentative="0">
+      <w:start w:val="3"/>
       <w:numFmt w:val="decimal"/>
+      <w:suff w:val="space"/>
       <w:lvlText w:val="%1."/>
       <w:lvlJc w:val="left"/>
-      <w:pPr>
-        <w:ind w:left="360" w:hanging="360"/>
-      </w:pPr>
-      <w:rPr>
-        <w:rFonts w:hint="default"/>
-      </w:rPr>
-    </w:lvl>
-    <w:lvl w:ilvl="1" w:tplc="04090019" w:tentative="1">
-      <w:start w:val="1"/>
-      <w:numFmt w:val="lowerLetter"/>
-      <w:lvlText w:val="%2)"/>
-      <w:lvlJc w:val="left"/>
-      <w:pPr>
-        <w:ind w:left="840" w:hanging="420"/>
-      </w:pPr>
-    </w:lvl>
-    <w:lvl w:ilvl="2" w:tplc="0409001B" w:tentative="1">
-      <w:start w:val="1"/>
-      <w:numFmt w:val="lowerRoman"/>
-      <w:lvlText w:val="%3."/>
-      <w:lvlJc w:val="right"/>
-      <w:pPr>
-        <w:ind w:left="1260" w:hanging="420"/>
-      </w:pPr>
-    </w:lvl>
-    <w:lvl w:ilvl="3" w:tplc="0409000F" w:tentative="1">
-      <w:start w:val="1"/>
-      <w:numFmt w:val="decimal"/>
-      <w:lvlText w:val="%4."/>
-      <w:lvlJc w:val="left"/>
-      <w:pPr>
-        <w:ind w:left="1680" w:hanging="420"/>
-      </w:pPr>
-    </w:lvl>
-    <w:lvl w:ilvl="4" w:tplc="04090019" w:tentative="1">
-      <w:start w:val="1"/>
-      <w:numFmt w:val="lowerLetter"/>
-      <w:lvlText w:val="%5)"/>
-      <w:lvlJc w:val="left"/>
-      <w:pPr>
-        <w:ind w:left="2100" w:hanging="420"/>
-      </w:pPr>
-    </w:lvl>
-    <w:lvl w:ilvl="5" w:tplc="0409001B" w:tentative="1">
-      <w:start w:val="1"/>
-      <w:numFmt w:val="lowerRoman"/>
-      <w:lvlText w:val="%6."/>
-      <w:lvlJc w:val="right"/>
-      <w:pPr>
-        <w:ind w:left="2520" w:hanging="420"/>
-      </w:pPr>
-    </w:lvl>
-    <w:lvl w:ilvl="6" w:tplc="0409000F" w:tentative="1">
-      <w:start w:val="1"/>
-      <w:numFmt w:val="decimal"/>
-      <w:lvlText w:val="%7."/>
-      <w:lvlJc w:val="left"/>
-      <w:pPr>
-        <w:ind w:left="2940" w:hanging="420"/>
-      </w:pPr>
-    </w:lvl>
-    <w:lvl w:ilvl="7" w:tplc="04090019" w:tentative="1">
-      <w:start w:val="1"/>
-      <w:numFmt w:val="lowerLetter"/>
-      <w:lvlText w:val="%8)"/>
-      <w:lvlJc w:val="left"/>
-      <w:pPr>
-        <w:ind w:left="3360" w:hanging="420"/>
-      </w:pPr>
-    </w:lvl>
-    <w:lvl w:ilvl="8" w:tplc="0409001B" w:tentative="1">
-      <w:start w:val="1"/>
-      <w:numFmt w:val="lowerRoman"/>
-      <w:lvlText w:val="%9."/>
-      <w:lvlJc w:val="right"/>
-      <w:pPr>
-        <w:ind w:left="3780" w:hanging="420"/>
-      </w:pPr>
     </w:lvl>
   </w:abstractNum>
-  <w:num w:numId="1" w16cid:durableId="596910423">
+  <w:num w:numId="1">
     <w:abstractNumId w:val="0"/>
   </w:num>
 </w:numbering>
 </file>
 
 <file path=word/styles.xml><?xml version="1.0" encoding="utf-8"?>
-<w:styles xmlns:mc="http://schemas.openxmlformats.org/markup-compatibility/2006" xmlns:r="http://schemas.openxmlformats.org/officeDocument/2006/relationships" xmlns:w="http://schemas.openxmlformats.org/wordprocessingml/2006/main" xmlns:w14="http://schemas.microsoft.com/office/word/2010/wordml" xmlns:w15="http://schemas.microsoft.com/office/word/2012/wordml" xmlns:w16cex="http://schemas.microsoft.com/office/word/2018/wordml/cex" xmlns:w16cid="http://schemas.microsoft.com/office/word/2016/wordml/cid" xmlns:w16="http://schemas.microsoft.com/office/word/2018/wordml" xmlns:w16sdtdh="http://schemas.microsoft.com/office/word/2020/wordml/sdtdatahash" xmlns:w16sdtfl="http://schemas.microsoft.com/office/word/2024/wordml/sdtformatlock" xmlns:w16se="http://schemas.microsoft.com/office/word/2015/wordml/symex" xmlns:w16du="http://schemas.microsoft.com/office/word/2023/wordml/word16du" mc:Ignorable="w14 w15 w16se w16cid w16 w16cex w16sdtdh w16sdtfl w16du">
+<w:styles xmlns:mc="http://schemas.openxmlformats.org/markup-compatibility/2006" xmlns:o="urn:schemas-microsoft-com:office:office" xmlns:r="http://schemas.openxmlformats.org/officeDocument/2006/relationships" xmlns:m="http://schemas.openxmlformats.org/officeDocument/2006/math" xmlns:v="urn:schemas-microsoft-com:vml" xmlns:w="http://schemas.openxmlformats.org/wordprocessingml/2006/main" xmlns:w14="http://schemas.microsoft.com/office/word/2010/wordml" xmlns:w10="urn:schemas-microsoft-com:office:word" xmlns:sl="http://schemas.openxmlformats.org/schemaLibrary/2006/main" xmlns:wpsCustomData="http://www.wps.cn/officeDocument/2013/wpsCustomData" mc:Ignorable="w14">
   <w:docDefaults>
     <w:rPrDefault>
       <w:rPr>
-        <w:rFonts w:ascii="Times New Roman" w:eastAsia="宋体" w:hAnsi="Times New Roman" w:cs="Times New Roman"/>
-        <w:lang w:val="en-US" w:eastAsia="zh-CN" w:bidi="ar-SA"/>
+        <w:rFonts w:ascii="Times New Roman" w:hAnsi="Times New Roman" w:eastAsia="宋体" w:cs="Times New Roman"/>
       </w:rPr>
     </w:rPrDefault>
     <w:pPrDefault/>
   </w:docDefaults>
-  <w:latentStyles w:defLockedState="0" w:defUIPriority="0" w:defSemiHidden="0" w:defUnhideWhenUsed="0" w:defQFormat="0" w:count="376">
-    <w:lsdException w:name="Normal" w:qFormat="1"/>
-    <w:lsdException w:name="heading 1" w:qFormat="1"/>
-    <w:lsdException w:name="heading 2" w:semiHidden="1" w:unhideWhenUsed="1" w:qFormat="1"/>
-    <w:lsdException w:name="heading 3" w:semiHidden="1" w:unhideWhenUsed="1" w:qFormat="1"/>
-    <w:lsdException w:name="heading 4" w:semiHidden="1" w:unhideWhenUsed="1" w:qFormat="1"/>
-    <w:lsdException w:name="heading 5" w:semiHidden="1" w:unhideWhenUsed="1" w:qFormat="1"/>
-    <w:lsdException w:name="heading 6" w:semiHidden="1" w:unhideWhenUsed="1" w:qFormat="1"/>
-    <w:lsdException w:name="heading 7" w:semiHidden="1" w:unhideWhenUsed="1" w:qFormat="1"/>
-    <w:lsdException w:name="heading 8" w:semiHidden="1" w:unhideWhenUsed="1" w:qFormat="1"/>
-    <w:lsdException w:name="heading 9" w:semiHidden="1" w:unhideWhenUsed="1" w:qFormat="1"/>
-    <w:lsdException w:name="caption" w:semiHidden="1" w:unhideWhenUsed="1" w:qFormat="1"/>
-    <w:lsdException w:name="Title" w:qFormat="1"/>
-    <w:lsdException w:name="Subtitle" w:qFormat="1"/>
-    <w:lsdException w:name="Strong" w:qFormat="1"/>
-    <w:lsdException w:name="Emphasis" w:qFormat="1"/>
-    <w:lsdException w:name="HTML Keyboard" w:semiHidden="1" w:unhideWhenUsed="1"/>
-    <w:lsdException w:name="Normal Table" w:semiHidden="1" w:unhideWhenUsed="1"/>
-    <w:lsdException w:name="annotation subject" w:semiHidden="1" w:unhideWhenUsed="1"/>
-    <w:lsdException w:name="No List" w:semiHidden="1" w:unhideWhenUsed="1"/>
-    <w:lsdException w:name="Outline List 1" w:semiHidden="1" w:unhideWhenUsed="1"/>
-    <w:lsdException w:name="Outline List 2" w:semiHidden="1" w:unhideWhenUsed="1"/>
-    <w:lsdException w:name="Outline List 3" w:semiHidden="1" w:unhideWhenUsed="1"/>
-    <w:lsdException w:name="Table Simple 1" w:semiHidden="1" w:unhideWhenUsed="1"/>
-    <w:lsdException w:name="Table Simple 2" w:semiHidden="1" w:unhideWhenUsed="1"/>
-    <w:lsdException w:name="Table Simple 3" w:semiHidden="1" w:unhideWhenUsed="1"/>
-    <w:lsdException w:name="Table Classic 1" w:semiHidden="1" w:unhideWhenUsed="1"/>
-    <w:lsdException w:name="Table Classic 2" w:semiHidden="1" w:unhideWhenUsed="1"/>
-    <w:lsdException w:name="Table Classic 3" w:semiHidden="1" w:unhideWhenUsed="1"/>
-    <w:lsdException w:name="Table Classic 4" w:semiHidden="1" w:unhideWhenUsed="1"/>
-    <w:lsdException w:name="Table Colorful 1" w:semiHidden="1" w:unhideWhenUsed="1"/>
-    <w:lsdException w:name="Table Colorful 2" w:semiHidden="1" w:unhideWhenUsed="1"/>
-    <w:lsdException w:name="Table Colorful 3" w:semiHidden="1" w:unhideWhenUsed="1"/>
-    <w:lsdException w:name="Table Columns 1" w:semiHidden="1" w:unhideWhenUsed="1"/>
-    <w:lsdException w:name="Table Columns 2" w:semiHidden="1" w:unhideWhenUsed="1"/>
-    <w:lsdException w:name="Table Columns 3" w:semiHidden="1" w:unhideWhenUsed="1"/>
-    <w:lsdException w:name="Table Columns 4" w:semiHidden="1" w:unhideWhenUsed="1"/>
-    <w:lsdException w:name="Table Columns 5" w:semiHidden="1" w:unhideWhenUsed="1"/>
-    <w:lsdException w:name="Table Grid 1" w:semiHidden="1" w:unhideWhenUsed="1"/>
-    <w:lsdException w:name="Table Grid 2" w:semiHidden="1" w:unhideWhenUsed="1"/>
-    <w:lsdException w:name="Table Grid 3" w:semiHidden="1" w:unhideWhenUsed="1"/>
-    <w:lsdException w:name="Table Grid 4" w:semiHidden="1" w:unhideWhenUsed="1"/>
-    <w:lsdException w:name="Table Grid 5" w:semiHidden="1" w:unhideWhenUsed="1"/>
-    <w:lsdException w:name="Table Grid 6" w:semiHidden="1" w:unhideWhenUsed="1"/>
-    <w:lsdException w:name="Table Grid 7" w:semiHidden="1" w:unhideWhenUsed="1"/>
-    <w:lsdException w:name="Table Grid 8" w:semiHidden="1" w:unhideWhenUsed="1"/>
-    <w:lsdException w:name="Table List 1" w:semiHidden="1" w:unhideWhenUsed="1"/>
-    <w:lsdException w:name="Table List 2" w:semiHidden="1" w:unhideWhenUsed="1"/>
-    <w:lsdException w:name="Table List 3" w:semiHidden="1" w:unhideWhenUsed="1"/>
-    <w:lsdException w:name="Table List 4" w:semiHidden="1" w:unhideWhenUsed="1"/>
-    <w:lsdException w:name="Table List 5" w:semiHidden="1" w:unhideWhenUsed="1"/>
-    <w:lsdException w:name="Table List 6" w:semiHidden="1" w:unhideWhenUsed="1"/>
-    <w:lsdException w:name="Table List 7" w:semiHidden="1" w:unhideWhenUsed="1"/>
-    <w:lsdException w:name="Table List 8" w:semiHidden="1" w:unhideWhenUsed="1"/>
-    <w:lsdException w:name="Table 3D effects 1" w:semiHidden="1" w:unhideWhenUsed="1"/>
-    <w:lsdException w:name="Table 3D effects 2" w:semiHidden="1" w:unhideWhenUsed="1"/>
-    <w:lsdException w:name="Table 3D effects 3" w:semiHidden="1" w:unhideWhenUsed="1"/>
-    <w:lsdException w:name="Table Contemporary" w:semiHidden="1" w:unhideWhenUsed="1"/>
-    <w:lsdException w:name="Table Elegant" w:semiHidden="1" w:unhideWhenUsed="1"/>
-    <w:lsdException w:name="Table Professional" w:semiHidden="1" w:unhideWhenUsed="1"/>
-    <w:lsdException w:name="Table Subtle 1" w:semiHidden="1" w:unhideWhenUsed="1"/>
-    <w:lsdException w:name="Table Subtle 2" w:semiHidden="1" w:unhideWhenUsed="1"/>
-    <w:lsdException w:name="Table Web 1" w:semiHidden="1" w:unhideWhenUsed="1"/>
-    <w:lsdException w:name="Table Web 2" w:semiHidden="1" w:unhideWhenUsed="1"/>
-    <w:lsdException w:name="Table Web 3" w:semiHidden="1" w:unhideWhenUsed="1"/>
-    <w:lsdException w:name="Balloon Text" w:semiHidden="1" w:unhideWhenUsed="1"/>
-    <w:lsdException w:name="Table Theme" w:semiHidden="1" w:unhideWhenUsed="1"/>
-    <w:lsdException w:name="Placeholder Text" w:semiHidden="1" w:uiPriority="99"/>
-    <w:lsdException w:name="No Spacing" w:uiPriority="1" w:qFormat="1"/>
-    <w:lsdException w:name="Light Shading" w:uiPriority="60"/>
-    <w:lsdException w:name="Light List" w:uiPriority="61"/>
-    <w:lsdException w:name="Light Grid" w:uiPriority="62"/>
-    <w:lsdException w:name="Medium Shading 1" w:uiPriority="63"/>
-    <w:lsdException w:name="Medium Shading 2" w:uiPriority="64"/>
-    <w:lsdException w:name="Medium List 1" w:uiPriority="65"/>
-    <w:lsdException w:name="Medium List 2" w:uiPriority="66"/>
-    <w:lsdException w:name="Medium Grid 1" w:uiPriority="67"/>
-    <w:lsdException w:name="Medium Grid 2" w:uiPriority="68"/>
-    <w:lsdException w:name="Medium Grid 3" w:uiPriority="69"/>
-    <w:lsdException w:name="Dark List" w:uiPriority="70"/>
-    <w:lsdException w:name="Colorful Shading" w:uiPriority="71"/>
-    <w:lsdException w:name="Colorful List" w:uiPriority="72"/>
-    <w:lsdException w:name="Colorful Grid" w:uiPriority="73"/>
-    <w:lsdException w:name="Light Shading Accent 1" w:uiPriority="60"/>
-    <w:lsdException w:name="Light List Accent 1" w:uiPriority="61"/>
-    <w:lsdException w:name="Light Grid Accent 1" w:uiPriority="62"/>
-    <w:lsdException w:name="Medium Shading 1 Accent 1" w:uiPriority="63"/>
-    <w:lsdException w:name="Medium Shading 2 Accent 1" w:uiPriority="64"/>
-    <w:lsdException w:name="Medium List 1 Accent 1" w:uiPriority="65"/>
-    <w:lsdException w:name="Revision" w:semiHidden="1" w:uiPriority="99"/>
-    <w:lsdException w:name="List Paragraph" w:uiPriority="34" w:qFormat="1"/>
-    <w:lsdException w:name="Quote" w:uiPriority="29" w:qFormat="1"/>
-    <w:lsdException w:name="Intense Quote" w:uiPriority="30" w:qFormat="1"/>
-    <w:lsdException w:name="Medium List 2 Accent 1" w:uiPriority="66"/>
-    <w:lsdException w:name="Medium Grid 1 Accent 1" w:uiPriority="67"/>
-    <w:lsdException w:name="Medium Grid 2 Accent 1" w:uiPriority="68"/>
-    <w:lsdException w:name="Medium Grid 3 Accent 1" w:uiPriority="69"/>
-    <w:lsdException w:name="Dark List Accent 1" w:uiPriority="70"/>
-    <w:lsdException w:name="Colorful Shading Accent 1" w:uiPriority="71"/>
-    <w:lsdException w:name="Colorful List Accent 1" w:uiPriority="72"/>
-    <w:lsdException w:name="Colorful Grid Accent 1" w:uiPriority="73"/>
-    <w:lsdException w:name="Light Shading Accent 2" w:uiPriority="60"/>
-    <w:lsdException w:name="Light List Accent 2" w:uiPriority="61"/>
-    <w:lsdException w:name="Light Grid Accent 2" w:uiPriority="62"/>
-    <w:lsdException w:name="Medium Shading 1 Accent 2" w:uiPriority="63"/>
-    <w:lsdException w:name="Medium Shading 2 Accent 2" w:uiPriority="64"/>
-    <w:lsdException w:name="Medium List 1 Accent 2" w:uiPriority="65"/>
-    <w:lsdException w:name="Medium List 2 Accent 2" w:uiPriority="66"/>
-    <w:lsdException w:name="Medium Grid 1 Accent 2" w:uiPriority="67"/>
-    <w:lsdException w:name="Medium Grid 2 Accent 2" w:uiPriority="68"/>
-    <w:lsdException w:name="Medium Grid 3 Accent 2" w:uiPriority="69"/>
-    <w:lsdException w:name="Dark List Accent 2" w:uiPriority="70"/>
-    <w:lsdException w:name="Colorful Shading Accent 2" w:uiPriority="71"/>
-    <w:lsdException w:name="Colorful List Accent 2" w:uiPriority="72"/>
-    <w:lsdException w:name="Colorful Grid Accent 2" w:uiPriority="73"/>
-    <w:lsdException w:name="Light Shading Accent 3" w:uiPriority="60"/>
-    <w:lsdException w:name="Light List Accent 3" w:uiPriority="61"/>
-    <w:lsdException w:name="Light Grid Accent 3" w:uiPriority="62"/>
-    <w:lsdException w:name="Medium Shading 1 Accent 3" w:uiPriority="63"/>
-    <w:lsdException w:name="Medium Shading 2 Accent 3" w:uiPriority="64"/>
-    <w:lsdException w:name="Medium List 1 Accent 3" w:uiPriority="65"/>
-    <w:lsdException w:name="Medium List 2 Accent 3" w:uiPriority="66"/>
-    <w:lsdException w:name="Medium Grid 1 Accent 3" w:uiPriority="67"/>
-    <w:lsdException w:name="Medium Grid 2 Accent 3" w:uiPriority="68"/>
-    <w:lsdException w:name="Medium Grid 3 Accent 3" w:uiPriority="69"/>
-    <w:lsdException w:name="Dark List Accent 3" w:uiPriority="70"/>
-    <w:lsdException w:name="Colorful Shading Accent 3" w:uiPriority="71"/>
-    <w:lsdException w:name="Colorful List Accent 3" w:uiPriority="72"/>
-    <w:lsdException w:name="Colorful Grid Accent 3" w:uiPriority="73"/>
-    <w:lsdException w:name="Light Shading Accent 4" w:uiPriority="60"/>
-    <w:lsdException w:name="Light List Accent 4" w:uiPriority="61"/>
-    <w:lsdException w:name="Light Grid Accent 4" w:uiPriority="62"/>
-    <w:lsdException w:name="Medium Shading 1 Accent 4" w:uiPriority="63"/>
-    <w:lsdException w:name="Medium Shading 2 Accent 4" w:uiPriority="64"/>
-    <w:lsdException w:name="Medium List 1 Accent 4" w:uiPriority="65"/>
-    <w:lsdException w:name="Medium List 2 Accent 4" w:uiPriority="66"/>
-    <w:lsdException w:name="Medium Grid 1 Accent 4" w:uiPriority="67"/>
-    <w:lsdException w:name="Medium Grid 2 Accent 4" w:uiPriority="68"/>
-    <w:lsdException w:name="Medium Grid 3 Accent 4" w:uiPriority="69"/>
-    <w:lsdException w:name="Dark List Accent 4" w:uiPriority="70"/>
-    <w:lsdException w:name="Colorful Shading Accent 4" w:uiPriority="71"/>
-    <w:lsdException w:name="Colorful List Accent 4" w:uiPriority="72"/>
-    <w:lsdException w:name="Colorful Grid Accent 4" w:uiPriority="73"/>
-    <w:lsdException w:name="Light Shading Accent 5" w:uiPriority="60"/>
-    <w:lsdException w:name="Light List Accent 5" w:uiPriority="61"/>
-    <w:lsdException w:name="Light Grid Accent 5" w:uiPriority="62"/>
-    <w:lsdException w:name="Medium Shading 1 Accent 5" w:uiPriority="63"/>
-    <w:lsdException w:name="Medium Shading 2 Accent 5" w:uiPriority="64"/>
-    <w:lsdException w:name="Medium List 1 Accent 5" w:uiPriority="65"/>
-    <w:lsdException w:name="Medium List 2 Accent 5" w:uiPriority="66"/>
-    <w:lsdException w:name="Medium Grid 1 Accent 5" w:uiPriority="67"/>
-    <w:lsdException w:name="Medium Grid 2 Accent 5" w:uiPriority="68"/>
-    <w:lsdException w:name="Medium Grid 3 Accent 5" w:uiPriority="69"/>
-    <w:lsdException w:name="Dark List Accent 5" w:uiPriority="70"/>
-    <w:lsdException w:name="Colorful Shading Accent 5" w:uiPriority="71"/>
-    <w:lsdException w:name="Colorful List Accent 5" w:uiPriority="72"/>
-    <w:lsdException w:name="Colorful Grid Accent 5" w:uiPriority="73"/>
-    <w:lsdException w:name="Light Shading Accent 6" w:uiPriority="60"/>
-    <w:lsdException w:name="Light List Accent 6" w:uiPriority="61"/>
-    <w:lsdException w:name="Light Grid Accent 6" w:uiPriority="62"/>
-    <w:lsdException w:name="Medium Shading 1 Accent 6" w:uiPriority="63"/>
-    <w:lsdException w:name="Medium Shading 2 Accent 6" w:uiPriority="64"/>
-    <w:lsdException w:name="Medium List 1 Accent 6" w:uiPriority="65"/>
-    <w:lsdException w:name="Medium List 2 Accent 6" w:uiPriority="66"/>
-    <w:lsdException w:name="Medium Grid 1 Accent 6" w:uiPriority="67"/>
-    <w:lsdException w:name="Medium Grid 2 Accent 6" w:uiPriority="68"/>
-    <w:lsdException w:name="Medium Grid 3 Accent 6" w:uiPriority="69"/>
-    <w:lsdException w:name="Dark List Accent 6" w:uiPriority="70"/>
-    <w:lsdException w:name="Colorful Shading Accent 6" w:uiPriority="71"/>
-    <w:lsdException w:name="Colorful List Accent 6" w:uiPriority="72"/>
-    <w:lsdException w:name="Colorful Grid Accent 6" w:uiPriority="73"/>
-    <w:lsdException w:name="Subtle Emphasis" w:uiPriority="19" w:qFormat="1"/>
-    <w:lsdException w:name="Intense Emphasis" w:uiPriority="21" w:qFormat="1"/>
-    <w:lsdException w:name="Subtle Reference" w:uiPriority="31" w:qFormat="1"/>
-    <w:lsdException w:name="Intense Reference" w:uiPriority="32" w:qFormat="1"/>
-    <w:lsdException w:name="Book Title" w:uiPriority="33" w:qFormat="1"/>
-    <w:lsdException w:name="Bibliography" w:semiHidden="1" w:uiPriority="37" w:unhideWhenUsed="1"/>
-    <w:lsdException w:name="TOC Heading" w:semiHidden="1" w:uiPriority="39" w:unhideWhenUsed="1" w:qFormat="1"/>
-    <w:lsdException w:name="Plain Table 1" w:uiPriority="41"/>
-    <w:lsdException w:name="Plain Table 2" w:uiPriority="42"/>
-    <w:lsdException w:name="Plain Table 3" w:uiPriority="43"/>
-    <w:lsdException w:name="Plain Table 4" w:uiPriority="44"/>
-    <w:lsdException w:name="Plain Table 5" w:uiPriority="45"/>
-    <w:lsdException w:name="Grid Table Light" w:uiPriority="40"/>
-    <w:lsdException w:name="Grid Table 1 Light" w:uiPriority="46"/>
-    <w:lsdException w:name="Grid Table 2" w:uiPriority="47"/>
-    <w:lsdException w:name="Grid Table 3" w:uiPriority="48"/>
-    <w:lsdException w:name="Grid Table 4" w:uiPriority="49"/>
-    <w:lsdException w:name="Grid Table 5 Dark" w:uiPriority="50"/>
-    <w:lsdException w:name="Grid Table 6 Colorful" w:uiPriority="51"/>
-    <w:lsdException w:name="Grid Table 7 Colorful" w:uiPriority="52"/>
-    <w:lsdException w:name="Grid Table 1 Light Accent 1" w:uiPriority="46"/>
-    <w:lsdException w:name="Grid Table 2 Accent 1" w:uiPriority="47"/>
-    <w:lsdException w:name="Grid Table 3 Accent 1" w:uiPriority="48"/>
-    <w:lsdException w:name="Grid Table 4 Accent 1" w:uiPriority="49"/>
-    <w:lsdException w:name="Grid Table 5 Dark Accent 1" w:uiPriority="50"/>
-    <w:lsdException w:name="Grid Table 6 Colorful Accent 1" w:uiPriority="51"/>
-    <w:lsdException w:name="Grid Table 7 Colorful Accent 1" w:uiPriority="52"/>
-    <w:lsdException w:name="Grid Table 1 Light Accent 2" w:uiPriority="46"/>
-    <w:lsdException w:name="Grid Table 2 Accent 2" w:uiPriority="47"/>
-    <w:lsdException w:name="Grid Table 3 Accent 2" w:uiPriority="48"/>
-    <w:lsdException w:name="Grid Table 4 Accent 2" w:uiPriority="49"/>
-    <w:lsdException w:name="Grid Table 5 Dark Accent 2" w:uiPriority="50"/>
-    <w:lsdException w:name="Grid Table 6 Colorful Accent 2" w:uiPriority="51"/>
-    <w:lsdException w:name="Grid Table 7 Colorful Accent 2" w:uiPriority="52"/>
-    <w:lsdException w:name="Grid Table 1 Light Accent 3" w:uiPriority="46"/>
-    <w:lsdException w:name="Grid Table 2 Accent 3" w:uiPriority="47"/>
-    <w:lsdException w:name="Grid Table 3 Accent 3" w:uiPriority="48"/>
-    <w:lsdException w:name="Grid Table 4 Accent 3" w:uiPriority="49"/>
-    <w:lsdException w:name="Grid Table 5 Dark Accent 3" w:uiPriority="50"/>
-    <w:lsdException w:name="Grid Table 6 Colorful Accent 3" w:uiPriority="51"/>
-    <w:lsdException w:name="Grid Table 7 Colorful Accent 3" w:uiPriority="52"/>
-    <w:lsdException w:name="Grid Table 1 Light Accent 4" w:uiPriority="46"/>
-    <w:lsdException w:name="Grid Table 2 Accent 4" w:uiPriority="47"/>
-    <w:lsdException w:name="Grid Table 3 Accent 4" w:uiPriority="48"/>
-    <w:lsdException w:name="Grid Table 4 Accent 4" w:uiPriority="49"/>
-    <w:lsdException w:name="Grid Table 5 Dark Accent 4" w:uiPriority="50"/>
-    <w:lsdException w:name="Grid Table 6 Colorful Accent 4" w:uiPriority="51"/>
-    <w:lsdException w:name="Grid Table 7 Colorful Accent 4" w:uiPriority="52"/>
-    <w:lsdException w:name="Grid Table 1 Light Accent 5" w:uiPriority="46"/>
-    <w:lsdException w:name="Grid Table 2 Accent 5" w:uiPriority="47"/>
-    <w:lsdException w:name="Grid Table 3 Accent 5" w:uiPriority="48"/>
-    <w:lsdException w:name="Grid Table 4 Accent 5" w:uiPriority="49"/>
-    <w:lsdException w:name="Grid Table 5 Dark Accent 5" w:uiPriority="50"/>
-    <w:lsdException w:name="Grid Table 6 Colorful Accent 5" w:uiPriority="51"/>
-    <w:lsdException w:name="Grid Table 7 Colorful Accent 5" w:uiPriority="52"/>
-    <w:lsdException w:name="Grid Table 1 Light Accent 6" w:uiPriority="46"/>
-    <w:lsdException w:name="Grid Table 2 Accent 6" w:uiPriority="47"/>
-    <w:lsdException w:name="Grid Table 3 Accent 6" w:uiPriority="48"/>
-    <w:lsdException w:name="Grid Table 4 Accent 6" w:uiPriority="49"/>
-    <w:lsdException w:name="Grid Table 5 Dark Accent 6" w:uiPriority="50"/>
-    <w:lsdException w:name="Grid Table 6 Colorful Accent 6" w:uiPriority="51"/>
-    <w:lsdException w:name="Grid Table 7 Colorful Accent 6" w:uiPriority="52"/>
-    <w:lsdException w:name="List Table 1 Light" w:uiPriority="46"/>
-    <w:lsdException w:name="List Table 2" w:uiPriority="47"/>
-    <w:lsdException w:name="List Table 3" w:uiPriority="48"/>
-    <w:lsdException w:name="List Table 4" w:uiPriority="49"/>
-    <w:lsdException w:name="List Table 5 Dark" w:uiPriority="50"/>
-    <w:lsdException w:name="List Table 6 Colorful" w:uiPriority="51"/>
-    <w:lsdException w:name="List Table 7 Colorful" w:uiPriority="52"/>
-    <w:lsdException w:name="List Table 1 Light Accent 1" w:uiPriority="46"/>
-    <w:lsdException w:name="List Table 2 Accent 1" w:uiPriority="47"/>
-    <w:lsdException w:name="List Table 3 Accent 1" w:uiPriority="48"/>
-    <w:lsdException w:name="List Table 4 Accent 1" w:uiPriority="49"/>
-    <w:lsdException w:name="List Table 5 Dark Accent 1" w:uiPriority="50"/>
-    <w:lsdException w:name="List Table 6 Colorful Accent 1" w:uiPriority="51"/>
-    <w:lsdException w:name="List Table 7 Colorful Accent 1" w:uiPriority="52"/>
-    <w:lsdException w:name="List Table 1 Light Accent 2" w:uiPriority="46"/>
-    <w:lsdException w:name="List Table 2 Accent 2" w:uiPriority="47"/>
-    <w:lsdException w:name="List Table 3 Accent 2" w:uiPriority="48"/>
-    <w:lsdException w:name="List Table 4 Accent 2" w:uiPriority="49"/>
-    <w:lsdException w:name="List Table 5 Dark Accent 2" w:uiPriority="50"/>
-    <w:lsdException w:name="List Table 6 Colorful Accent 2" w:uiPriority="51"/>
-    <w:lsdException w:name="List Table 7 Colorful Accent 2" w:uiPriority="52"/>
-    <w:lsdException w:name="List Table 1 Light Accent 3" w:uiPriority="46"/>
-    <w:lsdException w:name="List Table 2 Accent 3" w:uiPriority="47"/>
-    <w:lsdException w:name="List Table 3 Accent 3" w:uiPriority="48"/>
-    <w:lsdException w:name="List Table 4 Accent 3" w:uiPriority="49"/>
-    <w:lsdException w:name="List Table 5 Dark Accent 3" w:uiPriority="50"/>
-    <w:lsdException w:name="List Table 6 Colorful Accent 3" w:uiPriority="51"/>
-    <w:lsdException w:name="List Table 7 Colorful Accent 3" w:uiPriority="52"/>
-    <w:lsdException w:name="List Table 1 Light Accent 4" w:uiPriority="46"/>
-    <w:lsdException w:name="List Table 2 Accent 4" w:uiPriority="47"/>
-    <w:lsdException w:name="List Table 3 Accent 4" w:uiPriority="48"/>
-    <w:lsdException w:name="List Table 4 Accent 4" w:uiPriority="49"/>
-    <w:lsdException w:name="List Table 5 Dark Accent 4" w:uiPriority="50"/>
-    <w:lsdException w:name="List Table 6 Colorful Accent 4" w:uiPriority="51"/>
-    <w:lsdException w:name="List Table 7 Colorful Accent 4" w:uiPriority="52"/>
-    <w:lsdException w:name="List Table 1 Light Accent 5" w:uiPriority="46"/>
-    <w:lsdException w:name="List Table 2 Accent 5" w:uiPriority="47"/>
-    <w:lsdException w:name="List Table 3 Accent 5" w:uiPriority="48"/>
-    <w:lsdException w:name="List Table 4 Accent 5" w:uiPriority="49"/>
-    <w:lsdException w:name="List Table 5 Dark Accent 5" w:uiPriority="50"/>
-    <w:lsdException w:name="List Table 6 Colorful Accent 5" w:uiPriority="51"/>
-    <w:lsdException w:name="List Table 7 Colorful Accent 5" w:uiPriority="52"/>
-    <w:lsdException w:name="List Table 1 Light Accent 6" w:uiPriority="46"/>
-    <w:lsdException w:name="List Table 2 Accent 6" w:uiPriority="47"/>
-    <w:lsdException w:name="List Table 3 Accent 6" w:uiPriority="48"/>
-    <w:lsdException w:name="List Table 4 Accent 6" w:uiPriority="49"/>
-    <w:lsdException w:name="List Table 5 Dark Accent 6" w:uiPriority="50"/>
-    <w:lsdException w:name="List Table 6 Colorful Accent 6" w:uiPriority="51"/>
-    <w:lsdException w:name="List Table 7 Colorful Accent 6" w:uiPriority="52"/>
-    <w:lsdException w:name="Mention" w:semiHidden="1" w:uiPriority="99" w:unhideWhenUsed="1"/>
-    <w:lsdException w:name="Smart Hyperlink" w:semiHidden="1" w:uiPriority="99" w:unhideWhenUsed="1"/>
-    <w:lsdException w:name="Hashtag" w:semiHidden="1" w:uiPriority="99" w:unhideWhenUsed="1"/>
-    <w:lsdException w:name="Unresolved Mention" w:semiHidden="1" w:uiPriority="99" w:unhideWhenUsed="1"/>
-    <w:lsdException w:name="Smart Link" w:semiHidden="1" w:uiPriority="99" w:unhideWhenUsed="1"/>
+  <w:latentStyles w:count="260" w:defQFormat="0" w:defUnhideWhenUsed="1" w:defSemiHidden="1" w:defUIPriority="99" w:defLockedState="0">
+    <w:lsdException w:qFormat="1" w:unhideWhenUsed="0" w:uiPriority="0" w:semiHidden="0" w:name="Normal"/>
+    <w:lsdException w:qFormat="1" w:unhideWhenUsed="0" w:uiPriority="0" w:semiHidden="0" w:name="heading 1"/>
+    <w:lsdException w:qFormat="1" w:uiPriority="0" w:name="heading 2"/>
+    <w:lsdException w:qFormat="1" w:uiPriority="0" w:name="heading 3"/>
+    <w:lsdException w:qFormat="1" w:uiPriority="0" w:name="heading 4"/>
+    <w:lsdException w:qFormat="1" w:uiPriority="0" w:name="heading 5"/>
+    <w:lsdException w:qFormat="1" w:uiPriority="0" w:name="heading 6"/>
+    <w:lsdException w:qFormat="1" w:uiPriority="0" w:name="heading 7"/>
+    <w:lsdException w:qFormat="1" w:uiPriority="0" w:name="heading 8"/>
+    <w:lsdException w:qFormat="1" w:uiPriority="0" w:name="heading 9"/>
+    <w:lsdException w:unhideWhenUsed="0" w:uiPriority="0" w:semiHidden="0" w:name="index 1"/>
+    <w:lsdException w:unhideWhenUsed="0" w:uiPriority="0" w:semiHidden="0" w:name="index 2"/>
+    <w:lsdException w:unhideWhenUsed="0" w:uiPriority="0" w:semiHidden="0" w:name="index 3"/>
+    <w:lsdException w:unhideWhenUsed="0" w:uiPriority="0" w:semiHidden="0" w:name="index 4"/>
+    <w:lsdException w:unhideWhenUsed="0" w:uiPriority="0" w:semiHidden="0" w:name="index 5"/>
+    <w:lsdException w:unhideWhenUsed="0" w:uiPriority="0" w:semiHidden="0" w:name="index 6"/>
+    <w:lsdException w:unhideWhenUsed="0" w:uiPriority="0" w:semiHidden="0" w:name="index 7"/>
+    <w:lsdException w:unhideWhenUsed="0" w:uiPriority="0" w:semiHidden="0" w:name="index 8"/>
+    <w:lsdException w:unhideWhenUsed="0" w:uiPriority="0" w:semiHidden="0" w:name="index 9"/>
+    <w:lsdException w:unhideWhenUsed="0" w:uiPriority="0" w:semiHidden="0" w:name="toc 1"/>
+    <w:lsdException w:unhideWhenUsed="0" w:uiPriority="0" w:semiHidden="0" w:name="toc 2"/>
+    <w:lsdException w:unhideWhenUsed="0" w:uiPriority="0" w:semiHidden="0" w:name="toc 3"/>
+    <w:lsdException w:unhideWhenUsed="0" w:uiPriority="0" w:semiHidden="0" w:name="toc 4"/>
+    <w:lsdException w:unhideWhenUsed="0" w:uiPriority="0" w:semiHidden="0" w:name="toc 5"/>
+    <w:lsdException w:unhideWhenUsed="0" w:uiPriority="0" w:semiHidden="0" w:name="toc 6"/>
+    <w:lsdException w:unhideWhenUsed="0" w:uiPriority="0" w:semiHidden="0" w:name="toc 7"/>
+    <w:lsdException w:unhideWhenUsed="0" w:uiPriority="0" w:semiHidden="0" w:name="toc 8"/>
+    <w:lsdException w:unhideWhenUsed="0" w:uiPriority="0" w:semiHidden="0" w:name="toc 9"/>
+    <w:lsdException w:unhideWhenUsed="0" w:uiPriority="0" w:semiHidden="0" w:name="Normal Indent"/>
+    <w:lsdException w:unhideWhenUsed="0" w:uiPriority="0" w:semiHidden="0" w:name="footnote text"/>
+    <w:lsdException w:unhideWhenUsed="0" w:uiPriority="0" w:semiHidden="0" w:name="annotation text"/>
+    <w:lsdException w:unhideWhenUsed="0" w:uiPriority="0" w:semiHidden="0" w:name="header"/>
+    <w:lsdException w:unhideWhenUsed="0" w:uiPriority="0" w:semiHidden="0" w:name="footer"/>
+    <w:lsdException w:unhideWhenUsed="0" w:uiPriority="0" w:semiHidden="0" w:name="index heading"/>
+    <w:lsdException w:qFormat="1" w:uiPriority="0" w:name="caption"/>
+    <w:lsdException w:unhideWhenUsed="0" w:uiPriority="0" w:semiHidden="0" w:name="table of figures"/>
+    <w:lsdException w:unhideWhenUsed="0" w:uiPriority="0" w:semiHidden="0" w:name="envelope address"/>
+    <w:lsdException w:unhideWhenUsed="0" w:uiPriority="0" w:semiHidden="0" w:name="envelope return"/>
+    <w:lsdException w:unhideWhenUsed="0" w:uiPriority="0" w:semiHidden="0" w:name="footnote reference"/>
+    <w:lsdException w:unhideWhenUsed="0" w:uiPriority="0" w:semiHidden="0" w:name="annotation reference"/>
+    <w:lsdException w:unhideWhenUsed="0" w:uiPriority="0" w:semiHidden="0" w:name="line number"/>
+    <w:lsdException w:unhideWhenUsed="0" w:uiPriority="0" w:semiHidden="0" w:name="page number"/>
+    <w:lsdException w:unhideWhenUsed="0" w:uiPriority="0" w:semiHidden="0" w:name="endnote reference"/>
+    <w:lsdException w:unhideWhenUsed="0" w:uiPriority="0" w:semiHidden="0" w:name="endnote text"/>
+    <w:lsdException w:unhideWhenUsed="0" w:uiPriority="0" w:semiHidden="0" w:name="table of authorities"/>
+    <w:lsdException w:unhideWhenUsed="0" w:uiPriority="0" w:semiHidden="0" w:name="macro"/>
+    <w:lsdException w:unhideWhenUsed="0" w:uiPriority="0" w:semiHidden="0" w:name="toa heading"/>
+    <w:lsdException w:unhideWhenUsed="0" w:uiPriority="0" w:semiHidden="0" w:name="List"/>
+    <w:lsdException w:unhideWhenUsed="0" w:uiPriority="0" w:semiHidden="0" w:name="List Bullet"/>
+    <w:lsdException w:unhideWhenUsed="0" w:uiPriority="0" w:semiHidden="0" w:name="List Number"/>
+    <w:lsdException w:unhideWhenUsed="0" w:uiPriority="0" w:semiHidden="0" w:name="List 2"/>
+    <w:lsdException w:unhideWhenUsed="0" w:uiPriority="0" w:semiHidden="0" w:name="List 3"/>
+    <w:lsdException w:unhideWhenUsed="0" w:uiPriority="0" w:semiHidden="0" w:name="List 4"/>
+    <w:lsdException w:unhideWhenUsed="0" w:uiPriority="0" w:semiHidden="0" w:name="List 5"/>
+    <w:lsdException w:unhideWhenUsed="0" w:uiPriority="0" w:semiHidden="0" w:name="List Bullet 2"/>
+    <w:lsdException w:unhideWhenUsed="0" w:uiPriority="0" w:semiHidden="0" w:name="List Bullet 3"/>
+    <w:lsdException w:unhideWhenUsed="0" w:uiPriority="0" w:semiHidden="0" w:name="List Bullet 4"/>
+    <w:lsdException w:unhideWhenUsed="0" w:uiPriority="0" w:semiHidden="0" w:name="List Bullet 5"/>
+    <w:lsdException w:unhideWhenUsed="0" w:uiPriority="0" w:semiHidden="0" w:name="List Number 2"/>
+    <w:lsdException w:unhideWhenUsed="0" w:uiPriority="0" w:semiHidden="0" w:name="List Number 3"/>
+    <w:lsdException w:unhideWhenUsed="0" w:uiPriority="0" w:semiHidden="0" w:name="List Number 4"/>
+    <w:lsdException w:unhideWhenUsed="0" w:uiPriority="0" w:semiHidden="0" w:name="List Number 5"/>
+    <w:lsdException w:qFormat="1" w:unhideWhenUsed="0" w:uiPriority="0" w:semiHidden="0" w:name="Title"/>
+    <w:lsdException w:unhideWhenUsed="0" w:uiPriority="0" w:semiHidden="0" w:name="Closing"/>
+    <w:lsdException w:unhideWhenUsed="0" w:uiPriority="0" w:semiHidden="0" w:name="Signature"/>
+    <w:lsdException w:uiPriority="1" w:name="Default Paragraph Font"/>
+    <w:lsdException w:unhideWhenUsed="0" w:uiPriority="0" w:semiHidden="0" w:name="Body Text"/>
+    <w:lsdException w:unhideWhenUsed="0" w:uiPriority="0" w:semiHidden="0" w:name="Body Text Indent"/>
+    <w:lsdException w:unhideWhenUsed="0" w:uiPriority="0" w:semiHidden="0" w:name="List Continue"/>
+    <w:lsdException w:unhideWhenUsed="0" w:uiPriority="0" w:semiHidden="0" w:name="List Continue 2"/>
+    <w:lsdException w:unhideWhenUsed="0" w:uiPriority="0" w:semiHidden="0" w:name="List Continue 3"/>
+    <w:lsdException w:unhideWhenUsed="0" w:uiPriority="0" w:semiHidden="0" w:name="List Continue 4"/>
+    <w:lsdException w:unhideWhenUsed="0" w:uiPriority="0" w:semiHidden="0" w:name="List Continue 5"/>
+    <w:lsdException w:unhideWhenUsed="0" w:uiPriority="0" w:semiHidden="0" w:name="Message Header"/>
+    <w:lsdException w:qFormat="1" w:unhideWhenUsed="0" w:uiPriority="0" w:semiHidden="0" w:name="Subtitle"/>
+    <w:lsdException w:unhideWhenUsed="0" w:uiPriority="0" w:semiHidden="0" w:name="Salutation"/>
+    <w:lsdException w:unhideWhenUsed="0" w:uiPriority="0" w:semiHidden="0" w:name="Date"/>
+    <w:lsdException w:unhideWhenUsed="0" w:uiPriority="0" w:semiHidden="0" w:name="Body Text First Indent"/>
+    <w:lsdException w:unhideWhenUsed="0" w:uiPriority="0" w:semiHidden="0" w:name="Body Text First Indent 2"/>
+    <w:lsdException w:unhideWhenUsed="0" w:uiPriority="0" w:semiHidden="0" w:name="Note Heading"/>
+    <w:lsdException w:unhideWhenUsed="0" w:uiPriority="0" w:semiHidden="0" w:name="Body Text 2"/>
+    <w:lsdException w:unhideWhenUsed="0" w:uiPriority="0" w:semiHidden="0" w:name="Body Text 3"/>
+    <w:lsdException w:unhideWhenUsed="0" w:uiPriority="0" w:semiHidden="0" w:name="Body Text Indent 2"/>
+    <w:lsdException w:unhideWhenUsed="0" w:uiPriority="0" w:semiHidden="0" w:name="Body Text Indent 3"/>
+    <w:lsdException w:unhideWhenUsed="0" w:uiPriority="0" w:semiHidden="0" w:name="Block Text"/>
+    <w:lsdException w:unhideWhenUsed="0" w:uiPriority="0" w:semiHidden="0" w:name="Hyperlink"/>
+    <w:lsdException w:unhideWhenUsed="0" w:uiPriority="0" w:semiHidden="0" w:name="FollowedHyperlink"/>
+    <w:lsdException w:qFormat="1" w:unhideWhenUsed="0" w:uiPriority="0" w:semiHidden="0" w:name="Strong"/>
+    <w:lsdException w:qFormat="1" w:unhideWhenUsed="0" w:uiPriority="0" w:semiHidden="0" w:name="Emphasis"/>
+    <w:lsdException w:unhideWhenUsed="0" w:uiPriority="0" w:semiHidden="0" w:name="Document Map"/>
+    <w:lsdException w:unhideWhenUsed="0" w:uiPriority="0" w:semiHidden="0" w:name="Plain Text"/>
+    <w:lsdException w:unhideWhenUsed="0" w:uiPriority="0" w:semiHidden="0" w:name="E-mail Signature"/>
+    <w:lsdException w:unhideWhenUsed="0" w:uiPriority="0" w:semiHidden="0" w:name="Normal (Web)"/>
+    <w:lsdException w:unhideWhenUsed="0" w:uiPriority="0" w:semiHidden="0" w:name="HTML Acronym"/>
+    <w:lsdException w:unhideWhenUsed="0" w:uiPriority="0" w:semiHidden="0" w:name="HTML Address"/>
+    <w:lsdException w:unhideWhenUsed="0" w:uiPriority="0" w:semiHidden="0" w:name="HTML Cite"/>
+    <w:lsdException w:unhideWhenUsed="0" w:uiPriority="0" w:semiHidden="0" w:name="HTML Code"/>
+    <w:lsdException w:unhideWhenUsed="0" w:uiPriority="0" w:semiHidden="0" w:name="HTML Definition"/>
+    <w:lsdException w:uiPriority="0" w:name="HTML Keyboard"/>
+    <w:lsdException w:unhideWhenUsed="0" w:uiPriority="0" w:semiHidden="0" w:name="HTML Preformatted"/>
+    <w:lsdException w:unhideWhenUsed="0" w:uiPriority="0" w:semiHidden="0" w:name="HTML Sample"/>
+    <w:lsdException w:unhideWhenUsed="0" w:uiPriority="0" w:semiHidden="0" w:name="HTML Typewriter"/>
+    <w:lsdException w:unhideWhenUsed="0" w:uiPriority="0" w:semiHidden="0" w:name="HTML Variable"/>
+    <w:lsdException w:uiPriority="99" w:name="Normal Table"/>
+    <w:lsdException w:uiPriority="0" w:name="annotation subject"/>
+    <w:lsdException w:uiPriority="0" w:name="Table Simple 1"/>
+    <w:lsdException w:uiPriority="0" w:name="Table Simple 2"/>
+    <w:lsdException w:uiPriority="0" w:name="Table Simple 3"/>
+    <w:lsdException w:uiPriority="0" w:name="Table Classic 1"/>
+    <w:lsdException w:uiPriority="0" w:name="Table Classic 2"/>
+    <w:lsdException w:uiPriority="0" w:name="Table Classic 3"/>
+    <w:lsdException w:uiPriority="0" w:name="Table Classic 4"/>
+    <w:lsdException w:uiPriority="0" w:name="Table Colorful 1"/>
+    <w:lsdException w:uiPriority="0" w:name="Table Colorful 2"/>
+    <w:lsdException w:uiPriority="0" w:name="Table Colorful 3"/>
+    <w:lsdException w:uiPriority="0" w:name="Table Columns 1"/>
+    <w:lsdException w:uiPriority="0" w:name="Table Columns 2"/>
+    <w:lsdException w:uiPriority="0" w:name="Table Columns 3"/>
+    <w:lsdException w:uiPriority="0" w:name="Table Columns 4"/>
+    <w:lsdException w:uiPriority="0" w:name="Table Columns 5"/>
+    <w:lsdException w:uiPriority="0" w:name="Table Grid 1"/>
+    <w:lsdException w:uiPriority="0" w:name="Table Grid 2"/>
+    <w:lsdException w:uiPriority="0" w:name="Table Grid 3"/>
+    <w:lsdException w:uiPriority="0" w:name="Table Grid 4"/>
+    <w:lsdException w:uiPriority="0" w:name="Table Grid 5"/>
+    <w:lsdException w:uiPriority="0" w:name="Table Grid 6"/>
+    <w:lsdException w:uiPriority="0" w:name="Table Grid 7"/>
+    <w:lsdException w:uiPriority="0" w:name="Table Grid 8"/>
+    <w:lsdException w:uiPriority="0" w:name="Table List 1"/>
+    <w:lsdException w:uiPriority="0" w:name="Table List 2"/>
+    <w:lsdException w:uiPriority="0" w:name="Table List 3"/>
+    <w:lsdException w:uiPriority="0" w:name="Table List 4"/>
+    <w:lsdException w:uiPriority="0" w:name="Table List 5"/>
+    <w:lsdException w:uiPriority="0" w:name="Table List 6"/>
+    <w:lsdException w:uiPriority="0" w:name="Table List 7"/>
+    <w:lsdException w:uiPriority="0" w:name="Table List 8"/>
+    <w:lsdException w:uiPriority="0" w:name="Table 3D effects 1"/>
+    <w:lsdException w:uiPriority="0" w:name="Table 3D effects 2"/>
+    <w:lsdException w:uiPriority="0" w:name="Table 3D effects 3"/>
+    <w:lsdException w:uiPriority="0" w:name="Table Contemporary"/>
+    <w:lsdException w:uiPriority="0" w:name="Table Elegant"/>
+    <w:lsdException w:uiPriority="0" w:name="Table Professional"/>
+    <w:lsdException w:uiPriority="0" w:name="Table Subtle 1"/>
+    <w:lsdException w:uiPriority="0" w:name="Table Subtle 2"/>
+    <w:lsdException w:uiPriority="0" w:name="Table Web 1"/>
+    <w:lsdException w:uiPriority="0" w:name="Table Web 2"/>
+    <w:lsdException w:uiPriority="0" w:name="Table Web 3"/>
+    <w:lsdException w:uiPriority="0" w:name="Balloon Text"/>
+    <w:lsdException w:unhideWhenUsed="0" w:uiPriority="0" w:semiHidden="0" w:name="Table Grid"/>
+    <w:lsdException w:uiPriority="0" w:name="Table Theme"/>
+    <w:lsdException w:unhideWhenUsed="0" w:uiPriority="60" w:semiHidden="0" w:name="Light Shading"/>
+    <w:lsdException w:unhideWhenUsed="0" w:uiPriority="61" w:semiHidden="0" w:name="Light List"/>
+    <w:lsdException w:unhideWhenUsed="0" w:uiPriority="62" w:semiHidden="0" w:name="Light Grid"/>
+    <w:lsdException w:unhideWhenUsed="0" w:uiPriority="63" w:semiHidden="0" w:name="Medium Shading 1"/>
+    <w:lsdException w:unhideWhenUsed="0" w:uiPriority="64" w:semiHidden="0" w:name="Medium Shading 2"/>
+    <w:lsdException w:unhideWhenUsed="0" w:uiPriority="65" w:semiHidden="0" w:name="Medium List 1"/>
+    <w:lsdException w:unhideWhenUsed="0" w:uiPriority="66" w:semiHidden="0" w:name="Medium List 2"/>
+    <w:lsdException w:unhideWhenUsed="0" w:uiPriority="67" w:semiHidden="0" w:name="Medium Grid 1"/>
+    <w:lsdException w:unhideWhenUsed="0" w:uiPriority="68" w:semiHidden="0" w:name="Medium Grid 2"/>
+    <w:lsdException w:unhideWhenUsed="0" w:uiPriority="69" w:semiHidden="0" w:name="Medium Grid 3"/>
+    <w:lsdException w:unhideWhenUsed="0" w:uiPriority="70" w:semiHidden="0" w:name="Dark List"/>
+    <w:lsdException w:unhideWhenUsed="0" w:uiPriority="71" w:semiHidden="0" w:name="Colorful Shading"/>
+    <w:lsdException w:unhideWhenUsed="0" w:uiPriority="72" w:semiHidden="0" w:name="Colorful List"/>
+    <w:lsdException w:unhideWhenUsed="0" w:uiPriority="73" w:semiHidden="0" w:name="Colorful Grid"/>
+    <w:lsdException w:unhideWhenUsed="0" w:uiPriority="60" w:semiHidden="0" w:name="Light Shading Accent 1"/>
+    <w:lsdException w:unhideWhenUsed="0" w:uiPriority="61" w:semiHidden="0" w:name="Light List Accent 1"/>
+    <w:lsdException w:unhideWhenUsed="0" w:uiPriority="62" w:semiHidden="0" w:name="Light Grid Accent 1"/>
+    <w:lsdException w:unhideWhenUsed="0" w:uiPriority="63" w:semiHidden="0" w:name="Medium Shading 1 Accent 1"/>
+    <w:lsdException w:unhideWhenUsed="0" w:uiPriority="64" w:semiHidden="0" w:name="Medium Shading 2 Accent 1"/>
+    <w:lsdException w:unhideWhenUsed="0" w:uiPriority="65" w:semiHidden="0" w:name="Medium List 1 Accent 1"/>
+    <w:lsdException w:qFormat="1" w:unhideWhenUsed="0" w:uiPriority="34" w:semiHidden="0" w:name="List Paragraph"/>
+    <w:lsdException w:unhideWhenUsed="0" w:uiPriority="66" w:semiHidden="0" w:name="Medium List 2 Accent 1"/>
+    <w:lsdException w:unhideWhenUsed="0" w:uiPriority="67" w:semiHidden="0" w:name="Medium Grid 1 Accent 1"/>
+    <w:lsdException w:unhideWhenUsed="0" w:uiPriority="68" w:semiHidden="0" w:name="Medium Grid 2 Accent 1"/>
+    <w:lsdException w:unhideWhenUsed="0" w:uiPriority="69" w:semiHidden="0" w:name="Medium Grid 3 Accent 1"/>
+    <w:lsdException w:unhideWhenUsed="0" w:uiPriority="70" w:semiHidden="0" w:name="Dark List Accent 1"/>
+    <w:lsdException w:unhideWhenUsed="0" w:uiPriority="71" w:semiHidden="0" w:name="Colorful Shading Accent 1"/>
+    <w:lsdException w:unhideWhenUsed="0" w:uiPriority="72" w:semiHidden="0" w:name="Colorful List Accent 1"/>
+    <w:lsdException w:unhideWhenUsed="0" w:uiPriority="73" w:semiHidden="0" w:name="Colorful Grid Accent 1"/>
+    <w:lsdException w:unhideWhenUsed="0" w:uiPriority="60" w:semiHidden="0" w:name="Light Shading Accent 2"/>
+    <w:lsdException w:unhideWhenUsed="0" w:uiPriority="61" w:semiHidden="0" w:name="Light List Accent 2"/>
+    <w:lsdException w:unhideWhenUsed="0" w:uiPriority="62" w:semiHidden="0" w:name="Light Grid Accent 2"/>
+    <w:lsdException w:unhideWhenUsed="0" w:uiPriority="63" w:semiHidden="0" w:name="Medium Shading 1 Accent 2"/>
+    <w:lsdException w:unhideWhenUsed="0" w:uiPriority="64" w:semiHidden="0" w:name="Medium Shading 2 Accent 2"/>
+    <w:lsdException w:unhideWhenUsed="0" w:uiPriority="65" w:semiHidden="0" w:name="Medium List 1 Accent 2"/>
+    <w:lsdException w:unhideWhenUsed="0" w:uiPriority="66" w:semiHidden="0" w:name="Medium List 2 Accent 2"/>
+    <w:lsdException w:unhideWhenUsed="0" w:uiPriority="67" w:semiHidden="0" w:name="Medium Grid 1 Accent 2"/>
+    <w:lsdException w:unhideWhenUsed="0" w:uiPriority="68" w:semiHidden="0" w:name="Medium Grid 2 Accent 2"/>
+    <w:lsdException w:unhideWhenUsed="0" w:uiPriority="69" w:semiHidden="0" w:name="Medium Grid 3 Accent 2"/>
+    <w:lsdException w:unhideWhenUsed="0" w:uiPriority="70" w:semiHidden="0" w:name="Dark List Accent 2"/>
+    <w:lsdException w:unhideWhenUsed="0" w:uiPriority="71" w:semiHidden="0" w:name="Colorful Shading Accent 2"/>
+    <w:lsdException w:unhideWhenUsed="0" w:uiPriority="72" w:semiHidden="0" w:name="Colorful List Accent 2"/>
+    <w:lsdException w:unhideWhenUsed="0" w:uiPriority="73" w:semiHidden="0" w:name="Colorful Grid Accent 2"/>
+    <w:lsdException w:unhideWhenUsed="0" w:uiPriority="60" w:semiHidden="0" w:name="Light Shading Accent 3"/>
+    <w:lsdException w:unhideWhenUsed="0" w:uiPriority="61" w:semiHidden="0" w:name="Light List Accent 3"/>
+    <w:lsdException w:unhideWhenUsed="0" w:uiPriority="62" w:semiHidden="0" w:name="Light Grid Accent 3"/>
+    <w:lsdException w:unhideWhenUsed="0" w:uiPriority="63" w:semiHidden="0" w:name="Medium Shading 1 Accent 3"/>
+    <w:lsdException w:unhideWhenUsed="0" w:uiPriority="64" w:semiHidden="0" w:name="Medium Shading 2 Accent 3"/>
+    <w:lsdException w:unhideWhenUsed="0" w:uiPriority="65" w:semiHidden="0" w:name="Medium List 1 Accent 3"/>
+    <w:lsdException w:unhideWhenUsed="0" w:uiPriority="66" w:semiHidden="0" w:name="Medium List 2 Accent 3"/>
+    <w:lsdException w:unhideWhenUsed="0" w:uiPriority="67" w:semiHidden="0" w:name="Medium Grid 1 Accent 3"/>
+    <w:lsdException w:unhideWhenUsed="0" w:uiPriority="68" w:semiHidden="0" w:name="Medium Grid 2 Accent 3"/>
+    <w:lsdException w:unhideWhenUsed="0" w:uiPriority="69" w:semiHidden="0" w:name="Medium Grid 3 Accent 3"/>
+    <w:lsdException w:unhideWhenUsed="0" w:uiPriority="70" w:semiHidden="0" w:name="Dark List Accent 3"/>
+    <w:lsdException w:unhideWhenUsed="0" w:uiPriority="71" w:semiHidden="0" w:name="Colorful Shading Accent 3"/>
+    <w:lsdException w:unhideWhenUsed="0" w:uiPriority="72" w:semiHidden="0" w:name="Colorful List Accent 3"/>
+    <w:lsdException w:unhideWhenUsed="0" w:uiPriority="73" w:semiHidden="0" w:name="Colorful Grid Accent 3"/>
+    <w:lsdException w:unhideWhenUsed="0" w:uiPriority="60" w:semiHidden="0" w:name="Light Shading Accent 4"/>
+    <w:lsdException w:unhideWhenUsed="0" w:uiPriority="61" w:semiHidden="0" w:name="Light List Accent 4"/>
+    <w:lsdException w:unhideWhenUsed="0" w:uiPriority="62" w:semiHidden="0" w:name="Light Grid Accent 4"/>
+    <w:lsdException w:unhideWhenUsed="0" w:uiPriority="63" w:semiHidden="0" w:name="Medium Shading 1 Accent 4"/>
+    <w:lsdException w:unhideWhenUsed="0" w:uiPriority="64" w:semiHidden="0" w:name="Medium Shading 2 Accent 4"/>
+    <w:lsdException w:unhideWhenUsed="0" w:uiPriority="65" w:semiHidden="0" w:name="Medium List 1 Accent 4"/>
+    <w:lsdException w:unhideWhenUsed="0" w:uiPriority="66" w:semiHidden="0" w:name="Medium List 2 Accent 4"/>
+    <w:lsdException w:unhideWhenUsed="0" w:uiPriority="67" w:semiHidden="0" w:name="Medium Grid 1 Accent 4"/>
+    <w:lsdException w:unhideWhenUsed="0" w:uiPriority="68" w:semiHidden="0" w:name="Medium Grid 2 Accent 4"/>
+    <w:lsdException w:unhideWhenUsed="0" w:uiPriority="69" w:semiHidden="0" w:name="Medium Grid 3 Accent 4"/>
+    <w:lsdException w:unhideWhenUsed="0" w:uiPriority="70" w:semiHidden="0" w:name="Dark List Accent 4"/>
+    <w:lsdException w:unhideWhenUsed="0" w:uiPriority="71" w:semiHidden="0" w:name="Colorful Shading Accent 4"/>
+    <w:lsdException w:unhideWhenUsed="0" w:uiPriority="72" w:semiHidden="0" w:name="Colorful List Accent 4"/>
+    <w:lsdException w:unhideWhenUsed="0" w:uiPriority="73" w:semiHidden="0" w:name="Colorful Grid Accent 4"/>
+    <w:lsdException w:unhideWhenUsed="0" w:uiPriority="60" w:semiHidden="0" w:name="Light Shading Accent 5"/>
+    <w:lsdException w:unhideWhenUsed="0" w:uiPriority="61" w:semiHidden="0" w:name="Light List Accent 5"/>
+    <w:lsdException w:unhideWhenUsed="0" w:uiPriority="62" w:semiHidden="0" w:name="Light Grid Accent 5"/>
+    <w:lsdException w:unhideWhenUsed="0" w:uiPriority="63" w:semiHidden="0" w:name="Medium Shading 1 Accent 5"/>
+    <w:lsdException w:unhideWhenUsed="0" w:uiPriority="64" w:semiHidden="0" w:name="Medium Shading 2 Accent 5"/>
+    <w:lsdException w:unhideWhenUsed="0" w:uiPriority="65" w:semiHidden="0" w:name="Medium List 1 Accent 5"/>
+    <w:lsdException w:unhideWhenUsed="0" w:uiPriority="66" w:semiHidden="0" w:name="Medium List 2 Accent 5"/>
+    <w:lsdException w:unhideWhenUsed="0" w:uiPriority="67" w:semiHidden="0" w:name="Medium Grid 1 Accent 5"/>
+    <w:lsdException w:unhideWhenUsed="0" w:uiPriority="68" w:semiHidden="0" w:name="Medium Grid 2 Accent 5"/>
+    <w:lsdException w:unhideWhenUsed="0" w:uiPriority="69" w:semiHidden="0" w:name="Medium Grid 3 Accent 5"/>
+    <w:lsdException w:unhideWhenUsed="0" w:uiPriority="70" w:semiHidden="0" w:name="Dark List Accent 5"/>
+    <w:lsdException w:unhideWhenUsed="0" w:uiPriority="71" w:semiHidden="0" w:name="Colorful Shading Accent 5"/>
+    <w:lsdException w:unhideWhenUsed="0" w:uiPriority="72" w:semiHidden="0" w:name="Colorful List Accent 5"/>
+    <w:lsdException w:unhideWhenUsed="0" w:uiPriority="73" w:semiHidden="0" w:name="Colorful Grid Accent 5"/>
+    <w:lsdException w:unhideWhenUsed="0" w:uiPriority="60" w:semiHidden="0" w:name="Light Shading Accent 6"/>
+    <w:lsdException w:unhideWhenUsed="0" w:uiPriority="61" w:semiHidden="0" w:name="Light List Accent 6"/>
+    <w:lsdException w:unhideWhenUsed="0" w:uiPriority="62" w:semiHidden="0" w:name="Light Grid Accent 6"/>
+    <w:lsdException w:unhideWhenUsed="0" w:uiPriority="63" w:semiHidden="0" w:name="Medium Shading 1 Accent 6"/>
+    <w:lsdException w:unhideWhenUsed="0" w:uiPriority="64" w:semiHidden="0" w:name="Medium Shading 2 Accent 6"/>
+    <w:lsdException w:unhideWhenUsed="0" w:uiPriority="65" w:semiHidden="0" w:name="Medium List 1 Accent 6"/>
+    <w:lsdException w:unhideWhenUsed="0" w:uiPriority="66" w:semiHidden="0" w:name="Medium List 2 Accent 6"/>
+    <w:lsdException w:unhideWhenUsed="0" w:uiPriority="67" w:semiHidden="0" w:name="Medium Grid 1 Accent 6"/>
+    <w:lsdException w:unhideWhenUsed="0" w:uiPriority="68" w:semiHidden="0" w:name="Medium Grid 2 Accent 6"/>
+    <w:lsdException w:unhideWhenUsed="0" w:uiPriority="69" w:semiHidden="0" w:name="Medium Grid 3 Accent 6"/>
+    <w:lsdException w:unhideWhenUsed="0" w:uiPriority="70" w:semiHidden="0" w:name="Dark List Accent 6"/>
+    <w:lsdException w:unhideWhenUsed="0" w:uiPriority="71" w:semiHidden="0" w:name="Colorful Shading Accent 6"/>
+    <w:lsdException w:unhideWhenUsed="0" w:uiPriority="72" w:semiHidden="0" w:name="Colorful List Accent 6"/>
+    <w:lsdException w:unhideWhenUsed="0" w:uiPriority="73" w:semiHidden="0" w:name="Colorful Grid Accent 6"/>
   </w:latentStyles>
-  <w:style w:type="paragraph" w:default="1" w:styleId="a">
+  <w:style w:type="paragraph" w:default="1" w:styleId="1">
     <w:name w:val="Normal"/>
     <w:qFormat/>
-    <w:rsid w:val="00FC0732"/>
+    <w:uiPriority w:val="0"/>
     <w:pPr>
       <w:widowControl w:val="0"/>
       <w:jc w:val="both"/>
     </w:pPr>
     <w:rPr>
+      <w:rFonts w:ascii="Times New Roman" w:hAnsi="Times New Roman" w:eastAsia="宋体" w:cs="Times New Roman"/>
       <w:kern w:val="2"/>
       <w:sz w:val="21"/>
+      <w:lang w:val="en-US" w:eastAsia="zh-CN" w:bidi="ar-SA"/>
     </w:rPr>
   </w:style>
-  <w:style w:type="character" w:default="1" w:styleId="a0">
+  <w:style w:type="character" w:default="1" w:styleId="9">
     <w:name w:val="Default Paragraph Font"/>
-    <w:uiPriority w:val="1"/>
     <w:semiHidden/>
     <w:unhideWhenUsed/>
+    <w:uiPriority w:val="1"/>
   </w:style>
-  <w:style w:type="table" w:default="1" w:styleId="a1">
+  <w:style w:type="table" w:default="1" w:styleId="7">
     <w:name w:val="Normal Table"/>
-    <w:uiPriority w:val="99"/>
     <w:semiHidden/>
     <w:unhideWhenUsed/>
+    <w:uiPriority w:val="99"/>
     <w:tblPr>
-      <w:tblInd w:w="0" w:type="dxa"/>
       <w:tblCellMar>
         <w:top w:w="0" w:type="dxa"/>
         <w:left w:w="108" w:type="dxa"/>
@@ -2198,55 +1925,40 @@
       </w:tblCellMar>
     </w:tblPr>
   </w:style>
-  <w:style w:type="numbering" w:default="1" w:styleId="a2">
-    <w:name w:val="No List"/>
-    <w:uiPriority w:val="99"/>
-    <w:semiHidden/>
-    <w:unhideWhenUsed/>
-  </w:style>
-  <w:style w:type="paragraph" w:styleId="a3">
+  <w:style w:type="paragraph" w:styleId="2">
     <w:name w:val="Body Text"/>
-    <w:basedOn w:val="a"/>
-    <w:rsid w:val="00FC0732"/>
+    <w:basedOn w:val="1"/>
+    <w:uiPriority w:val="0"/>
     <w:pPr>
       <w:spacing w:after="120"/>
     </w:pPr>
   </w:style>
-  <w:style w:type="paragraph" w:styleId="a4">
-    <w:name w:val="Body Text First Indent"/>
-    <w:basedOn w:val="a3"/>
-    <w:rsid w:val="00FC0732"/>
+  <w:style w:type="paragraph" w:styleId="3">
+    <w:name w:val="footer"/>
+    <w:basedOn w:val="1"/>
+    <w:link w:val="13"/>
+    <w:uiPriority w:val="0"/>
     <w:pPr>
-      <w:ind w:firstLineChars="100" w:firstLine="420"/>
+      <w:tabs>
+        <w:tab w:val="center" w:pos="4153"/>
+        <w:tab w:val="right" w:pos="8306"/>
+      </w:tabs>
+      <w:snapToGrid w:val="0"/>
+      <w:jc w:val="left"/>
     </w:pPr>
+    <w:rPr>
+      <w:sz w:val="18"/>
+      <w:szCs w:val="18"/>
+    </w:rPr>
   </w:style>
-  <w:style w:type="table" w:styleId="a5">
-    <w:name w:val="Table Grid"/>
-    <w:basedOn w:val="a1"/>
-    <w:rsid w:val="00FC0732"/>
-    <w:pPr>
-      <w:widowControl w:val="0"/>
-      <w:jc w:val="both"/>
-    </w:pPr>
-    <w:tblPr>
-      <w:tblBorders>
-        <w:top w:val="single" w:sz="4" w:space="0" w:color="auto"/>
-        <w:left w:val="single" w:sz="4" w:space="0" w:color="auto"/>
-        <w:bottom w:val="single" w:sz="4" w:space="0" w:color="auto"/>
-        <w:right w:val="single" w:sz="4" w:space="0" w:color="auto"/>
-        <w:insideH w:val="single" w:sz="4" w:space="0" w:color="auto"/>
-        <w:insideV w:val="single" w:sz="4" w:space="0" w:color="auto"/>
-      </w:tblBorders>
-    </w:tblPr>
-  </w:style>
-  <w:style w:type="paragraph" w:styleId="a6">
+  <w:style w:type="paragraph" w:styleId="4">
     <w:name w:val="header"/>
-    <w:basedOn w:val="a"/>
-    <w:link w:val="a7"/>
-    <w:rsid w:val="00B92261"/>
+    <w:basedOn w:val="1"/>
+    <w:link w:val="12"/>
+    <w:uiPriority w:val="0"/>
     <w:pPr>
       <w:pBdr>
-        <w:bottom w:val="single" w:sz="6" w:space="1" w:color="auto"/>
+        <w:bottom w:val="single" w:color="auto" w:sz="6" w:space="1"/>
       </w:pBdr>
       <w:tabs>
         <w:tab w:val="center" w:pos="4153"/>
@@ -2260,52 +1972,93 @@
       <w:szCs w:val="18"/>
     </w:rPr>
   </w:style>
-  <w:style w:type="character" w:customStyle="1" w:styleId="a7">
+  <w:style w:type="paragraph" w:styleId="5">
+    <w:name w:val="Normal (Web)"/>
+    <w:basedOn w:val="1"/>
+    <w:uiPriority w:val="0"/>
+    <w:pPr>
+      <w:spacing w:before="0" w:beforeAutospacing="1" w:after="0" w:afterAutospacing="1"/>
+      <w:ind w:left="0" w:right="0"/>
+      <w:jc w:val="left"/>
+    </w:pPr>
+    <w:rPr>
+      <w:kern w:val="0"/>
+      <w:sz w:val="24"/>
+      <w:lang w:val="en-US" w:eastAsia="zh-CN" w:bidi="ar"/>
+    </w:rPr>
+  </w:style>
+  <w:style w:type="paragraph" w:styleId="6">
+    <w:name w:val="Body Text First Indent"/>
+    <w:basedOn w:val="2"/>
+    <w:uiPriority w:val="0"/>
+    <w:pPr>
+      <w:ind w:firstLine="420" w:firstLineChars="100"/>
+    </w:pPr>
+  </w:style>
+  <w:style w:type="table" w:styleId="8">
+    <w:name w:val="Table Grid"/>
+    <w:basedOn w:val="7"/>
+    <w:uiPriority w:val="0"/>
+    <w:pPr>
+      <w:widowControl w:val="0"/>
+      <w:jc w:val="both"/>
+    </w:pPr>
+    <w:tblPr>
+      <w:tblBorders>
+        <w:top w:val="single" w:color="auto" w:sz="4" w:space="0"/>
+        <w:left w:val="single" w:color="auto" w:sz="4" w:space="0"/>
+        <w:bottom w:val="single" w:color="auto" w:sz="4" w:space="0"/>
+        <w:right w:val="single" w:color="auto" w:sz="4" w:space="0"/>
+        <w:insideH w:val="single" w:color="auto" w:sz="4" w:space="0"/>
+        <w:insideV w:val="single" w:color="auto" w:sz="4" w:space="0"/>
+      </w:tblBorders>
+    </w:tblPr>
+  </w:style>
+  <w:style w:type="character" w:styleId="10">
+    <w:name w:val="Strong"/>
+    <w:basedOn w:val="9"/>
+    <w:qFormat/>
+    <w:uiPriority w:val="0"/>
+    <w:rPr>
+      <w:b/>
+    </w:rPr>
+  </w:style>
+  <w:style w:type="character" w:styleId="11">
+    <w:name w:val="HTML Code"/>
+    <w:basedOn w:val="9"/>
+    <w:uiPriority w:val="0"/>
+    <w:rPr>
+      <w:rFonts w:ascii="Courier New" w:hAnsi="Courier New"/>
+      <w:sz w:val="20"/>
+    </w:rPr>
+  </w:style>
+  <w:style w:type="character" w:customStyle="1" w:styleId="12">
     <w:name w:val="页眉 字符"/>
-    <w:link w:val="a6"/>
-    <w:rsid w:val="00B92261"/>
+    <w:link w:val="4"/>
+    <w:uiPriority w:val="0"/>
     <w:rPr>
       <w:kern w:val="2"/>
       <w:sz w:val="18"/>
       <w:szCs w:val="18"/>
     </w:rPr>
   </w:style>
-  <w:style w:type="paragraph" w:styleId="a8">
-    <w:name w:val="footer"/>
-    <w:basedOn w:val="a"/>
-    <w:link w:val="a9"/>
-    <w:rsid w:val="00B92261"/>
-    <w:pPr>
-      <w:tabs>
-        <w:tab w:val="center" w:pos="4153"/>
-        <w:tab w:val="right" w:pos="8306"/>
-      </w:tabs>
-      <w:snapToGrid w:val="0"/>
-      <w:jc w:val="left"/>
-    </w:pPr>
-    <w:rPr>
-      <w:sz w:val="18"/>
-      <w:szCs w:val="18"/>
-    </w:rPr>
-  </w:style>
-  <w:style w:type="character" w:customStyle="1" w:styleId="a9">
+  <w:style w:type="character" w:customStyle="1" w:styleId="13">
     <w:name w:val="页脚 字符"/>
-    <w:link w:val="a8"/>
-    <w:rsid w:val="00B92261"/>
+    <w:link w:val="3"/>
+    <w:uiPriority w:val="0"/>
     <w:rPr>
       <w:kern w:val="2"/>
       <w:sz w:val="18"/>
       <w:szCs w:val="18"/>
     </w:rPr>
   </w:style>
-  <w:style w:type="paragraph" w:styleId="aa">
+  <w:style w:type="paragraph" w:styleId="14">
     <w:name w:val="List Paragraph"/>
-    <w:basedOn w:val="a"/>
+    <w:basedOn w:val="1"/>
+    <w:qFormat/>
     <w:uiPriority w:val="34"/>
-    <w:qFormat/>
-    <w:rsid w:val="00B92261"/>
     <w:pPr>
-      <w:ind w:firstLineChars="200" w:firstLine="420"/>
+      <w:ind w:firstLine="420" w:firstLineChars="200"/>
     </w:pPr>
   </w:style>
 </w:styles>
@@ -2354,7 +2107,7 @@
     </a:clrScheme>
     <a:fontScheme name="Office">
       <a:majorFont>
-        <a:latin typeface="Calibri Light" panose="020F0302020204030204"/>
+        <a:latin typeface="Calibri Light"/>
         <a:ea typeface=""/>
         <a:cs typeface=""/>
         <a:font script="Jpan" typeface="ＭＳ ゴシック"/>
@@ -2389,7 +2142,7 @@
         <a:font script="Geor" typeface="Sylfaen"/>
       </a:majorFont>
       <a:minorFont>
-        <a:latin typeface="Calibri" panose="020F0502020204030204"/>
+        <a:latin typeface="Calibri"/>
         <a:ea typeface=""/>
         <a:cs typeface=""/>
         <a:font script="Jpan" typeface="ＭＳ 明朝"/>
@@ -2563,11 +2316,5 @@
     </a:fmtScheme>
   </a:themeElements>
   <a:objectDefaults/>
-  <a:extraClrSchemeLst/>
-  <a:extLst>
-    <a:ext uri="{05A4C25C-085E-4340-85A3-A5531E510DB2}">
-      <thm15:themeFamily xmlns:thm15="http://schemas.microsoft.com/office/thememl/2012/main" name="Office Theme" id="{62F939B6-93AF-4DB8-9C6B-D6C7DFDC589F}" vid="{4A3C46E8-61CC-4603-A589-7422A47A8E4A}"/>
-    </a:ext>
-  </a:extLst>
 </a:theme>
 </file>
--- a/UIPrototype/迭代计划.docx
+++ b/UIPrototype/迭代计划.docx
@@ -1,10 +1,10 @@
 
 <file path=word/document.xml><?xml version="1.0" encoding="utf-8"?>
-<w:document xmlns:wpc="http://schemas.microsoft.com/office/word/2010/wordprocessingCanvas" xmlns:mc="http://schemas.openxmlformats.org/markup-compatibility/2006" xmlns:o="urn:schemas-microsoft-com:office:office" xmlns:r="http://schemas.openxmlformats.org/officeDocument/2006/relationships" xmlns:m="http://schemas.openxmlformats.org/officeDocument/2006/math" xmlns:v="urn:schemas-microsoft-com:vml" xmlns:wp14="http://schemas.microsoft.com/office/word/2010/wordprocessingDrawing" xmlns:wp="http://schemas.openxmlformats.org/drawingml/2006/wordprocessingDrawing" xmlns:w="http://schemas.openxmlformats.org/wordprocessingml/2006/main" xmlns:w14="http://schemas.microsoft.com/office/word/2010/wordml" xmlns:w10="urn:schemas-microsoft-com:office:word" xmlns:w15="http://schemas.microsoft.com/office/word/2012/wordml" xmlns:wpg="http://schemas.microsoft.com/office/word/2010/wordprocessingGroup" xmlns:wpi="http://schemas.microsoft.com/office/word/2010/wordprocessingInk" xmlns:wne="http://schemas.microsoft.com/office/word/2006/wordml" xmlns:wps="http://schemas.microsoft.com/office/word/2010/wordprocessingShape" xmlns:wpsCustomData="http://www.wps.cn/officeDocument/2013/wpsCustomData" mc:Ignorable="w14 w15 wp14">
+<w:document xmlns:wpc="http://schemas.microsoft.com/office/word/2010/wordprocessingCanvas" xmlns:cx="http://schemas.microsoft.com/office/drawing/2014/chartex" xmlns:cx1="http://schemas.microsoft.com/office/drawing/2015/9/8/chartex" xmlns:cx2="http://schemas.microsoft.com/office/drawing/2015/10/21/chartex" xmlns:cx3="http://schemas.microsoft.com/office/drawing/2016/5/9/chartex" xmlns:cx4="http://schemas.microsoft.com/office/drawing/2016/5/10/chartex" xmlns:cx5="http://schemas.microsoft.com/office/drawing/2016/5/11/chartex" xmlns:cx6="http://schemas.microsoft.com/office/drawing/2016/5/12/chartex" xmlns:cx7="http://schemas.microsoft.com/office/drawing/2016/5/13/chartex" xmlns:cx8="http://schemas.microsoft.com/office/drawing/2016/5/14/chartex" xmlns:mc="http://schemas.openxmlformats.org/markup-compatibility/2006" xmlns:m="http://schemas.openxmlformats.org/officeDocument/2006/math" xmlns:aink="http://schemas.microsoft.com/office/drawing/2016/ink" xmlns:am3d="http://schemas.microsoft.com/office/drawing/2017/model3d" xmlns:oel="http://schemas.microsoft.com/office/2019/extlst" xmlns:r="http://schemas.openxmlformats.org/officeDocument/2006/relationships" xmlns:wp14="http://schemas.microsoft.com/office/word/2010/wordprocessingDrawing" xmlns:wp="http://schemas.openxmlformats.org/drawingml/2006/wordprocessingDrawing" xmlns:wpg="http://schemas.microsoft.com/office/word/2010/wordprocessingGroup" xmlns:wpi="http://schemas.microsoft.com/office/word/2010/wordprocessingInk" xmlns:wps="http://schemas.microsoft.com/office/word/2010/wordprocessingShape" xmlns:o="urn:schemas-microsoft-com:office:office" xmlns:v="urn:schemas-microsoft-com:vml" xmlns:w10="urn:schemas-microsoft-com:office:word" xmlns:w="http://schemas.openxmlformats.org/wordprocessingml/2006/main" xmlns:w14="http://schemas.microsoft.com/office/word/2010/wordml" xmlns:w15="http://schemas.microsoft.com/office/word/2012/wordml" xmlns:w16cex="http://schemas.microsoft.com/office/word/2018/wordml/cex" xmlns:w16cid="http://schemas.microsoft.com/office/word/2016/wordml/cid" xmlns:w16="http://schemas.microsoft.com/office/word/2018/wordml" xmlns:w16sdtdh="http://schemas.microsoft.com/office/word/2020/wordml/sdtdatahash" xmlns:w16sdtfl="http://schemas.microsoft.com/office/word/2024/wordml/sdtformatlock" xmlns:w16se="http://schemas.microsoft.com/office/word/2015/wordml/symex" xmlns:w16du="http://schemas.microsoft.com/office/word/2023/wordml/word16du" xmlns:wne="http://schemas.microsoft.com/office/word/2006/wordml" mc:Ignorable="w14 w15 w16se w16cid w16 w16cex w16sdtdh w16sdtfl w16du wp14">
   <w:body>
     <w:p>
       <w:pPr>
-        <w:pStyle w:val="6"/>
+        <w:pStyle w:val="a9"/>
         <w:ind w:firstLine="321"/>
         <w:jc w:val="center"/>
         <w:rPr>
@@ -16,7 +16,7 @@
       </w:pPr>
       <w:r>
         <w:rPr>
-          <w:rFonts w:hint="eastAsia" w:ascii="宋体"/>
+          <w:rFonts w:ascii="宋体" w:hint="eastAsia"/>
           <w:b/>
           <w:sz w:val="32"/>
           <w:szCs w:val="32"/>
@@ -26,8 +26,8 @@
     </w:p>
     <w:p>
       <w:pPr>
-        <w:pStyle w:val="6"/>
-        <w:ind w:firstLine="0" w:firstLineChars="0"/>
+        <w:pStyle w:val="a9"/>
+        <w:ind w:firstLineChars="0" w:firstLine="0"/>
         <w:jc w:val="center"/>
         <w:rPr>
           <w:rFonts w:ascii="宋体"/>
@@ -36,7 +36,7 @@
       </w:pPr>
       <w:r>
         <w:rPr>
-          <w:rFonts w:hint="eastAsia" w:ascii="宋体"/>
+          <w:rFonts w:ascii="宋体" w:hint="eastAsia"/>
           <w:szCs w:val="21"/>
         </w:rPr>
         <w:t xml:space="preserve"> </w:t>
@@ -50,7 +50,7 @@
       </w:r>
       <w:r>
         <w:rPr>
-          <w:rFonts w:hint="eastAsia" w:ascii="宋体"/>
+          <w:rFonts w:ascii="宋体" w:hint="eastAsia"/>
           <w:szCs w:val="21"/>
         </w:rPr>
         <w:t>制定日期：</w:t>
@@ -64,7 +64,7 @@
       </w:r>
       <w:r>
         <w:rPr>
-          <w:rFonts w:hint="eastAsia" w:ascii="宋体"/>
+          <w:rFonts w:ascii="宋体" w:hint="eastAsia"/>
           <w:szCs w:val="21"/>
         </w:rPr>
         <w:t>年7月6日</w:t>
@@ -72,24 +72,16 @@
     </w:p>
     <w:tbl>
       <w:tblPr>
-        <w:tblStyle w:val="7"/>
         <w:tblW w:w="8593" w:type="dxa"/>
-        <w:tblInd w:w="0" w:type="dxa"/>
         <w:tblBorders>
-          <w:top w:val="single" w:color="auto" w:sz="4" w:space="0"/>
-          <w:left w:val="single" w:color="auto" w:sz="4" w:space="0"/>
-          <w:bottom w:val="single" w:color="auto" w:sz="4" w:space="0"/>
-          <w:right w:val="single" w:color="auto" w:sz="4" w:space="0"/>
-          <w:insideH w:val="single" w:color="auto" w:sz="4" w:space="0"/>
-          <w:insideV w:val="single" w:color="auto" w:sz="4" w:space="0"/>
+          <w:top w:val="single" w:sz="4" w:space="0" w:color="auto"/>
+          <w:left w:val="single" w:sz="4" w:space="0" w:color="auto"/>
+          <w:bottom w:val="single" w:sz="4" w:space="0" w:color="auto"/>
+          <w:right w:val="single" w:sz="4" w:space="0" w:color="auto"/>
+          <w:insideH w:val="single" w:sz="4" w:space="0" w:color="auto"/>
+          <w:insideV w:val="single" w:sz="4" w:space="0" w:color="auto"/>
         </w:tblBorders>
-        <w:tblLayout w:type="autofit"/>
-        <w:tblCellMar>
-          <w:top w:w="0" w:type="dxa"/>
-          <w:left w:w="108" w:type="dxa"/>
-          <w:bottom w:w="0" w:type="dxa"/>
-          <w:right w:w="108" w:type="dxa"/>
-        </w:tblCellMar>
+        <w:tblLook w:val="04A0" w:firstRow="1" w:lastRow="0" w:firstColumn="1" w:lastColumn="0" w:noHBand="0" w:noVBand="1"/>
       </w:tblPr>
       <w:tblGrid>
         <w:gridCol w:w="1674"/>
@@ -102,8 +94,8 @@
           <w:tcPr>
             <w:tcW w:w="1674" w:type="dxa"/>
             <w:tcBorders>
-              <w:top w:val="single" w:color="auto" w:sz="4" w:space="0"/>
-              <w:left w:val="single" w:color="auto" w:sz="4" w:space="0"/>
+              <w:top w:val="single" w:sz="4" w:space="0" w:color="auto"/>
+              <w:left w:val="single" w:sz="4" w:space="0" w:color="auto"/>
             </w:tcBorders>
           </w:tcPr>
           <w:p>
@@ -129,7 +121,7 @@
           <w:tcPr>
             <w:tcW w:w="1674" w:type="dxa"/>
             <w:tcBorders>
-              <w:top w:val="single" w:color="auto" w:sz="4" w:space="0"/>
+              <w:top w:val="single" w:sz="4" w:space="0" w:color="auto"/>
             </w:tcBorders>
           </w:tcPr>
           <w:p>
@@ -154,7 +146,7 @@
           <w:tcPr>
             <w:tcW w:w="1866" w:type="dxa"/>
             <w:tcBorders>
-              <w:top w:val="single" w:color="auto" w:sz="4" w:space="0"/>
+              <w:top w:val="single" w:sz="4" w:space="0" w:color="auto"/>
             </w:tcBorders>
           </w:tcPr>
           <w:p>
@@ -180,14 +172,14 @@
           <w:tcPr>
             <w:tcW w:w="3379" w:type="dxa"/>
             <w:tcBorders>
-              <w:top w:val="single" w:color="auto" w:sz="4" w:space="0"/>
-              <w:right w:val="single" w:color="auto" w:sz="4" w:space="0"/>
+              <w:top w:val="single" w:sz="4" w:space="0" w:color="auto"/>
+              <w:right w:val="single" w:sz="4" w:space="0" w:color="auto"/>
             </w:tcBorders>
           </w:tcPr>
           <w:p>
             <w:pPr>
-              <w:pStyle w:val="14"/>
-              <w:ind w:firstLine="0" w:firstLineChars="0"/>
+              <w:pStyle w:val="ac"/>
+              <w:ind w:firstLineChars="0" w:firstLine="0"/>
               <w:rPr>
                 <w:rFonts w:eastAsia="黑体"/>
                 <w:color w:val="0070C0"/>
@@ -196,7 +188,7 @@
             </w:pPr>
             <w:r>
               <w:rPr>
-                <w:rFonts w:hint="eastAsia" w:eastAsia="黑体"/>
+                <w:rFonts w:eastAsia="黑体" w:hint="eastAsia"/>
                 <w:color w:val="0070C0"/>
                 <w:szCs w:val="21"/>
               </w:rPr>
@@ -210,8 +202,8 @@
           <w:tcPr>
             <w:tcW w:w="1674" w:type="dxa"/>
             <w:tcBorders>
-              <w:top w:val="single" w:color="auto" w:sz="4" w:space="0"/>
-              <w:left w:val="single" w:color="auto" w:sz="4" w:space="0"/>
+              <w:top w:val="single" w:sz="4" w:space="0" w:color="auto"/>
+              <w:left w:val="single" w:sz="4" w:space="0" w:color="auto"/>
             </w:tcBorders>
           </w:tcPr>
           <w:p>
@@ -237,7 +229,7 @@
           <w:tcPr>
             <w:tcW w:w="1674" w:type="dxa"/>
             <w:tcBorders>
-              <w:top w:val="single" w:color="auto" w:sz="4" w:space="0"/>
+              <w:top w:val="single" w:sz="4" w:space="0" w:color="auto"/>
             </w:tcBorders>
           </w:tcPr>
           <w:p>
@@ -263,7 +255,7 @@
           <w:tcPr>
             <w:tcW w:w="1866" w:type="dxa"/>
             <w:tcBorders>
-              <w:top w:val="single" w:color="auto" w:sz="4" w:space="0"/>
+              <w:top w:val="single" w:sz="4" w:space="0" w:color="auto"/>
             </w:tcBorders>
           </w:tcPr>
           <w:p>
@@ -289,8 +281,8 @@
           <w:tcPr>
             <w:tcW w:w="3379" w:type="dxa"/>
             <w:tcBorders>
-              <w:top w:val="single" w:color="auto" w:sz="4" w:space="0"/>
-              <w:right w:val="single" w:color="auto" w:sz="4" w:space="0"/>
+              <w:top w:val="single" w:sz="4" w:space="0" w:color="auto"/>
+              <w:right w:val="single" w:sz="4" w:space="0" w:color="auto"/>
             </w:tcBorders>
           </w:tcPr>
           <w:p>
@@ -300,7 +292,6 @@
               <w:spacing w:line="460" w:lineRule="atLeast"/>
               <w:jc w:val="center"/>
               <w:rPr>
-                <w:rFonts w:hint="eastAsia"/>
                 <w:szCs w:val="21"/>
               </w:rPr>
             </w:pPr>
@@ -316,16 +307,16 @@
       </w:tr>
       <w:tr>
         <w:trPr>
-          <w:trHeight w:val="5662" w:hRule="atLeast"/>
+          <w:trHeight w:val="5662"/>
         </w:trPr>
         <w:tc>
           <w:tcPr>
             <w:tcW w:w="8593" w:type="dxa"/>
             <w:gridSpan w:val="4"/>
             <w:tcBorders>
-              <w:left w:val="single" w:color="auto" w:sz="4" w:space="0"/>
-              <w:bottom w:val="single" w:color="auto" w:sz="4" w:space="0"/>
-              <w:right w:val="single" w:color="auto" w:sz="4" w:space="0"/>
+              <w:left w:val="single" w:sz="4" w:space="0" w:color="auto"/>
+              <w:bottom w:val="single" w:sz="4" w:space="0" w:color="auto"/>
+              <w:right w:val="single" w:sz="4" w:space="0" w:color="auto"/>
             </w:tcBorders>
           </w:tcPr>
           <w:p>
@@ -347,24 +338,16 @@
           </w:p>
           <w:tbl>
             <w:tblPr>
-              <w:tblStyle w:val="7"/>
               <w:tblW w:w="0" w:type="auto"/>
-              <w:tblInd w:w="0" w:type="dxa"/>
               <w:tblBorders>
-                <w:top w:val="single" w:color="auto" w:sz="4" w:space="0"/>
-                <w:left w:val="single" w:color="auto" w:sz="4" w:space="0"/>
-                <w:bottom w:val="single" w:color="auto" w:sz="4" w:space="0"/>
-                <w:right w:val="single" w:color="auto" w:sz="4" w:space="0"/>
-                <w:insideH w:val="single" w:color="auto" w:sz="4" w:space="0"/>
-                <w:insideV w:val="single" w:color="auto" w:sz="4" w:space="0"/>
+                <w:top w:val="single" w:sz="4" w:space="0" w:color="auto"/>
+                <w:left w:val="single" w:sz="4" w:space="0" w:color="auto"/>
+                <w:bottom w:val="single" w:sz="4" w:space="0" w:color="auto"/>
+                <w:right w:val="single" w:sz="4" w:space="0" w:color="auto"/>
+                <w:insideH w:val="single" w:sz="4" w:space="0" w:color="auto"/>
+                <w:insideV w:val="single" w:sz="4" w:space="0" w:color="auto"/>
               </w:tblBorders>
-              <w:tblLayout w:type="autofit"/>
-              <w:tblCellMar>
-                <w:top w:w="0" w:type="dxa"/>
-                <w:left w:w="108" w:type="dxa"/>
-                <w:bottom w:w="0" w:type="dxa"/>
-                <w:right w:w="108" w:type="dxa"/>
-              </w:tblCellMar>
+              <w:tblLook w:val="04A0" w:firstRow="1" w:lastRow="0" w:firstColumn="1" w:lastColumn="0" w:noHBand="0" w:noVBand="1"/>
             </w:tblPr>
             <w:tblGrid>
               <w:gridCol w:w="704"/>
@@ -526,8 +509,8 @@
                 </w:tcPr>
                 <w:p>
                   <w:pPr>
-                    <w:pStyle w:val="14"/>
-                    <w:ind w:firstLine="0" w:firstLineChars="0"/>
+                    <w:pStyle w:val="ac"/>
+                    <w:ind w:firstLineChars="0" w:firstLine="0"/>
                     <w:rPr>
                       <w:szCs w:val="21"/>
                     </w:rPr>
@@ -547,8 +530,8 @@
                 </w:tcPr>
                 <w:p>
                   <w:pPr>
-                    <w:pStyle w:val="14"/>
-                    <w:ind w:firstLine="0" w:firstLineChars="0"/>
+                    <w:pStyle w:val="ac"/>
+                    <w:ind w:firstLineChars="0" w:firstLine="0"/>
                     <w:rPr>
                       <w:szCs w:val="21"/>
                     </w:rPr>
@@ -600,7 +583,13 @@
                     </w:rPr>
                   </w:pPr>
                   <w:r>
-                    <w:t>调研目标用户和同类产品，分析核心需求，完成Vision文档初稿</w:t>
+                    <w:t>调研目标用户和同类产品，分析核心需求，完成</w:t>
+                  </w:r>
+                  <w:r>
+                    <w:t>Vision</w:t>
+                  </w:r>
+                  <w:r>
+                    <w:t>文档初稿</w:t>
                   </w:r>
                 </w:p>
               </w:tc>
@@ -689,20 +678,22 @@
                   <w:r>
                     <w:rPr>
                       <w:rFonts w:hint="eastAsia"/>
-                    </w:rPr>
-                    <w:t>选择</w:t>
-                  </w:r>
-                  <w:r>
-                    <w:t>界面原型开发语言、工具和框架，</w:t>
-                  </w:r>
-                  <w:r>
-                    <w:rPr>
-                      <w:rFonts w:hint="eastAsia"/>
-                    </w:rPr>
-                    <w:t>学习新技术，制作</w:t>
-                  </w:r>
-                  <w:r>
-                    <w:t>demo</w:t>
+                      <w:szCs w:val="21"/>
+                    </w:rPr>
+                    <w:t>完成</w:t>
+                  </w:r>
+                  <w:r>
+                    <w:rPr>
+                      <w:szCs w:val="21"/>
+                    </w:rPr>
+                    <w:t>use-case</w:t>
+                  </w:r>
+                  <w:r>
+                    <w:rPr>
+                      <w:rFonts w:hint="eastAsia"/>
+                      <w:szCs w:val="21"/>
+                    </w:rPr>
+                    <w:t>图初稿</w:t>
                   </w:r>
                 </w:p>
               </w:tc>
@@ -746,7 +737,7 @@
                       <w:rFonts w:hint="eastAsia"/>
                       <w:szCs w:val="21"/>
                     </w:rPr>
-                    <w:t>崔鸣扬</w:t>
+                    <w:t>王程颢</w:t>
                   </w:r>
                 </w:p>
               </w:tc>
@@ -790,20 +781,30 @@
                   <w:r>
                     <w:rPr>
                       <w:rFonts w:hint="eastAsia"/>
-                      <w:szCs w:val="21"/>
-                    </w:rPr>
-                    <w:t>完成</w:t>
+                    </w:rPr>
+                    <w:t>选择</w:t>
+                  </w:r>
+                  <w:r>
+                    <w:t>界面原型开发语言、工具和框架，</w:t>
+                  </w:r>
+                  <w:r>
+                    <w:rPr>
+                      <w:rFonts w:hint="eastAsia"/>
+                    </w:rPr>
+                    <w:t>学习新技术，制作</w:t>
+                  </w:r>
+                  <w:r>
+                    <w:t>demo</w:t>
+                  </w:r>
+                  <w:r>
+                    <w:rPr>
+                      <w:rFonts w:hint="eastAsia"/>
+                    </w:rPr>
+                    <w:t>，更新</w:t>
                   </w:r>
                   <w:r>
                     <w:t>use-case</w:t>
                   </w:r>
-                  <w:r>
-                    <w:rPr>
-                      <w:rFonts w:hint="eastAsia"/>
-                      <w:szCs w:val="21"/>
-                    </w:rPr>
-                    <w:t>模型</w:t>
-                  </w:r>
                 </w:p>
               </w:tc>
               <w:tc>
@@ -846,7 +847,7 @@
                       <w:rFonts w:hint="eastAsia"/>
                       <w:szCs w:val="21"/>
                     </w:rPr>
-                    <w:t>王程颢</w:t>
+                    <w:t>崔鸣扬，王程颢</w:t>
                   </w:r>
                 </w:p>
               </w:tc>
@@ -884,12 +885,17 @@
                     <w:snapToGrid w:val="0"/>
                     <w:spacing w:line="460" w:lineRule="atLeast"/>
                     <w:rPr>
-                      <w:rFonts w:hint="eastAsia"/>
-                      <w:szCs w:val="21"/>
-                    </w:rPr>
-                  </w:pPr>
-                  <w:r>
-                    <w:t>实现Web端静态主要界面原型</w:t>
+                      <w:szCs w:val="21"/>
+                    </w:rPr>
+                  </w:pPr>
+                  <w:r>
+                    <w:t>实现</w:t>
+                  </w:r>
+                  <w:r>
+                    <w:t>Web</w:t>
+                  </w:r>
+                  <w:r>
+                    <w:t>端静态主要界面原型</w:t>
                   </w:r>
                 </w:p>
               </w:tc>
@@ -903,7 +909,6 @@
                     <w:snapToGrid w:val="0"/>
                     <w:spacing w:line="460" w:lineRule="atLeast"/>
                     <w:rPr>
-                      <w:rFonts w:hint="eastAsia"/>
                       <w:szCs w:val="21"/>
                     </w:rPr>
                   </w:pPr>
@@ -982,7 +987,16 @@
                     <w:t>小组内部评审</w:t>
                   </w:r>
                   <w:r>
-                    <w:t>Vision 文档、use-case 模型和界面原型，记录问题并进行修改</w:t>
+                    <w:t xml:space="preserve">Vision </w:t>
+                  </w:r>
+                  <w:r>
+                    <w:t>文档、</w:t>
+                  </w:r>
+                  <w:r>
+                    <w:t xml:space="preserve">use-case </w:t>
+                  </w:r>
+                  <w:r>
+                    <w:t>模型和界面原型，记录问题并进行修改</w:t>
                   </w:r>
                 </w:p>
               </w:tc>
@@ -996,7 +1010,6 @@
                     <w:snapToGrid w:val="0"/>
                     <w:spacing w:line="460" w:lineRule="atLeast"/>
                     <w:rPr>
-                      <w:rFonts w:hint="eastAsia"/>
                       <w:szCs w:val="21"/>
                     </w:rPr>
                   </w:pPr>
@@ -1043,7 +1056,6 @@
                     <w:snapToGrid w:val="0"/>
                     <w:spacing w:line="460" w:lineRule="atLeast"/>
                     <w:rPr>
-                      <w:rFonts w:hint="eastAsia"/>
                       <w:szCs w:val="21"/>
                     </w:rPr>
                   </w:pPr>
@@ -1094,7 +1106,6 @@
                     <w:snapToGrid w:val="0"/>
                     <w:spacing w:line="460" w:lineRule="atLeast"/>
                     <w:rPr>
-                      <w:rFonts w:hint="eastAsia"/>
                       <w:szCs w:val="21"/>
                     </w:rPr>
                   </w:pPr>
@@ -1149,9 +1160,9 @@
             <w:tcW w:w="8593" w:type="dxa"/>
             <w:gridSpan w:val="4"/>
             <w:tcBorders>
-              <w:left w:val="single" w:color="auto" w:sz="4" w:space="0"/>
-              <w:bottom w:val="single" w:color="auto" w:sz="4" w:space="0"/>
-              <w:right w:val="single" w:color="auto" w:sz="4" w:space="0"/>
+              <w:left w:val="single" w:sz="4" w:space="0" w:color="auto"/>
+              <w:bottom w:val="single" w:sz="4" w:space="0" w:color="auto"/>
+              <w:right w:val="single" w:sz="4" w:space="0" w:color="auto"/>
             </w:tcBorders>
           </w:tcPr>
           <w:p>
@@ -1270,8 +1281,8 @@
             <w:tcW w:w="8593" w:type="dxa"/>
             <w:gridSpan w:val="4"/>
             <w:tcBorders>
-              <w:left w:val="single" w:color="auto" w:sz="4" w:space="0"/>
-              <w:right w:val="single" w:color="auto" w:sz="4" w:space="0"/>
+              <w:left w:val="single" w:sz="4" w:space="0" w:color="auto"/>
+              <w:right w:val="single" w:sz="4" w:space="0" w:color="auto"/>
             </w:tcBorders>
           </w:tcPr>
           <w:p>
@@ -1297,69 +1308,94 @@
               <w:snapToGrid w:val="0"/>
               <w:spacing w:line="460" w:lineRule="atLeast"/>
               <w:rPr>
-                <w:rFonts w:hint="eastAsia"/>
-                <w:szCs w:val="21"/>
-              </w:rPr>
-            </w:pPr>
-            <w:r>
-              <w:rPr>
-                <w:rFonts w:hint="eastAsia"/>
-                <w:szCs w:val="21"/>
-              </w:rPr>
-              <w:t>1. 需求范围不清，导致界面原型和用例文档方向不一致。</w:t>
-            </w:r>
-          </w:p>
-          <w:p>
-            <w:pPr>
-              <w:adjustRightInd w:val="0"/>
-              <w:snapToGrid w:val="0"/>
-              <w:spacing w:line="460" w:lineRule="atLeast"/>
-              <w:rPr>
-                <w:rFonts w:hint="eastAsia"/>
-                <w:szCs w:val="21"/>
-              </w:rPr>
-            </w:pPr>
-            <w:r>
-              <w:rPr>
-                <w:rFonts w:hint="eastAsia"/>
-                <w:szCs w:val="21"/>
-              </w:rPr>
-              <w:t>应对方案：迭代初期统一Vision文档中的目标用户、核心功能和使用场景；完成初稿后进行组内评审，发现分歧及时调整。</w:t>
-            </w:r>
-          </w:p>
-          <w:p>
-            <w:pPr>
-              <w:adjustRightInd w:val="0"/>
-              <w:snapToGrid w:val="0"/>
-              <w:spacing w:line="460" w:lineRule="atLeast"/>
-              <w:rPr>
-                <w:rFonts w:hint="eastAsia"/>
-                <w:szCs w:val="21"/>
-              </w:rPr>
-            </w:pPr>
-            <w:r>
-              <w:rPr>
-                <w:rFonts w:hint="eastAsia"/>
-                <w:szCs w:val="21"/>
-              </w:rPr>
-              <w:t>2. 成员任务之间存在依赖，文档或原型延期会影响整体交付。</w:t>
-            </w:r>
-          </w:p>
-          <w:p>
-            <w:pPr>
-              <w:adjustRightInd w:val="0"/>
-              <w:snapToGrid w:val="0"/>
-              <w:spacing w:line="460" w:lineRule="atLeast"/>
-              <w:rPr>
-                <w:rFonts w:hint="eastAsia"/>
-                <w:szCs w:val="21"/>
-              </w:rPr>
-            </w:pPr>
-            <w:r>
-              <w:rPr>
-                <w:rFonts w:hint="eastAsia"/>
-                <w:szCs w:val="21"/>
-              </w:rPr>
+                <w:szCs w:val="21"/>
+              </w:rPr>
+            </w:pPr>
+            <w:r>
+              <w:rPr>
+                <w:rFonts w:hint="eastAsia"/>
+                <w:szCs w:val="21"/>
+              </w:rPr>
+              <w:t xml:space="preserve">1. </w:t>
+            </w:r>
+            <w:r>
+              <w:rPr>
+                <w:rFonts w:hint="eastAsia"/>
+                <w:szCs w:val="21"/>
+              </w:rPr>
+              <w:t>需求范围不清，导致界面原型和用例文档方向不一致。</w:t>
+            </w:r>
+          </w:p>
+          <w:p>
+            <w:pPr>
+              <w:adjustRightInd w:val="0"/>
+              <w:snapToGrid w:val="0"/>
+              <w:spacing w:line="460" w:lineRule="atLeast"/>
+              <w:rPr>
+                <w:szCs w:val="21"/>
+              </w:rPr>
+            </w:pPr>
+            <w:r>
+              <w:rPr>
+                <w:rFonts w:hint="eastAsia"/>
+                <w:szCs w:val="21"/>
+              </w:rPr>
+              <w:t>应对方案：迭代初期统一</w:t>
+            </w:r>
+            <w:r>
+              <w:rPr>
+                <w:rFonts w:hint="eastAsia"/>
+                <w:szCs w:val="21"/>
+              </w:rPr>
+              <w:t>Vision</w:t>
+            </w:r>
+            <w:r>
+              <w:rPr>
+                <w:rFonts w:hint="eastAsia"/>
+                <w:szCs w:val="21"/>
+              </w:rPr>
+              <w:t>文档中的目标用户、核心功能和使用场景；完成初稿后进行组内评审，发现分歧及时调整。</w:t>
+            </w:r>
+          </w:p>
+          <w:p>
+            <w:pPr>
+              <w:adjustRightInd w:val="0"/>
+              <w:snapToGrid w:val="0"/>
+              <w:spacing w:line="460" w:lineRule="atLeast"/>
+              <w:rPr>
+                <w:szCs w:val="21"/>
+              </w:rPr>
+            </w:pPr>
+            <w:r>
+              <w:rPr>
+                <w:rFonts w:hint="eastAsia"/>
+                <w:szCs w:val="21"/>
+              </w:rPr>
+              <w:t xml:space="preserve">2. </w:t>
+            </w:r>
+            <w:r>
+              <w:rPr>
+                <w:rFonts w:hint="eastAsia"/>
+                <w:szCs w:val="21"/>
+              </w:rPr>
+              <w:t>成员任务之间存在依赖，文档或原型延期会影响整体交付。</w:t>
+            </w:r>
+          </w:p>
+          <w:p>
+            <w:pPr>
+              <w:adjustRightInd w:val="0"/>
+              <w:snapToGrid w:val="0"/>
+              <w:spacing w:line="460" w:lineRule="atLeast"/>
+              <w:rPr>
+                <w:szCs w:val="21"/>
+              </w:rPr>
+            </w:pPr>
+            <w:r>
+              <w:rPr>
+                <w:rFonts w:hint="eastAsia"/>
+                <w:szCs w:val="21"/>
+              </w:rPr>
+              <w:lastRenderedPageBreak/>
               <w:t>应对方案：每日同步任务进度，提前发现阻塞；必要时调整人员分工，由其他成员协助完成滞后任务。</w:t>
             </w:r>
           </w:p>
@@ -1373,9 +1409,7 @@
               <w:snapToGrid w:val="0"/>
               <w:spacing w:line="460" w:lineRule="atLeast"/>
               <w:rPr>
-                <w:rFonts w:hint="default" w:eastAsia="宋体"/>
-                <w:szCs w:val="21"/>
-                <w:lang w:val="en-US" w:eastAsia="zh-CN"/>
+                <w:szCs w:val="21"/>
               </w:rPr>
             </w:pPr>
             <w:r>
@@ -1388,7 +1422,6 @@
               <w:rPr>
                 <w:rFonts w:hint="eastAsia"/>
                 <w:szCs w:val="21"/>
-                <w:lang w:eastAsia="zh-CN"/>
               </w:rPr>
               <w:t>，</w:t>
             </w:r>
@@ -1401,122 +1434,187 @@
           </w:p>
           <w:p>
             <w:pPr>
-              <w:numPr>
-                <w:numId w:val="0"/>
-              </w:numPr>
-              <w:adjustRightInd w:val="0"/>
-              <w:snapToGrid w:val="0"/>
-              <w:spacing w:line="460" w:lineRule="atLeast"/>
-              <w:rPr>
-                <w:rFonts w:hint="default" w:eastAsia="宋体"/>
-                <w:szCs w:val="21"/>
-                <w:lang w:val="en-US" w:eastAsia="zh-CN"/>
-              </w:rPr>
-            </w:pPr>
-            <w:r>
-              <w:rPr>
-                <w:szCs w:val="21"/>
-              </w:rPr>
-              <w:t>应对方案：以 docs/api-contracts.md 和 frontend/src/services/contracts.js 作为接口契约基准。新增功能前先更新契约，再分别修改 mock 数据、HTTP service 和后端接口。前端页面不得直接写死 fetch，统一通过 services 层访问数据。</w:t>
-            </w:r>
-          </w:p>
-          <w:p>
-            <w:pPr>
-              <w:adjustRightInd w:val="0"/>
-              <w:snapToGrid w:val="0"/>
-              <w:spacing w:line="460" w:lineRule="atLeast"/>
-              <w:rPr>
-                <w:rFonts w:hint="eastAsia"/>
-                <w:szCs w:val="21"/>
-              </w:rPr>
-            </w:pPr>
-            <w:r>
-              <w:rPr>
-                <w:rFonts w:hint="eastAsia"/>
-                <w:szCs w:val="21"/>
-                <w:lang w:val="en-US" w:eastAsia="zh-CN"/>
-              </w:rPr>
-              <w:t>4</w:t>
-            </w:r>
-            <w:r>
-              <w:rPr>
-                <w:rFonts w:hint="eastAsia"/>
-                <w:szCs w:val="21"/>
-              </w:rPr>
-              <w:t>. GitHub 仓库管理不规范，</w:t>
-            </w:r>
-            <w:r>
-              <w:rPr>
-                <w:rFonts w:hint="eastAsia"/>
-                <w:szCs w:val="21"/>
-                <w:lang w:val="en-US" w:eastAsia="zh-CN"/>
-              </w:rPr>
-              <w:t>成员并行开发，</w:t>
-            </w:r>
-            <w:r>
-              <w:rPr>
-                <w:rFonts w:hint="eastAsia"/>
-                <w:szCs w:val="21"/>
-              </w:rPr>
-              <w:t>可能出现文件遗漏或版本混乱。</w:t>
-            </w:r>
-          </w:p>
-          <w:p>
-            <w:pPr>
-              <w:adjustRightInd w:val="0"/>
-              <w:snapToGrid w:val="0"/>
-              <w:spacing w:line="460" w:lineRule="atLeast"/>
-              <w:rPr>
-                <w:rFonts w:hint="eastAsia"/>
-                <w:szCs w:val="21"/>
-              </w:rPr>
-            </w:pPr>
-            <w:r>
-              <w:rPr>
-                <w:rFonts w:hint="eastAsia"/>
-                <w:szCs w:val="21"/>
-              </w:rPr>
-              <w:t>应对方案：统一提交规则，重要文档和原型文件及时提交；提交前检查文件完整性，避免上传无关系统文件</w:t>
-            </w:r>
-            <w:r>
-              <w:rPr>
-                <w:rFonts w:hint="eastAsia"/>
-                <w:szCs w:val="21"/>
-                <w:lang w:eastAsia="zh-CN"/>
-              </w:rPr>
-              <w:t>；</w:t>
-            </w:r>
-            <w:r>
-              <w:rPr>
-                <w:szCs w:val="21"/>
-              </w:rPr>
-              <w:t>每个成员在独立分支开发，不直接修改 main。</w:t>
-            </w:r>
-          </w:p>
-          <w:p>
-            <w:pPr>
-              <w:adjustRightInd w:val="0"/>
-              <w:snapToGrid w:val="0"/>
-              <w:spacing w:line="460" w:lineRule="atLeast"/>
-              <w:rPr>
-                <w:rFonts w:hint="eastAsia"/>
-                <w:szCs w:val="21"/>
-              </w:rPr>
-            </w:pPr>
-            <w:r>
-              <w:rPr>
-                <w:rFonts w:hint="eastAsia"/>
-                <w:szCs w:val="21"/>
-                <w:lang w:val="en-US" w:eastAsia="zh-CN"/>
-              </w:rPr>
-              <w:t>5</w:t>
-            </w:r>
-            <w:r>
-              <w:rPr>
-                <w:rFonts w:hint="eastAsia"/>
-                <w:szCs w:val="21"/>
-              </w:rPr>
-              <w:t>. 界面原型实现时间较紧，可能无法覆盖全部主要使用场景。</w:t>
+              <w:adjustRightInd w:val="0"/>
+              <w:snapToGrid w:val="0"/>
+              <w:spacing w:line="460" w:lineRule="atLeast"/>
+              <w:rPr>
+                <w:szCs w:val="21"/>
+              </w:rPr>
+            </w:pPr>
+            <w:r>
+              <w:rPr>
+                <w:szCs w:val="21"/>
+              </w:rPr>
+              <w:t>应对方案：以</w:t>
+            </w:r>
+            <w:r>
+              <w:rPr>
+                <w:szCs w:val="21"/>
+              </w:rPr>
+              <w:t xml:space="preserve"> docs/api-contracts.md </w:t>
+            </w:r>
+            <w:r>
+              <w:rPr>
+                <w:szCs w:val="21"/>
+              </w:rPr>
+              <w:t>和</w:t>
+            </w:r>
+            <w:r>
+              <w:rPr>
+                <w:szCs w:val="21"/>
+              </w:rPr>
+              <w:t xml:space="preserve"> frontend/</w:t>
+            </w:r>
+            <w:proofErr w:type="spellStart"/>
+            <w:r>
+              <w:rPr>
+                <w:szCs w:val="21"/>
+              </w:rPr>
+              <w:t>src</w:t>
+            </w:r>
+            <w:proofErr w:type="spellEnd"/>
+            <w:r>
+              <w:rPr>
+                <w:szCs w:val="21"/>
+              </w:rPr>
+              <w:t xml:space="preserve">/services/contracts.js </w:t>
+            </w:r>
+            <w:r>
+              <w:rPr>
+                <w:szCs w:val="21"/>
+              </w:rPr>
+              <w:t>作为接口契约基准。新增功能前先更新契约，再分别修改</w:t>
+            </w:r>
+            <w:r>
+              <w:rPr>
+                <w:szCs w:val="21"/>
+              </w:rPr>
+              <w:t xml:space="preserve"> mock </w:t>
+            </w:r>
+            <w:r>
+              <w:rPr>
+                <w:szCs w:val="21"/>
+              </w:rPr>
+              <w:t>数据、</w:t>
+            </w:r>
+            <w:r>
+              <w:rPr>
+                <w:szCs w:val="21"/>
+              </w:rPr>
+              <w:t xml:space="preserve">HTTP service </w:t>
+            </w:r>
+            <w:r>
+              <w:rPr>
+                <w:szCs w:val="21"/>
+              </w:rPr>
+              <w:t>和后端接口。前端页面不得直接写死</w:t>
+            </w:r>
+            <w:r>
+              <w:rPr>
+                <w:szCs w:val="21"/>
+              </w:rPr>
+              <w:t xml:space="preserve"> fetch</w:t>
+            </w:r>
+            <w:r>
+              <w:rPr>
+                <w:szCs w:val="21"/>
+              </w:rPr>
+              <w:t>，统一通过</w:t>
+            </w:r>
+            <w:r>
+              <w:rPr>
+                <w:szCs w:val="21"/>
+              </w:rPr>
+              <w:t xml:space="preserve"> services </w:t>
+            </w:r>
+            <w:r>
+              <w:rPr>
+                <w:szCs w:val="21"/>
+              </w:rPr>
+              <w:t>层访问数据。</w:t>
+            </w:r>
+          </w:p>
+          <w:p>
+            <w:pPr>
+              <w:adjustRightInd w:val="0"/>
+              <w:snapToGrid w:val="0"/>
+              <w:spacing w:line="460" w:lineRule="atLeast"/>
+              <w:rPr>
+                <w:szCs w:val="21"/>
+              </w:rPr>
+            </w:pPr>
+            <w:r>
+              <w:rPr>
+                <w:rFonts w:hint="eastAsia"/>
+                <w:szCs w:val="21"/>
+              </w:rPr>
+              <w:t xml:space="preserve">4. GitHub </w:t>
+            </w:r>
+            <w:r>
+              <w:rPr>
+                <w:rFonts w:hint="eastAsia"/>
+                <w:szCs w:val="21"/>
+              </w:rPr>
+              <w:t>仓库管理不规范，成员并行开发，可能出现文件遗漏或版本混乱。</w:t>
+            </w:r>
+          </w:p>
+          <w:p>
+            <w:pPr>
+              <w:adjustRightInd w:val="0"/>
+              <w:snapToGrid w:val="0"/>
+              <w:spacing w:line="460" w:lineRule="atLeast"/>
+              <w:rPr>
+                <w:szCs w:val="21"/>
+              </w:rPr>
+            </w:pPr>
+            <w:r>
+              <w:rPr>
+                <w:rFonts w:hint="eastAsia"/>
+                <w:szCs w:val="21"/>
+              </w:rPr>
+              <w:t>应对方案：统一提交规则，重要文档和原型文件及时提交；提交前检查文件完整性，避免上传无关系统文件；</w:t>
+            </w:r>
+            <w:r>
+              <w:rPr>
+                <w:szCs w:val="21"/>
+              </w:rPr>
+              <w:t>每个成员在独立分支开发，不直接修改</w:t>
+            </w:r>
+            <w:r>
+              <w:rPr>
+                <w:szCs w:val="21"/>
+              </w:rPr>
+              <w:t xml:space="preserve"> main</w:t>
+            </w:r>
+            <w:r>
+              <w:rPr>
+                <w:szCs w:val="21"/>
+              </w:rPr>
+              <w:t>。</w:t>
+            </w:r>
+          </w:p>
+          <w:p>
+            <w:pPr>
+              <w:adjustRightInd w:val="0"/>
+              <w:snapToGrid w:val="0"/>
+              <w:spacing w:line="460" w:lineRule="atLeast"/>
+              <w:rPr>
+                <w:szCs w:val="21"/>
+              </w:rPr>
+            </w:pPr>
+            <w:r>
+              <w:rPr>
+                <w:rFonts w:hint="eastAsia"/>
+                <w:szCs w:val="21"/>
+              </w:rPr>
+              <w:t xml:space="preserve">5. </w:t>
+            </w:r>
+            <w:r>
+              <w:rPr>
+                <w:rFonts w:hint="eastAsia"/>
+                <w:szCs w:val="21"/>
+              </w:rPr>
+              <w:t>界面原型实现时间较紧，可能无法覆盖全部主要使用场景。</w:t>
             </w:r>
           </w:p>
           <w:p>
@@ -1539,13 +1637,12 @@
               <w:rPr>
                 <w:szCs w:val="21"/>
               </w:rPr>
-              <w:br w:type="textWrapping"/>
-            </w:r>
-            <w:r>
-              <w:rPr>
-                <w:rFonts w:hint="eastAsia"/>
-                <w:szCs w:val="21"/>
-                <w:lang w:val="en-US" w:eastAsia="zh-CN"/>
+              <w:br/>
+            </w:r>
+            <w:r>
+              <w:rPr>
+                <w:rFonts w:hint="eastAsia"/>
+                <w:szCs w:val="21"/>
               </w:rPr>
               <w:t xml:space="preserve">6. </w:t>
             </w:r>
@@ -1559,26 +1656,74 @@
               <w:rPr>
                 <w:szCs w:val="21"/>
               </w:rPr>
-              <w:br w:type="textWrapping"/>
-            </w:r>
-            <w:r>
-              <w:rPr>
-                <w:szCs w:val="21"/>
-              </w:rPr>
-              <w:t>应对方案：本阶段先实现前端交互流程和 mock 评分结果，用模拟录音按钮展示业务闭环。真实录音后续再通过 MediaRecorder API 接入，评分功能后续再对接 ASR、发音评估服务或第三方语音平台。</w:t>
-            </w:r>
-          </w:p>
-          <w:p>
-            <w:pPr>
-              <w:adjustRightInd w:val="0"/>
-              <w:snapToGrid w:val="0"/>
-              <w:spacing w:line="460" w:lineRule="atLeast"/>
-              <w:rPr>
-                <w:szCs w:val="21"/>
-              </w:rPr>
-            </w:pPr>
-            <w:bookmarkStart w:id="0" w:name="_GoBack"/>
-            <w:bookmarkEnd w:id="0"/>
+              <w:br/>
+            </w:r>
+            <w:r>
+              <w:rPr>
+                <w:szCs w:val="21"/>
+              </w:rPr>
+              <w:t>应对方案：本阶段先实现前端交互流程和</w:t>
+            </w:r>
+            <w:r>
+              <w:rPr>
+                <w:szCs w:val="21"/>
+              </w:rPr>
+              <w:t xml:space="preserve"> mock </w:t>
+            </w:r>
+            <w:r>
+              <w:rPr>
+                <w:szCs w:val="21"/>
+              </w:rPr>
+              <w:t>评分结果，用模拟录音按钮展示业务闭环。真实录音后续再通过</w:t>
+            </w:r>
+            <w:r>
+              <w:rPr>
+                <w:szCs w:val="21"/>
+              </w:rPr>
+              <w:t xml:space="preserve"> </w:t>
+            </w:r>
+            <w:proofErr w:type="spellStart"/>
+            <w:r>
+              <w:rPr>
+                <w:szCs w:val="21"/>
+              </w:rPr>
+              <w:t>MediaRecorder</w:t>
+            </w:r>
+            <w:proofErr w:type="spellEnd"/>
+            <w:r>
+              <w:rPr>
+                <w:szCs w:val="21"/>
+              </w:rPr>
+              <w:t xml:space="preserve"> API </w:t>
+            </w:r>
+            <w:r>
+              <w:rPr>
+                <w:szCs w:val="21"/>
+              </w:rPr>
+              <w:t>接入，评分功能后续再对接</w:t>
+            </w:r>
+            <w:r>
+              <w:rPr>
+                <w:szCs w:val="21"/>
+              </w:rPr>
+              <w:t xml:space="preserve"> ASR</w:t>
+            </w:r>
+            <w:r>
+              <w:rPr>
+                <w:szCs w:val="21"/>
+              </w:rPr>
+              <w:t>、发音评估服务或第三方语音平台。</w:t>
+            </w:r>
+          </w:p>
+          <w:p>
+            <w:pPr>
+              <w:adjustRightInd w:val="0"/>
+              <w:snapToGrid w:val="0"/>
+              <w:spacing w:line="460" w:lineRule="atLeast"/>
+              <w:rPr>
+                <w:szCs w:val="21"/>
+              </w:rPr>
+            </w:pPr>
           </w:p>
           <w:p>
             <w:pPr>
@@ -1595,27 +1740,27 @@
     </w:tbl>
     <w:p>
       <w:pPr>
-        <w:pStyle w:val="6"/>
-        <w:ind w:firstLine="0" w:firstLineChars="0"/>
+        <w:pStyle w:val="a9"/>
+        <w:ind w:firstLineChars="0" w:firstLine="0"/>
       </w:pPr>
     </w:p>
     <w:sectPr>
       <w:pgSz w:w="11906" w:h="16838"/>
       <w:pgMar w:top="1440" w:right="1800" w:bottom="1440" w:left="1800" w:header="851" w:footer="992" w:gutter="0"/>
-      <w:cols w:space="425" w:num="1"/>
-      <w:docGrid w:type="lines" w:linePitch="312" w:charSpace="0"/>
+      <w:cols w:space="425"/>
+      <w:docGrid w:type="lines" w:linePitch="312"/>
     </w:sectPr>
   </w:body>
 </w:document>
 </file>
 
 <file path=word/numbering.xml><?xml version="1.0" encoding="utf-8"?>
-<w:numbering xmlns:wpc="http://schemas.microsoft.com/office/word/2010/wordprocessingCanvas" xmlns:mc="http://schemas.openxmlformats.org/markup-compatibility/2006" xmlns:o="urn:schemas-microsoft-com:office:office" xmlns:r="http://schemas.openxmlformats.org/officeDocument/2006/relationships" xmlns:m="http://schemas.openxmlformats.org/officeDocument/2006/math" xmlns:v="urn:schemas-microsoft-com:vml" xmlns:wp14="http://schemas.microsoft.com/office/word/2010/wordprocessingDrawing" xmlns:wp="http://schemas.openxmlformats.org/drawingml/2006/wordprocessingDrawing" xmlns:w10="urn:schemas-microsoft-com:office:word" xmlns:w="http://schemas.openxmlformats.org/wordprocessingml/2006/main" xmlns:w14="http://schemas.microsoft.com/office/word/2010/wordml" xmlns:wpg="http://schemas.microsoft.com/office/word/2010/wordprocessingGroup" xmlns:wpi="http://schemas.microsoft.com/office/word/2010/wordprocessingInk" xmlns:wne="http://schemas.microsoft.com/office/word/2006/wordml" xmlns:wps="http://schemas.microsoft.com/office/word/2010/wordprocessingShape" xmlns:wpsCustomData="http://www.wps.cn/officeDocument/2013/wpsCustomData" mc:Ignorable="w14 wp14">
-  <w:abstractNum w:abstractNumId="0">
+<w:numbering xmlns:wpc="http://schemas.microsoft.com/office/word/2010/wordprocessingCanvas" xmlns:cx="http://schemas.microsoft.com/office/drawing/2014/chartex" xmlns:cx1="http://schemas.microsoft.com/office/drawing/2015/9/8/chartex" xmlns:cx2="http://schemas.microsoft.com/office/drawing/2015/10/21/chartex" xmlns:cx3="http://schemas.microsoft.com/office/drawing/2016/5/9/chartex" xmlns:cx4="http://schemas.microsoft.com/office/drawing/2016/5/10/chartex" xmlns:cx5="http://schemas.microsoft.com/office/drawing/2016/5/11/chartex" xmlns:cx6="http://schemas.microsoft.com/office/drawing/2016/5/12/chartex" xmlns:cx7="http://schemas.microsoft.com/office/drawing/2016/5/13/chartex" xmlns:cx8="http://schemas.microsoft.com/office/drawing/2016/5/14/chartex" xmlns:mc="http://schemas.openxmlformats.org/markup-compatibility/2006" xmlns:m="http://schemas.openxmlformats.org/officeDocument/2006/math" xmlns:aink="http://schemas.microsoft.com/office/drawing/2016/ink" xmlns:am3d="http://schemas.microsoft.com/office/drawing/2017/model3d" xmlns:oel="http://schemas.microsoft.com/office/2019/extlst" xmlns:r="http://schemas.openxmlformats.org/officeDocument/2006/relationships" xmlns:wp14="http://schemas.microsoft.com/office/word/2010/wordprocessingDrawing" xmlns:wp="http://schemas.openxmlformats.org/drawingml/2006/wordprocessingDrawing" xmlns:wpg="http://schemas.microsoft.com/office/word/2010/wordprocessingGroup" xmlns:wpi="http://schemas.microsoft.com/office/word/2010/wordprocessingInk" xmlns:wps="http://schemas.microsoft.com/office/word/2010/wordprocessingShape" xmlns:o="urn:schemas-microsoft-com:office:office" xmlns:v="urn:schemas-microsoft-com:vml" xmlns:w10="urn:schemas-microsoft-com:office:word" xmlns:w="http://schemas.openxmlformats.org/wordprocessingml/2006/main" xmlns:w14="http://schemas.microsoft.com/office/word/2010/wordml" xmlns:w15="http://schemas.microsoft.com/office/word/2012/wordml" xmlns:w16cex="http://schemas.microsoft.com/office/word/2018/wordml/cex" xmlns:w16cid="http://schemas.microsoft.com/office/word/2016/wordml/cid" xmlns:w16="http://schemas.microsoft.com/office/word/2018/wordml" xmlns:w16sdtdh="http://schemas.microsoft.com/office/word/2020/wordml/sdtdatahash" xmlns:w16sdtfl="http://schemas.microsoft.com/office/word/2024/wordml/sdtformatlock" xmlns:w16se="http://schemas.microsoft.com/office/word/2015/wordml/symex" xmlns:w16du="http://schemas.microsoft.com/office/word/2023/wordml/word16du" xmlns:wne="http://schemas.microsoft.com/office/word/2006/wordml" mc:Ignorable="w14 w15 w16se w16cid w16 w16cex w16sdtdh w16sdtfl w16du wp14">
+  <w:abstractNum w:abstractNumId="0" w15:restartNumberingAfterBreak="0">
     <w:nsid w:val="EFBD2CBB"/>
     <w:multiLevelType w:val="singleLevel"/>
     <w:tmpl w:val="EFBD2CBB"/>
-    <w:lvl w:ilvl="0" w:tentative="0">
+    <w:lvl w:ilvl="0">
       <w:start w:val="3"/>
       <w:numFmt w:val="decimal"/>
       <w:suff w:val="space"/>
@@ -1623,300 +1768,339 @@
       <w:lvlJc w:val="left"/>
     </w:lvl>
   </w:abstractNum>
-  <w:num w:numId="1">
+  <w:num w:numId="1" w16cid:durableId="426927063">
     <w:abstractNumId w:val="0"/>
   </w:num>
 </w:numbering>
 </file>
 
 <file path=word/styles.xml><?xml version="1.0" encoding="utf-8"?>
-<w:styles xmlns:mc="http://schemas.openxmlformats.org/markup-compatibility/2006" xmlns:o="urn:schemas-microsoft-com:office:office" xmlns:r="http://schemas.openxmlformats.org/officeDocument/2006/relationships" xmlns:m="http://schemas.openxmlformats.org/officeDocument/2006/math" xmlns:v="urn:schemas-microsoft-com:vml" xmlns:w="http://schemas.openxmlformats.org/wordprocessingml/2006/main" xmlns:w14="http://schemas.microsoft.com/office/word/2010/wordml" xmlns:w10="urn:schemas-microsoft-com:office:word" xmlns:sl="http://schemas.openxmlformats.org/schemaLibrary/2006/main" xmlns:wpsCustomData="http://www.wps.cn/officeDocument/2013/wpsCustomData" mc:Ignorable="w14">
+<w:styles xmlns:mc="http://schemas.openxmlformats.org/markup-compatibility/2006" xmlns:r="http://schemas.openxmlformats.org/officeDocument/2006/relationships" xmlns:w="http://schemas.openxmlformats.org/wordprocessingml/2006/main" xmlns:w14="http://schemas.microsoft.com/office/word/2010/wordml" xmlns:w15="http://schemas.microsoft.com/office/word/2012/wordml" xmlns:w16cex="http://schemas.microsoft.com/office/word/2018/wordml/cex" xmlns:w16cid="http://schemas.microsoft.com/office/word/2016/wordml/cid" xmlns:w16="http://schemas.microsoft.com/office/word/2018/wordml" xmlns:w16sdtdh="http://schemas.microsoft.com/office/word/2020/wordml/sdtdatahash" xmlns:w16sdtfl="http://schemas.microsoft.com/office/word/2024/wordml/sdtformatlock" xmlns:w16se="http://schemas.microsoft.com/office/word/2015/wordml/symex" xmlns:w16du="http://schemas.microsoft.com/office/word/2023/wordml/word16du" mc:Ignorable="w14 w15 w16se w16cid w16 w16cex w16sdtdh w16sdtfl w16du">
   <w:docDefaults>
     <w:rPrDefault>
       <w:rPr>
-        <w:rFonts w:ascii="Times New Roman" w:hAnsi="Times New Roman" w:eastAsia="宋体" w:cs="Times New Roman"/>
+        <w:rFonts w:ascii="Times New Roman" w:eastAsia="宋体" w:hAnsi="Times New Roman" w:cs="Times New Roman"/>
+        <w:lang w:val="en-US" w:eastAsia="zh-CN" w:bidi="ar-SA"/>
       </w:rPr>
     </w:rPrDefault>
     <w:pPrDefault/>
   </w:docDefaults>
-  <w:latentStyles w:count="260" w:defQFormat="0" w:defUnhideWhenUsed="1" w:defSemiHidden="1" w:defUIPriority="99" w:defLockedState="0">
-    <w:lsdException w:qFormat="1" w:unhideWhenUsed="0" w:uiPriority="0" w:semiHidden="0" w:name="Normal"/>
-    <w:lsdException w:qFormat="1" w:unhideWhenUsed="0" w:uiPriority="0" w:semiHidden="0" w:name="heading 1"/>
-    <w:lsdException w:qFormat="1" w:uiPriority="0" w:name="heading 2"/>
-    <w:lsdException w:qFormat="1" w:uiPriority="0" w:name="heading 3"/>
-    <w:lsdException w:qFormat="1" w:uiPriority="0" w:name="heading 4"/>
-    <w:lsdException w:qFormat="1" w:uiPriority="0" w:name="heading 5"/>
-    <w:lsdException w:qFormat="1" w:uiPriority="0" w:name="heading 6"/>
-    <w:lsdException w:qFormat="1" w:uiPriority="0" w:name="heading 7"/>
-    <w:lsdException w:qFormat="1" w:uiPriority="0" w:name="heading 8"/>
-    <w:lsdException w:qFormat="1" w:uiPriority="0" w:name="heading 9"/>
-    <w:lsdException w:unhideWhenUsed="0" w:uiPriority="0" w:semiHidden="0" w:name="index 1"/>
-    <w:lsdException w:unhideWhenUsed="0" w:uiPriority="0" w:semiHidden="0" w:name="index 2"/>
-    <w:lsdException w:unhideWhenUsed="0" w:uiPriority="0" w:semiHidden="0" w:name="index 3"/>
-    <w:lsdException w:unhideWhenUsed="0" w:uiPriority="0" w:semiHidden="0" w:name="index 4"/>
-    <w:lsdException w:unhideWhenUsed="0" w:uiPriority="0" w:semiHidden="0" w:name="index 5"/>
-    <w:lsdException w:unhideWhenUsed="0" w:uiPriority="0" w:semiHidden="0" w:name="index 6"/>
-    <w:lsdException w:unhideWhenUsed="0" w:uiPriority="0" w:semiHidden="0" w:name="index 7"/>
-    <w:lsdException w:unhideWhenUsed="0" w:uiPriority="0" w:semiHidden="0" w:name="index 8"/>
-    <w:lsdException w:unhideWhenUsed="0" w:uiPriority="0" w:semiHidden="0" w:name="index 9"/>
-    <w:lsdException w:unhideWhenUsed="0" w:uiPriority="0" w:semiHidden="0" w:name="toc 1"/>
-    <w:lsdException w:unhideWhenUsed="0" w:uiPriority="0" w:semiHidden="0" w:name="toc 2"/>
-    <w:lsdException w:unhideWhenUsed="0" w:uiPriority="0" w:semiHidden="0" w:name="toc 3"/>
-    <w:lsdException w:unhideWhenUsed="0" w:uiPriority="0" w:semiHidden="0" w:name="toc 4"/>
-    <w:lsdException w:unhideWhenUsed="0" w:uiPriority="0" w:semiHidden="0" w:name="toc 5"/>
-    <w:lsdException w:unhideWhenUsed="0" w:uiPriority="0" w:semiHidden="0" w:name="toc 6"/>
-    <w:lsdException w:unhideWhenUsed="0" w:uiPriority="0" w:semiHidden="0" w:name="toc 7"/>
-    <w:lsdException w:unhideWhenUsed="0" w:uiPriority="0" w:semiHidden="0" w:name="toc 8"/>
-    <w:lsdException w:unhideWhenUsed="0" w:uiPriority="0" w:semiHidden="0" w:name="toc 9"/>
-    <w:lsdException w:unhideWhenUsed="0" w:uiPriority="0" w:semiHidden="0" w:name="Normal Indent"/>
-    <w:lsdException w:unhideWhenUsed="0" w:uiPriority="0" w:semiHidden="0" w:name="footnote text"/>
-    <w:lsdException w:unhideWhenUsed="0" w:uiPriority="0" w:semiHidden="0" w:name="annotation text"/>
-    <w:lsdException w:unhideWhenUsed="0" w:uiPriority="0" w:semiHidden="0" w:name="header"/>
-    <w:lsdException w:unhideWhenUsed="0" w:uiPriority="0" w:semiHidden="0" w:name="footer"/>
-    <w:lsdException w:unhideWhenUsed="0" w:uiPriority="0" w:semiHidden="0" w:name="index heading"/>
-    <w:lsdException w:qFormat="1" w:uiPriority="0" w:name="caption"/>
-    <w:lsdException w:unhideWhenUsed="0" w:uiPriority="0" w:semiHidden="0" w:name="table of figures"/>
-    <w:lsdException w:unhideWhenUsed="0" w:uiPriority="0" w:semiHidden="0" w:name="envelope address"/>
-    <w:lsdException w:unhideWhenUsed="0" w:uiPriority="0" w:semiHidden="0" w:name="envelope return"/>
-    <w:lsdException w:unhideWhenUsed="0" w:uiPriority="0" w:semiHidden="0" w:name="footnote reference"/>
-    <w:lsdException w:unhideWhenUsed="0" w:uiPriority="0" w:semiHidden="0" w:name="annotation reference"/>
-    <w:lsdException w:unhideWhenUsed="0" w:uiPriority="0" w:semiHidden="0" w:name="line number"/>
-    <w:lsdException w:unhideWhenUsed="0" w:uiPriority="0" w:semiHidden="0" w:name="page number"/>
-    <w:lsdException w:unhideWhenUsed="0" w:uiPriority="0" w:semiHidden="0" w:name="endnote reference"/>
-    <w:lsdException w:unhideWhenUsed="0" w:uiPriority="0" w:semiHidden="0" w:name="endnote text"/>
-    <w:lsdException w:unhideWhenUsed="0" w:uiPriority="0" w:semiHidden="0" w:name="table of authorities"/>
-    <w:lsdException w:unhideWhenUsed="0" w:uiPriority="0" w:semiHidden="0" w:name="macro"/>
-    <w:lsdException w:unhideWhenUsed="0" w:uiPriority="0" w:semiHidden="0" w:name="toa heading"/>
-    <w:lsdException w:unhideWhenUsed="0" w:uiPriority="0" w:semiHidden="0" w:name="List"/>
-    <w:lsdException w:unhideWhenUsed="0" w:uiPriority="0" w:semiHidden="0" w:name="List Bullet"/>
-    <w:lsdException w:unhideWhenUsed="0" w:uiPriority="0" w:semiHidden="0" w:name="List Number"/>
-    <w:lsdException w:unhideWhenUsed="0" w:uiPriority="0" w:semiHidden="0" w:name="List 2"/>
-    <w:lsdException w:unhideWhenUsed="0" w:uiPriority="0" w:semiHidden="0" w:name="List 3"/>
-    <w:lsdException w:unhideWhenUsed="0" w:uiPriority="0" w:semiHidden="0" w:name="List 4"/>
-    <w:lsdException w:unhideWhenUsed="0" w:uiPriority="0" w:semiHidden="0" w:name="List 5"/>
-    <w:lsdException w:unhideWhenUsed="0" w:uiPriority="0" w:semiHidden="0" w:name="List Bullet 2"/>
-    <w:lsdException w:unhideWhenUsed="0" w:uiPriority="0" w:semiHidden="0" w:name="List Bullet 3"/>
-    <w:lsdException w:unhideWhenUsed="0" w:uiPriority="0" w:semiHidden="0" w:name="List Bullet 4"/>
-    <w:lsdException w:unhideWhenUsed="0" w:uiPriority="0" w:semiHidden="0" w:name="List Bullet 5"/>
-    <w:lsdException w:unhideWhenUsed="0" w:uiPriority="0" w:semiHidden="0" w:name="List Number 2"/>
-    <w:lsdException w:unhideWhenUsed="0" w:uiPriority="0" w:semiHidden="0" w:name="List Number 3"/>
-    <w:lsdException w:unhideWhenUsed="0" w:uiPriority="0" w:semiHidden="0" w:name="List Number 4"/>
-    <w:lsdException w:unhideWhenUsed="0" w:uiPriority="0" w:semiHidden="0" w:name="List Number 5"/>
-    <w:lsdException w:qFormat="1" w:unhideWhenUsed="0" w:uiPriority="0" w:semiHidden="0" w:name="Title"/>
-    <w:lsdException w:unhideWhenUsed="0" w:uiPriority="0" w:semiHidden="0" w:name="Closing"/>
-    <w:lsdException w:unhideWhenUsed="0" w:uiPriority="0" w:semiHidden="0" w:name="Signature"/>
-    <w:lsdException w:uiPriority="1" w:name="Default Paragraph Font"/>
-    <w:lsdException w:unhideWhenUsed="0" w:uiPriority="0" w:semiHidden="0" w:name="Body Text"/>
-    <w:lsdException w:unhideWhenUsed="0" w:uiPriority="0" w:semiHidden="0" w:name="Body Text Indent"/>
-    <w:lsdException w:unhideWhenUsed="0" w:uiPriority="0" w:semiHidden="0" w:name="List Continue"/>
-    <w:lsdException w:unhideWhenUsed="0" w:uiPriority="0" w:semiHidden="0" w:name="List Continue 2"/>
-    <w:lsdException w:unhideWhenUsed="0" w:uiPriority="0" w:semiHidden="0" w:name="List Continue 3"/>
-    <w:lsdException w:unhideWhenUsed="0" w:uiPriority="0" w:semiHidden="0" w:name="List Continue 4"/>
-    <w:lsdException w:unhideWhenUsed="0" w:uiPriority="0" w:semiHidden="0" w:name="List Continue 5"/>
-    <w:lsdException w:unhideWhenUsed="0" w:uiPriority="0" w:semiHidden="0" w:name="Message Header"/>
-    <w:lsdException w:qFormat="1" w:unhideWhenUsed="0" w:uiPriority="0" w:semiHidden="0" w:name="Subtitle"/>
-    <w:lsdException w:unhideWhenUsed="0" w:uiPriority="0" w:semiHidden="0" w:name="Salutation"/>
-    <w:lsdException w:unhideWhenUsed="0" w:uiPriority="0" w:semiHidden="0" w:name="Date"/>
-    <w:lsdException w:unhideWhenUsed="0" w:uiPriority="0" w:semiHidden="0" w:name="Body Text First Indent"/>
-    <w:lsdException w:unhideWhenUsed="0" w:uiPriority="0" w:semiHidden="0" w:name="Body Text First Indent 2"/>
-    <w:lsdException w:unhideWhenUsed="0" w:uiPriority="0" w:semiHidden="0" w:name="Note Heading"/>
-    <w:lsdException w:unhideWhenUsed="0" w:uiPriority="0" w:semiHidden="0" w:name="Body Text 2"/>
-    <w:lsdException w:unhideWhenUsed="0" w:uiPriority="0" w:semiHidden="0" w:name="Body Text 3"/>
-    <w:lsdException w:unhideWhenUsed="0" w:uiPriority="0" w:semiHidden="0" w:name="Body Text Indent 2"/>
-    <w:lsdException w:unhideWhenUsed="0" w:uiPriority="0" w:semiHidden="0" w:name="Body Text Indent 3"/>
-    <w:lsdException w:unhideWhenUsed="0" w:uiPriority="0" w:semiHidden="0" w:name="Block Text"/>
-    <w:lsdException w:unhideWhenUsed="0" w:uiPriority="0" w:semiHidden="0" w:name="Hyperlink"/>
-    <w:lsdException w:unhideWhenUsed="0" w:uiPriority="0" w:semiHidden="0" w:name="FollowedHyperlink"/>
-    <w:lsdException w:qFormat="1" w:unhideWhenUsed="0" w:uiPriority="0" w:semiHidden="0" w:name="Strong"/>
-    <w:lsdException w:qFormat="1" w:unhideWhenUsed="0" w:uiPriority="0" w:semiHidden="0" w:name="Emphasis"/>
-    <w:lsdException w:unhideWhenUsed="0" w:uiPriority="0" w:semiHidden="0" w:name="Document Map"/>
-    <w:lsdException w:unhideWhenUsed="0" w:uiPriority="0" w:semiHidden="0" w:name="Plain Text"/>
-    <w:lsdException w:unhideWhenUsed="0" w:uiPriority="0" w:semiHidden="0" w:name="E-mail Signature"/>
-    <w:lsdException w:unhideWhenUsed="0" w:uiPriority="0" w:semiHidden="0" w:name="Normal (Web)"/>
-    <w:lsdException w:unhideWhenUsed="0" w:uiPriority="0" w:semiHidden="0" w:name="HTML Acronym"/>
-    <w:lsdException w:unhideWhenUsed="0" w:uiPriority="0" w:semiHidden="0" w:name="HTML Address"/>
-    <w:lsdException w:unhideWhenUsed="0" w:uiPriority="0" w:semiHidden="0" w:name="HTML Cite"/>
-    <w:lsdException w:unhideWhenUsed="0" w:uiPriority="0" w:semiHidden="0" w:name="HTML Code"/>
-    <w:lsdException w:unhideWhenUsed="0" w:uiPriority="0" w:semiHidden="0" w:name="HTML Definition"/>
-    <w:lsdException w:uiPriority="0" w:name="HTML Keyboard"/>
-    <w:lsdException w:unhideWhenUsed="0" w:uiPriority="0" w:semiHidden="0" w:name="HTML Preformatted"/>
-    <w:lsdException w:unhideWhenUsed="0" w:uiPriority="0" w:semiHidden="0" w:name="HTML Sample"/>
-    <w:lsdException w:unhideWhenUsed="0" w:uiPriority="0" w:semiHidden="0" w:name="HTML Typewriter"/>
-    <w:lsdException w:unhideWhenUsed="0" w:uiPriority="0" w:semiHidden="0" w:name="HTML Variable"/>
-    <w:lsdException w:uiPriority="99" w:name="Normal Table"/>
-    <w:lsdException w:uiPriority="0" w:name="annotation subject"/>
-    <w:lsdException w:uiPriority="0" w:name="Table Simple 1"/>
-    <w:lsdException w:uiPriority="0" w:name="Table Simple 2"/>
-    <w:lsdException w:uiPriority="0" w:name="Table Simple 3"/>
-    <w:lsdException w:uiPriority="0" w:name="Table Classic 1"/>
-    <w:lsdException w:uiPriority="0" w:name="Table Classic 2"/>
-    <w:lsdException w:uiPriority="0" w:name="Table Classic 3"/>
-    <w:lsdException w:uiPriority="0" w:name="Table Classic 4"/>
-    <w:lsdException w:uiPriority="0" w:name="Table Colorful 1"/>
-    <w:lsdException w:uiPriority="0" w:name="Table Colorful 2"/>
-    <w:lsdException w:uiPriority="0" w:name="Table Colorful 3"/>
-    <w:lsdException w:uiPriority="0" w:name="Table Columns 1"/>
-    <w:lsdException w:uiPriority="0" w:name="Table Columns 2"/>
-    <w:lsdException w:uiPriority="0" w:name="Table Columns 3"/>
-    <w:lsdException w:uiPriority="0" w:name="Table Columns 4"/>
-    <w:lsdException w:uiPriority="0" w:name="Table Columns 5"/>
-    <w:lsdException w:uiPriority="0" w:name="Table Grid 1"/>
-    <w:lsdException w:uiPriority="0" w:name="Table Grid 2"/>
-    <w:lsdException w:uiPriority="0" w:name="Table Grid 3"/>
-    <w:lsdException w:uiPriority="0" w:name="Table Grid 4"/>
-    <w:lsdException w:uiPriority="0" w:name="Table Grid 5"/>
-    <w:lsdException w:uiPriority="0" w:name="Table Grid 6"/>
-    <w:lsdException w:uiPriority="0" w:name="Table Grid 7"/>
-    <w:lsdException w:uiPriority="0" w:name="Table Grid 8"/>
-    <w:lsdException w:uiPriority="0" w:name="Table List 1"/>
-    <w:lsdException w:uiPriority="0" w:name="Table List 2"/>
-    <w:lsdException w:uiPriority="0" w:name="Table List 3"/>
-    <w:lsdException w:uiPriority="0" w:name="Table List 4"/>
-    <w:lsdException w:uiPriority="0" w:name="Table List 5"/>
-    <w:lsdException w:uiPriority="0" w:name="Table List 6"/>
-    <w:lsdException w:uiPriority="0" w:name="Table List 7"/>
-    <w:lsdException w:uiPriority="0" w:name="Table List 8"/>
-    <w:lsdException w:uiPriority="0" w:name="Table 3D effects 1"/>
-    <w:lsdException w:uiPriority="0" w:name="Table 3D effects 2"/>
-    <w:lsdException w:uiPriority="0" w:name="Table 3D effects 3"/>
-    <w:lsdException w:uiPriority="0" w:name="Table Contemporary"/>
-    <w:lsdException w:uiPriority="0" w:name="Table Elegant"/>
-    <w:lsdException w:uiPriority="0" w:name="Table Professional"/>
-    <w:lsdException w:uiPriority="0" w:name="Table Subtle 1"/>
-    <w:lsdException w:uiPriority="0" w:name="Table Subtle 2"/>
-    <w:lsdException w:uiPriority="0" w:name="Table Web 1"/>
-    <w:lsdException w:uiPriority="0" w:name="Table Web 2"/>
-    <w:lsdException w:uiPriority="0" w:name="Table Web 3"/>
-    <w:lsdException w:uiPriority="0" w:name="Balloon Text"/>
-    <w:lsdException w:unhideWhenUsed="0" w:uiPriority="0" w:semiHidden="0" w:name="Table Grid"/>
-    <w:lsdException w:uiPriority="0" w:name="Table Theme"/>
-    <w:lsdException w:unhideWhenUsed="0" w:uiPriority="60" w:semiHidden="0" w:name="Light Shading"/>
-    <w:lsdException w:unhideWhenUsed="0" w:uiPriority="61" w:semiHidden="0" w:name="Light List"/>
-    <w:lsdException w:unhideWhenUsed="0" w:uiPriority="62" w:semiHidden="0" w:name="Light Grid"/>
-    <w:lsdException w:unhideWhenUsed="0" w:uiPriority="63" w:semiHidden="0" w:name="Medium Shading 1"/>
-    <w:lsdException w:unhideWhenUsed="0" w:uiPriority="64" w:semiHidden="0" w:name="Medium Shading 2"/>
-    <w:lsdException w:unhideWhenUsed="0" w:uiPriority="65" w:semiHidden="0" w:name="Medium List 1"/>
-    <w:lsdException w:unhideWhenUsed="0" w:uiPriority="66" w:semiHidden="0" w:name="Medium List 2"/>
-    <w:lsdException w:unhideWhenUsed="0" w:uiPriority="67" w:semiHidden="0" w:name="Medium Grid 1"/>
-    <w:lsdException w:unhideWhenUsed="0" w:uiPriority="68" w:semiHidden="0" w:name="Medium Grid 2"/>
-    <w:lsdException w:unhideWhenUsed="0" w:uiPriority="69" w:semiHidden="0" w:name="Medium Grid 3"/>
-    <w:lsdException w:unhideWhenUsed="0" w:uiPriority="70" w:semiHidden="0" w:name="Dark List"/>
-    <w:lsdException w:unhideWhenUsed="0" w:uiPriority="71" w:semiHidden="0" w:name="Colorful Shading"/>
-    <w:lsdException w:unhideWhenUsed="0" w:uiPriority="72" w:semiHidden="0" w:name="Colorful List"/>
-    <w:lsdException w:unhideWhenUsed="0" w:uiPriority="73" w:semiHidden="0" w:name="Colorful Grid"/>
-    <w:lsdException w:unhideWhenUsed="0" w:uiPriority="60" w:semiHidden="0" w:name="Light Shading Accent 1"/>
-    <w:lsdException w:unhideWhenUsed="0" w:uiPriority="61" w:semiHidden="0" w:name="Light List Accent 1"/>
-    <w:lsdException w:unhideWhenUsed="0" w:uiPriority="62" w:semiHidden="0" w:name="Light Grid Accent 1"/>
-    <w:lsdException w:unhideWhenUsed="0" w:uiPriority="63" w:semiHidden="0" w:name="Medium Shading 1 Accent 1"/>
-    <w:lsdException w:unhideWhenUsed="0" w:uiPriority="64" w:semiHidden="0" w:name="Medium Shading 2 Accent 1"/>
-    <w:lsdException w:unhideWhenUsed="0" w:uiPriority="65" w:semiHidden="0" w:name="Medium List 1 Accent 1"/>
-    <w:lsdException w:qFormat="1" w:unhideWhenUsed="0" w:uiPriority="34" w:semiHidden="0" w:name="List Paragraph"/>
-    <w:lsdException w:unhideWhenUsed="0" w:uiPriority="66" w:semiHidden="0" w:name="Medium List 2 Accent 1"/>
-    <w:lsdException w:unhideWhenUsed="0" w:uiPriority="67" w:semiHidden="0" w:name="Medium Grid 1 Accent 1"/>
-    <w:lsdException w:unhideWhenUsed="0" w:uiPriority="68" w:semiHidden="0" w:name="Medium Grid 2 Accent 1"/>
-    <w:lsdException w:unhideWhenUsed="0" w:uiPriority="69" w:semiHidden="0" w:name="Medium Grid 3 Accent 1"/>
-    <w:lsdException w:unhideWhenUsed="0" w:uiPriority="70" w:semiHidden="0" w:name="Dark List Accent 1"/>
-    <w:lsdException w:unhideWhenUsed="0" w:uiPriority="71" w:semiHidden="0" w:name="Colorful Shading Accent 1"/>
-    <w:lsdException w:unhideWhenUsed="0" w:uiPriority="72" w:semiHidden="0" w:name="Colorful List Accent 1"/>
-    <w:lsdException w:unhideWhenUsed="0" w:uiPriority="73" w:semiHidden="0" w:name="Colorful Grid Accent 1"/>
-    <w:lsdException w:unhideWhenUsed="0" w:uiPriority="60" w:semiHidden="0" w:name="Light Shading Accent 2"/>
-    <w:lsdException w:unhideWhenUsed="0" w:uiPriority="61" w:semiHidden="0" w:name="Light List Accent 2"/>
-    <w:lsdException w:unhideWhenUsed="0" w:uiPriority="62" w:semiHidden="0" w:name="Light Grid Accent 2"/>
-    <w:lsdException w:unhideWhenUsed="0" w:uiPriority="63" w:semiHidden="0" w:name="Medium Shading 1 Accent 2"/>
-    <w:lsdException w:unhideWhenUsed="0" w:uiPriority="64" w:semiHidden="0" w:name="Medium Shading 2 Accent 2"/>
-    <w:lsdException w:unhideWhenUsed="0" w:uiPriority="65" w:semiHidden="0" w:name="Medium List 1 Accent 2"/>
-    <w:lsdException w:unhideWhenUsed="0" w:uiPriority="66" w:semiHidden="0" w:name="Medium List 2 Accent 2"/>
-    <w:lsdException w:unhideWhenUsed="0" w:uiPriority="67" w:semiHidden="0" w:name="Medium Grid 1 Accent 2"/>
-    <w:lsdException w:unhideWhenUsed="0" w:uiPriority="68" w:semiHidden="0" w:name="Medium Grid 2 Accent 2"/>
-    <w:lsdException w:unhideWhenUsed="0" w:uiPriority="69" w:semiHidden="0" w:name="Medium Grid 3 Accent 2"/>
-    <w:lsdException w:unhideWhenUsed="0" w:uiPriority="70" w:semiHidden="0" w:name="Dark List Accent 2"/>
-    <w:lsdException w:unhideWhenUsed="0" w:uiPriority="71" w:semiHidden="0" w:name="Colorful Shading Accent 2"/>
-    <w:lsdException w:unhideWhenUsed="0" w:uiPriority="72" w:semiHidden="0" w:name="Colorful List Accent 2"/>
-    <w:lsdException w:unhideWhenUsed="0" w:uiPriority="73" w:semiHidden="0" w:name="Colorful Grid Accent 2"/>
-    <w:lsdException w:unhideWhenUsed="0" w:uiPriority="60" w:semiHidden="0" w:name="Light Shading Accent 3"/>
-    <w:lsdException w:unhideWhenUsed="0" w:uiPriority="61" w:semiHidden="0" w:name="Light List Accent 3"/>
-    <w:lsdException w:unhideWhenUsed="0" w:uiPriority="62" w:semiHidden="0" w:name="Light Grid Accent 3"/>
-    <w:lsdException w:unhideWhenUsed="0" w:uiPriority="63" w:semiHidden="0" w:name="Medium Shading 1 Accent 3"/>
-    <w:lsdException w:unhideWhenUsed="0" w:uiPriority="64" w:semiHidden="0" w:name="Medium Shading 2 Accent 3"/>
-    <w:lsdException w:unhideWhenUsed="0" w:uiPriority="65" w:semiHidden="0" w:name="Medium List 1 Accent 3"/>
-    <w:lsdException w:unhideWhenUsed="0" w:uiPriority="66" w:semiHidden="0" w:name="Medium List 2 Accent 3"/>
-    <w:lsdException w:unhideWhenUsed="0" w:uiPriority="67" w:semiHidden="0" w:name="Medium Grid 1 Accent 3"/>
-    <w:lsdException w:unhideWhenUsed="0" w:uiPriority="68" w:semiHidden="0" w:name="Medium Grid 2 Accent 3"/>
-    <w:lsdException w:unhideWhenUsed="0" w:uiPriority="69" w:semiHidden="0" w:name="Medium Grid 3 Accent 3"/>
-    <w:lsdException w:unhideWhenUsed="0" w:uiPriority="70" w:semiHidden="0" w:name="Dark List Accent 3"/>
-    <w:lsdException w:unhideWhenUsed="0" w:uiPriority="71" w:semiHidden="0" w:name="Colorful Shading Accent 3"/>
-    <w:lsdException w:unhideWhenUsed="0" w:uiPriority="72" w:semiHidden="0" w:name="Colorful List Accent 3"/>
-    <w:lsdException w:unhideWhenUsed="0" w:uiPriority="73" w:semiHidden="0" w:name="Colorful Grid Accent 3"/>
-    <w:lsdException w:unhideWhenUsed="0" w:uiPriority="60" w:semiHidden="0" w:name="Light Shading Accent 4"/>
-    <w:lsdException w:unhideWhenUsed="0" w:uiPriority="61" w:semiHidden="0" w:name="Light List Accent 4"/>
-    <w:lsdException w:unhideWhenUsed="0" w:uiPriority="62" w:semiHidden="0" w:name="Light Grid Accent 4"/>
-    <w:lsdException w:unhideWhenUsed="0" w:uiPriority="63" w:semiHidden="0" w:name="Medium Shading 1 Accent 4"/>
-    <w:lsdException w:unhideWhenUsed="0" w:uiPriority="64" w:semiHidden="0" w:name="Medium Shading 2 Accent 4"/>
-    <w:lsdException w:unhideWhenUsed="0" w:uiPriority="65" w:semiHidden="0" w:name="Medium List 1 Accent 4"/>
-    <w:lsdException w:unhideWhenUsed="0" w:uiPriority="66" w:semiHidden="0" w:name="Medium List 2 Accent 4"/>
-    <w:lsdException w:unhideWhenUsed="0" w:uiPriority="67" w:semiHidden="0" w:name="Medium Grid 1 Accent 4"/>
-    <w:lsdException w:unhideWhenUsed="0" w:uiPriority="68" w:semiHidden="0" w:name="Medium Grid 2 Accent 4"/>
-    <w:lsdException w:unhideWhenUsed="0" w:uiPriority="69" w:semiHidden="0" w:name="Medium Grid 3 Accent 4"/>
-    <w:lsdException w:unhideWhenUsed="0" w:uiPriority="70" w:semiHidden="0" w:name="Dark List Accent 4"/>
-    <w:lsdException w:unhideWhenUsed="0" w:uiPriority="71" w:semiHidden="0" w:name="Colorful Shading Accent 4"/>
-    <w:lsdException w:unhideWhenUsed="0" w:uiPriority="72" w:semiHidden="0" w:name="Colorful List Accent 4"/>
-    <w:lsdException w:unhideWhenUsed="0" w:uiPriority="73" w:semiHidden="0" w:name="Colorful Grid Accent 4"/>
-    <w:lsdException w:unhideWhenUsed="0" w:uiPriority="60" w:semiHidden="0" w:name="Light Shading Accent 5"/>
-    <w:lsdException w:unhideWhenUsed="0" w:uiPriority="61" w:semiHidden="0" w:name="Light List Accent 5"/>
-    <w:lsdException w:unhideWhenUsed="0" w:uiPriority="62" w:semiHidden="0" w:name="Light Grid Accent 5"/>
-    <w:lsdException w:unhideWhenUsed="0" w:uiPriority="63" w:semiHidden="0" w:name="Medium Shading 1 Accent 5"/>
-    <w:lsdException w:unhideWhenUsed="0" w:uiPriority="64" w:semiHidden="0" w:name="Medium Shading 2 Accent 5"/>
-    <w:lsdException w:unhideWhenUsed="0" w:uiPriority="65" w:semiHidden="0" w:name="Medium List 1 Accent 5"/>
-    <w:lsdException w:unhideWhenUsed="0" w:uiPriority="66" w:semiHidden="0" w:name="Medium List 2 Accent 5"/>
-    <w:lsdException w:unhideWhenUsed="0" w:uiPriority="67" w:semiHidden="0" w:name="Medium Grid 1 Accent 5"/>
-    <w:lsdException w:unhideWhenUsed="0" w:uiPriority="68" w:semiHidden="0" w:name="Medium Grid 2 Accent 5"/>
-    <w:lsdException w:unhideWhenUsed="0" w:uiPriority="69" w:semiHidden="0" w:name="Medium Grid 3 Accent 5"/>
-    <w:lsdException w:unhideWhenUsed="0" w:uiPriority="70" w:semiHidden="0" w:name="Dark List Accent 5"/>
-    <w:lsdException w:unhideWhenUsed="0" w:uiPriority="71" w:semiHidden="0" w:name="Colorful Shading Accent 5"/>
-    <w:lsdException w:unhideWhenUsed="0" w:uiPriority="72" w:semiHidden="0" w:name="Colorful List Accent 5"/>
-    <w:lsdException w:unhideWhenUsed="0" w:uiPriority="73" w:semiHidden="0" w:name="Colorful Grid Accent 5"/>
-    <w:lsdException w:unhideWhenUsed="0" w:uiPriority="60" w:semiHidden="0" w:name="Light Shading Accent 6"/>
-    <w:lsdException w:unhideWhenUsed="0" w:uiPriority="61" w:semiHidden="0" w:name="Light List Accent 6"/>
-    <w:lsdException w:unhideWhenUsed="0" w:uiPriority="62" w:semiHidden="0" w:name="Light Grid Accent 6"/>
-    <w:lsdException w:unhideWhenUsed="0" w:uiPriority="63" w:semiHidden="0" w:name="Medium Shading 1 Accent 6"/>
-    <w:lsdException w:unhideWhenUsed="0" w:uiPriority="64" w:semiHidden="0" w:name="Medium Shading 2 Accent 6"/>
-    <w:lsdException w:unhideWhenUsed="0" w:uiPriority="65" w:semiHidden="0" w:name="Medium List 1 Accent 6"/>
-    <w:lsdException w:unhideWhenUsed="0" w:uiPriority="66" w:semiHidden="0" w:name="Medium List 2 Accent 6"/>
-    <w:lsdException w:unhideWhenUsed="0" w:uiPriority="67" w:semiHidden="0" w:name="Medium Grid 1 Accent 6"/>
-    <w:lsdException w:unhideWhenUsed="0" w:uiPriority="68" w:semiHidden="0" w:name="Medium Grid 2 Accent 6"/>
-    <w:lsdException w:unhideWhenUsed="0" w:uiPriority="69" w:semiHidden="0" w:name="Medium Grid 3 Accent 6"/>
-    <w:lsdException w:unhideWhenUsed="0" w:uiPriority="70" w:semiHidden="0" w:name="Dark List Accent 6"/>
-    <w:lsdException w:unhideWhenUsed="0" w:uiPriority="71" w:semiHidden="0" w:name="Colorful Shading Accent 6"/>
-    <w:lsdException w:unhideWhenUsed="0" w:uiPriority="72" w:semiHidden="0" w:name="Colorful List Accent 6"/>
-    <w:lsdException w:unhideWhenUsed="0" w:uiPriority="73" w:semiHidden="0" w:name="Colorful Grid Accent 6"/>
+  <w:latentStyles w:defLockedState="0" w:defUIPriority="0" w:defSemiHidden="0" w:defUnhideWhenUsed="0" w:defQFormat="0" w:count="376">
+    <w:lsdException w:name="Normal" w:qFormat="1"/>
+    <w:lsdException w:name="heading 1" w:qFormat="1"/>
+    <w:lsdException w:name="heading 2" w:semiHidden="1" w:unhideWhenUsed="1" w:qFormat="1"/>
+    <w:lsdException w:name="heading 3" w:semiHidden="1" w:unhideWhenUsed="1" w:qFormat="1"/>
+    <w:lsdException w:name="heading 4" w:semiHidden="1" w:unhideWhenUsed="1" w:qFormat="1"/>
+    <w:lsdException w:name="heading 5" w:semiHidden="1" w:unhideWhenUsed="1" w:qFormat="1"/>
+    <w:lsdException w:name="heading 6" w:semiHidden="1" w:unhideWhenUsed="1" w:qFormat="1"/>
+    <w:lsdException w:name="heading 7" w:semiHidden="1" w:unhideWhenUsed="1" w:qFormat="1"/>
+    <w:lsdException w:name="heading 8" w:semiHidden="1" w:unhideWhenUsed="1" w:qFormat="1"/>
+    <w:lsdException w:name="heading 9" w:semiHidden="1" w:unhideWhenUsed="1" w:qFormat="1"/>
+    <w:lsdException w:name="caption" w:semiHidden="1" w:unhideWhenUsed="1" w:qFormat="1"/>
+    <w:lsdException w:name="Title" w:qFormat="1"/>
+    <w:lsdException w:name="Default Paragraph Font" w:semiHidden="1" w:uiPriority="1" w:unhideWhenUsed="1"/>
+    <w:lsdException w:name="Subtitle" w:qFormat="1"/>
+    <w:lsdException w:name="Strong" w:qFormat="1"/>
+    <w:lsdException w:name="Emphasis" w:qFormat="1"/>
+    <w:lsdException w:name="HTML Top of Form" w:semiHidden="1" w:uiPriority="99" w:unhideWhenUsed="1"/>
+    <w:lsdException w:name="HTML Bottom of Form" w:semiHidden="1" w:uiPriority="99" w:unhideWhenUsed="1"/>
+    <w:lsdException w:name="HTML Keyboard" w:semiHidden="1" w:unhideWhenUsed="1"/>
+    <w:lsdException w:name="Normal Table" w:semiHidden="1" w:uiPriority="99" w:unhideWhenUsed="1"/>
+    <w:lsdException w:name="annotation subject" w:semiHidden="1" w:unhideWhenUsed="1"/>
+    <w:lsdException w:name="No List" w:semiHidden="1" w:uiPriority="99" w:unhideWhenUsed="1"/>
+    <w:lsdException w:name="Outline List 1" w:semiHidden="1" w:uiPriority="99" w:unhideWhenUsed="1"/>
+    <w:lsdException w:name="Outline List 2" w:semiHidden="1" w:uiPriority="99" w:unhideWhenUsed="1"/>
+    <w:lsdException w:name="Outline List 3" w:semiHidden="1" w:uiPriority="99" w:unhideWhenUsed="1"/>
+    <w:lsdException w:name="Table Simple 1" w:semiHidden="1" w:unhideWhenUsed="1"/>
+    <w:lsdException w:name="Table Simple 2" w:semiHidden="1" w:unhideWhenUsed="1"/>
+    <w:lsdException w:name="Table Simple 3" w:semiHidden="1" w:unhideWhenUsed="1"/>
+    <w:lsdException w:name="Table Classic 1" w:semiHidden="1" w:unhideWhenUsed="1"/>
+    <w:lsdException w:name="Table Classic 2" w:semiHidden="1" w:unhideWhenUsed="1"/>
+    <w:lsdException w:name="Table Classic 3" w:semiHidden="1" w:unhideWhenUsed="1"/>
+    <w:lsdException w:name="Table Classic 4" w:semiHidden="1" w:unhideWhenUsed="1"/>
+    <w:lsdException w:name="Table Colorful 1" w:semiHidden="1" w:unhideWhenUsed="1"/>
+    <w:lsdException w:name="Table Colorful 2" w:semiHidden="1" w:unhideWhenUsed="1"/>
+    <w:lsdException w:name="Table Colorful 3" w:semiHidden="1" w:unhideWhenUsed="1"/>
+    <w:lsdException w:name="Table Columns 1" w:semiHidden="1" w:unhideWhenUsed="1"/>
+    <w:lsdException w:name="Table Columns 2" w:semiHidden="1" w:unhideWhenUsed="1"/>
+    <w:lsdException w:name="Table Columns 3" w:semiHidden="1" w:unhideWhenUsed="1"/>
+    <w:lsdException w:name="Table Columns 4" w:semiHidden="1" w:unhideWhenUsed="1"/>
+    <w:lsdException w:name="Table Columns 5" w:semiHidden="1" w:unhideWhenUsed="1"/>
+    <w:lsdException w:name="Table Grid 1" w:semiHidden="1" w:unhideWhenUsed="1"/>
+    <w:lsdException w:name="Table Grid 2" w:semiHidden="1" w:unhideWhenUsed="1"/>
+    <w:lsdException w:name="Table Grid 3" w:semiHidden="1" w:unhideWhenUsed="1"/>
+    <w:lsdException w:name="Table Grid 4" w:semiHidden="1" w:unhideWhenUsed="1"/>
+    <w:lsdException w:name="Table Grid 5" w:semiHidden="1" w:unhideWhenUsed="1"/>
+    <w:lsdException w:name="Table Grid 6" w:semiHidden="1" w:unhideWhenUsed="1"/>
+    <w:lsdException w:name="Table Grid 7" w:semiHidden="1" w:unhideWhenUsed="1"/>
+    <w:lsdException w:name="Table Grid 8" w:semiHidden="1" w:unhideWhenUsed="1"/>
+    <w:lsdException w:name="Table List 1" w:semiHidden="1" w:unhideWhenUsed="1"/>
+    <w:lsdException w:name="Table List 2" w:semiHidden="1" w:unhideWhenUsed="1"/>
+    <w:lsdException w:name="Table List 3" w:semiHidden="1" w:unhideWhenUsed="1"/>
+    <w:lsdException w:name="Table List 4" w:semiHidden="1" w:unhideWhenUsed="1"/>
+    <w:lsdException w:name="Table List 5" w:semiHidden="1" w:unhideWhenUsed="1"/>
+    <w:lsdException w:name="Table List 6" w:semiHidden="1" w:unhideWhenUsed="1"/>
+    <w:lsdException w:name="Table List 7" w:semiHidden="1" w:unhideWhenUsed="1"/>
+    <w:lsdException w:name="Table List 8" w:semiHidden="1" w:unhideWhenUsed="1"/>
+    <w:lsdException w:name="Table 3D effects 1" w:semiHidden="1" w:unhideWhenUsed="1"/>
+    <w:lsdException w:name="Table 3D effects 2" w:semiHidden="1" w:unhideWhenUsed="1"/>
+    <w:lsdException w:name="Table 3D effects 3" w:semiHidden="1" w:unhideWhenUsed="1"/>
+    <w:lsdException w:name="Table Contemporary" w:semiHidden="1" w:unhideWhenUsed="1"/>
+    <w:lsdException w:name="Table Elegant" w:semiHidden="1" w:unhideWhenUsed="1"/>
+    <w:lsdException w:name="Table Professional" w:semiHidden="1" w:unhideWhenUsed="1"/>
+    <w:lsdException w:name="Table Subtle 1" w:semiHidden="1" w:unhideWhenUsed="1"/>
+    <w:lsdException w:name="Table Subtle 2" w:semiHidden="1" w:unhideWhenUsed="1"/>
+    <w:lsdException w:name="Table Web 1" w:semiHidden="1" w:unhideWhenUsed="1"/>
+    <w:lsdException w:name="Table Web 2" w:semiHidden="1" w:unhideWhenUsed="1"/>
+    <w:lsdException w:name="Table Web 3" w:semiHidden="1" w:unhideWhenUsed="1"/>
+    <w:lsdException w:name="Balloon Text" w:semiHidden="1" w:unhideWhenUsed="1"/>
+    <w:lsdException w:name="Table Theme" w:semiHidden="1" w:unhideWhenUsed="1"/>
+    <w:lsdException w:name="Placeholder Text" w:semiHidden="1" w:uiPriority="99" w:unhideWhenUsed="1"/>
+    <w:lsdException w:name="No Spacing" w:semiHidden="1" w:uiPriority="99" w:unhideWhenUsed="1"/>
+    <w:lsdException w:name="Light Shading" w:uiPriority="60"/>
+    <w:lsdException w:name="Light List" w:uiPriority="61"/>
+    <w:lsdException w:name="Light Grid" w:uiPriority="62"/>
+    <w:lsdException w:name="Medium Shading 1" w:uiPriority="63"/>
+    <w:lsdException w:name="Medium Shading 2" w:uiPriority="64"/>
+    <w:lsdException w:name="Medium List 1" w:uiPriority="65"/>
+    <w:lsdException w:name="Medium List 2" w:uiPriority="66"/>
+    <w:lsdException w:name="Medium Grid 1" w:uiPriority="67"/>
+    <w:lsdException w:name="Medium Grid 2" w:uiPriority="68"/>
+    <w:lsdException w:name="Medium Grid 3" w:uiPriority="69"/>
+    <w:lsdException w:name="Dark List" w:uiPriority="70"/>
+    <w:lsdException w:name="Colorful Shading" w:uiPriority="71"/>
+    <w:lsdException w:name="Colorful List" w:uiPriority="72"/>
+    <w:lsdException w:name="Colorful Grid" w:uiPriority="73"/>
+    <w:lsdException w:name="Light Shading Accent 1" w:uiPriority="60"/>
+    <w:lsdException w:name="Light List Accent 1" w:uiPriority="61"/>
+    <w:lsdException w:name="Light Grid Accent 1" w:uiPriority="62"/>
+    <w:lsdException w:name="Medium Shading 1 Accent 1" w:uiPriority="63"/>
+    <w:lsdException w:name="Medium Shading 2 Accent 1" w:uiPriority="64"/>
+    <w:lsdException w:name="Medium List 1 Accent 1" w:uiPriority="65"/>
+    <w:lsdException w:name="Revision" w:semiHidden="1" w:uiPriority="99" w:unhideWhenUsed="1"/>
+    <w:lsdException w:name="List Paragraph" w:uiPriority="34" w:qFormat="1"/>
+    <w:lsdException w:name="Quote" w:semiHidden="1" w:uiPriority="99" w:unhideWhenUsed="1"/>
+    <w:lsdException w:name="Intense Quote" w:semiHidden="1" w:uiPriority="99" w:unhideWhenUsed="1"/>
+    <w:lsdException w:name="Medium List 2 Accent 1" w:uiPriority="66"/>
+    <w:lsdException w:name="Medium Grid 1 Accent 1" w:uiPriority="67"/>
+    <w:lsdException w:name="Medium Grid 2 Accent 1" w:uiPriority="68"/>
+    <w:lsdException w:name="Medium Grid 3 Accent 1" w:uiPriority="69"/>
+    <w:lsdException w:name="Dark List Accent 1" w:uiPriority="70"/>
+    <w:lsdException w:name="Colorful Shading Accent 1" w:uiPriority="71"/>
+    <w:lsdException w:name="Colorful List Accent 1" w:uiPriority="72"/>
+    <w:lsdException w:name="Colorful Grid Accent 1" w:uiPriority="73"/>
+    <w:lsdException w:name="Light Shading Accent 2" w:uiPriority="60"/>
+    <w:lsdException w:name="Light List Accent 2" w:uiPriority="61"/>
+    <w:lsdException w:name="Light Grid Accent 2" w:uiPriority="62"/>
+    <w:lsdException w:name="Medium Shading 1 Accent 2" w:uiPriority="63"/>
+    <w:lsdException w:name="Medium Shading 2 Accent 2" w:uiPriority="64"/>
+    <w:lsdException w:name="Medium List 1 Accent 2" w:uiPriority="65"/>
+    <w:lsdException w:name="Medium List 2 Accent 2" w:uiPriority="66"/>
+    <w:lsdException w:name="Medium Grid 1 Accent 2" w:uiPriority="67"/>
+    <w:lsdException w:name="Medium Grid 2 Accent 2" w:uiPriority="68"/>
+    <w:lsdException w:name="Medium Grid 3 Accent 2" w:uiPriority="69"/>
+    <w:lsdException w:name="Dark List Accent 2" w:uiPriority="70"/>
+    <w:lsdException w:name="Colorful Shading Accent 2" w:uiPriority="71"/>
+    <w:lsdException w:name="Colorful List Accent 2" w:uiPriority="72"/>
+    <w:lsdException w:name="Colorful Grid Accent 2" w:uiPriority="73"/>
+    <w:lsdException w:name="Light Shading Accent 3" w:uiPriority="60"/>
+    <w:lsdException w:name="Light List Accent 3" w:uiPriority="61"/>
+    <w:lsdException w:name="Light Grid Accent 3" w:uiPriority="62"/>
+    <w:lsdException w:name="Medium Shading 1 Accent 3" w:uiPriority="63"/>
+    <w:lsdException w:name="Medium Shading 2 Accent 3" w:uiPriority="64"/>
+    <w:lsdException w:name="Medium List 1 Accent 3" w:uiPriority="65"/>
+    <w:lsdException w:name="Medium List 2 Accent 3" w:uiPriority="66"/>
+    <w:lsdException w:name="Medium Grid 1 Accent 3" w:uiPriority="67"/>
+    <w:lsdException w:name="Medium Grid 2 Accent 3" w:uiPriority="68"/>
+    <w:lsdException w:name="Medium Grid 3 Accent 3" w:uiPriority="69"/>
+    <w:lsdException w:name="Dark List Accent 3" w:uiPriority="70"/>
+    <w:lsdException w:name="Colorful Shading Accent 3" w:uiPriority="71"/>
+    <w:lsdException w:name="Colorful List Accent 3" w:uiPriority="72"/>
+    <w:lsdException w:name="Colorful Grid Accent 3" w:uiPriority="73"/>
+    <w:lsdException w:name="Light Shading Accent 4" w:uiPriority="60"/>
+    <w:lsdException w:name="Light List Accent 4" w:uiPriority="61"/>
+    <w:lsdException w:name="Light Grid Accent 4" w:uiPriority="62"/>
+    <w:lsdException w:name="Medium Shading 1 Accent 4" w:uiPriority="63"/>
+    <w:lsdException w:name="Medium Shading 2 Accent 4" w:uiPriority="64"/>
+    <w:lsdException w:name="Medium List 1 Accent 4" w:uiPriority="65"/>
+    <w:lsdException w:name="Medium List 2 Accent 4" w:uiPriority="66"/>
+    <w:lsdException w:name="Medium Grid 1 Accent 4" w:uiPriority="67"/>
+    <w:lsdException w:name="Medium Grid 2 Accent 4" w:uiPriority="68"/>
+    <w:lsdException w:name="Medium Grid 3 Accent 4" w:uiPriority="69"/>
+    <w:lsdException w:name="Dark List Accent 4" w:uiPriority="70"/>
+    <w:lsdException w:name="Colorful Shading Accent 4" w:uiPriority="71"/>
+    <w:lsdException w:name="Colorful List Accent 4" w:uiPriority="72"/>
+    <w:lsdException w:name="Colorful Grid Accent 4" w:uiPriority="73"/>
+    <w:lsdException w:name="Light Shading Accent 5" w:uiPriority="60"/>
+    <w:lsdException w:name="Light List Accent 5" w:uiPriority="61"/>
+    <w:lsdException w:name="Light Grid Accent 5" w:uiPriority="62"/>
+    <w:lsdException w:name="Medium Shading 1 Accent 5" w:uiPriority="63"/>
+    <w:lsdException w:name="Medium Shading 2 Accent 5" w:uiPriority="64"/>
+    <w:lsdException w:name="Medium List 1 Accent 5" w:uiPriority="65"/>
+    <w:lsdException w:name="Medium List 2 Accent 5" w:uiPriority="66"/>
+    <w:lsdException w:name="Medium Grid 1 Accent 5" w:uiPriority="67"/>
+    <w:lsdException w:name="Medium Grid 2 Accent 5" w:uiPriority="68"/>
+    <w:lsdException w:name="Medium Grid 3 Accent 5" w:uiPriority="69"/>
+    <w:lsdException w:name="Dark List Accent 5" w:uiPriority="70"/>
+    <w:lsdException w:name="Colorful Shading Accent 5" w:uiPriority="71"/>
+    <w:lsdException w:name="Colorful List Accent 5" w:uiPriority="72"/>
+    <w:lsdException w:name="Colorful Grid Accent 5" w:uiPriority="73"/>
+    <w:lsdException w:name="Light Shading Accent 6" w:uiPriority="60"/>
+    <w:lsdException w:name="Light List Accent 6" w:uiPriority="61"/>
+    <w:lsdException w:name="Light Grid Accent 6" w:uiPriority="62"/>
+    <w:lsdException w:name="Medium Shading 1 Accent 6" w:uiPriority="63"/>
+    <w:lsdException w:name="Medium Shading 2 Accent 6" w:uiPriority="64"/>
+    <w:lsdException w:name="Medium List 1 Accent 6" w:uiPriority="65"/>
+    <w:lsdException w:name="Medium List 2 Accent 6" w:uiPriority="66"/>
+    <w:lsdException w:name="Medium Grid 1 Accent 6" w:uiPriority="67"/>
+    <w:lsdException w:name="Medium Grid 2 Accent 6" w:uiPriority="68"/>
+    <w:lsdException w:name="Medium Grid 3 Accent 6" w:uiPriority="69"/>
+    <w:lsdException w:name="Dark List Accent 6" w:uiPriority="70"/>
+    <w:lsdException w:name="Colorful Shading Accent 6" w:uiPriority="71"/>
+    <w:lsdException w:name="Colorful List Accent 6" w:uiPriority="72"/>
+    <w:lsdException w:name="Colorful Grid Accent 6" w:uiPriority="73"/>
+    <w:lsdException w:name="Subtle Emphasis" w:uiPriority="19" w:qFormat="1"/>
+    <w:lsdException w:name="Intense Emphasis" w:uiPriority="21" w:qFormat="1"/>
+    <w:lsdException w:name="Subtle Reference" w:uiPriority="31" w:qFormat="1"/>
+    <w:lsdException w:name="Intense Reference" w:uiPriority="32" w:qFormat="1"/>
+    <w:lsdException w:name="Book Title" w:uiPriority="33" w:qFormat="1"/>
+    <w:lsdException w:name="Bibliography" w:semiHidden="1" w:uiPriority="37" w:unhideWhenUsed="1"/>
+    <w:lsdException w:name="TOC Heading" w:semiHidden="1" w:uiPriority="39" w:unhideWhenUsed="1" w:qFormat="1"/>
+    <w:lsdException w:name="Plain Table 1" w:uiPriority="41"/>
+    <w:lsdException w:name="Plain Table 2" w:uiPriority="42"/>
+    <w:lsdException w:name="Plain Table 3" w:uiPriority="43"/>
+    <w:lsdException w:name="Plain Table 4" w:uiPriority="44"/>
+    <w:lsdException w:name="Plain Table 5" w:uiPriority="45"/>
+    <w:lsdException w:name="Grid Table Light" w:uiPriority="40"/>
+    <w:lsdException w:name="Grid Table 1 Light" w:uiPriority="46"/>
+    <w:lsdException w:name="Grid Table 2" w:uiPriority="47"/>
+    <w:lsdException w:name="Grid Table 3" w:uiPriority="48"/>
+    <w:lsdException w:name="Grid Table 4" w:uiPriority="49"/>
+    <w:lsdException w:name="Grid Table 5 Dark" w:uiPriority="50"/>
+    <w:lsdException w:name="Grid Table 6 Colorful" w:uiPriority="51"/>
+    <w:lsdException w:name="Grid Table 7 Colorful" w:uiPriority="52"/>
+    <w:lsdException w:name="Grid Table 1 Light Accent 1" w:uiPriority="46"/>
+    <w:lsdException w:name="Grid Table 2 Accent 1" w:uiPriority="47"/>
+    <w:lsdException w:name="Grid Table 3 Accent 1" w:uiPriority="48"/>
+    <w:lsdException w:name="Grid Table 4 Accent 1" w:uiPriority="49"/>
+    <w:lsdException w:name="Grid Table 5 Dark Accent 1" w:uiPriority="50"/>
+    <w:lsdException w:name="Grid Table 6 Colorful Accent 1" w:uiPriority="51"/>
+    <w:lsdException w:name="Grid Table 7 Colorful Accent 1" w:uiPriority="52"/>
+    <w:lsdException w:name="Grid Table 1 Light Accent 2" w:uiPriority="46"/>
+    <w:lsdException w:name="Grid Table 2 Accent 2" w:uiPriority="47"/>
+    <w:lsdException w:name="Grid Table 3 Accent 2" w:uiPriority="48"/>
+    <w:lsdException w:name="Grid Table 4 Accent 2" w:uiPriority="49"/>
+    <w:lsdException w:name="Grid Table 5 Dark Accent 2" w:uiPriority="50"/>
+    <w:lsdException w:name="Grid Table 6 Colorful Accent 2" w:uiPriority="51"/>
+    <w:lsdException w:name="Grid Table 7 Colorful Accent 2" w:uiPriority="52"/>
+    <w:lsdException w:name="Grid Table 1 Light Accent 3" w:uiPriority="46"/>
+    <w:lsdException w:name="Grid Table 2 Accent 3" w:uiPriority="47"/>
+    <w:lsdException w:name="Grid Table 3 Accent 3" w:uiPriority="48"/>
+    <w:lsdException w:name="Grid Table 4 Accent 3" w:uiPriority="49"/>
+    <w:lsdException w:name="Grid Table 5 Dark Accent 3" w:uiPriority="50"/>
+    <w:lsdException w:name="Grid Table 6 Colorful Accent 3" w:uiPriority="51"/>
+    <w:lsdException w:name="Grid Table 7 Colorful Accent 3" w:uiPriority="52"/>
+    <w:lsdException w:name="Grid Table 1 Light Accent 4" w:uiPriority="46"/>
+    <w:lsdException w:name="Grid Table 2 Accent 4" w:uiPriority="47"/>
+    <w:lsdException w:name="Grid Table 3 Accent 4" w:uiPriority="48"/>
+    <w:lsdException w:name="Grid Table 4 Accent 4" w:uiPriority="49"/>
+    <w:lsdException w:name="Grid Table 5 Dark Accent 4" w:uiPriority="50"/>
+    <w:lsdException w:name="Grid Table 6 Colorful Accent 4" w:uiPriority="51"/>
+    <w:lsdException w:name="Grid Table 7 Colorful Accent 4" w:uiPriority="52"/>
+    <w:lsdException w:name="Grid Table 1 Light Accent 5" w:uiPriority="46"/>
+    <w:lsdException w:name="Grid Table 2 Accent 5" w:uiPriority="47"/>
+    <w:lsdException w:name="Grid Table 3 Accent 5" w:uiPriority="48"/>
+    <w:lsdException w:name="Grid Table 4 Accent 5" w:uiPriority="49"/>
+    <w:lsdException w:name="Grid Table 5 Dark Accent 5" w:uiPriority="50"/>
+    <w:lsdException w:name="Grid Table 6 Colorful Accent 5" w:uiPriority="51"/>
+    <w:lsdException w:name="Grid Table 7 Colorful Accent 5" w:uiPriority="52"/>
+    <w:lsdException w:name="Grid Table 1 Light Accent 6" w:uiPriority="46"/>
+    <w:lsdException w:name="Grid Table 2 Accent 6" w:uiPriority="47"/>
+    <w:lsdException w:name="Grid Table 3 Accent 6" w:uiPriority="48"/>
+    <w:lsdException w:name="Grid Table 4 Accent 6" w:uiPriority="49"/>
+    <w:lsdException w:name="Grid Table 5 Dark Accent 6" w:uiPriority="50"/>
+    <w:lsdException w:name="Grid Table 6 Colorful Accent 6" w:uiPriority="51"/>
+    <w:lsdException w:name="Grid Table 7 Colorful Accent 6" w:uiPriority="52"/>
+    <w:lsdException w:name="List Table 1 Light" w:uiPriority="46"/>
+    <w:lsdException w:name="List Table 2" w:uiPriority="47"/>
+    <w:lsdException w:name="List Table 3" w:uiPriority="48"/>
+    <w:lsdException w:name="List Table 4" w:uiPriority="49"/>
+    <w:lsdException w:name="List Table 5 Dark" w:uiPriority="50"/>
+    <w:lsdException w:name="List Table 6 Colorful" w:uiPriority="51"/>
+    <w:lsdException w:name="List Table 7 Colorful" w:uiPriority="52"/>
+    <w:lsdException w:name="List Table 1 Light Accent 1" w:uiPriority="46"/>
+    <w:lsdException w:name="List Table 2 Accent 1" w:uiPriority="47"/>
+    <w:lsdException w:name="List Table 3 Accent 1" w:uiPriority="48"/>
+    <w:lsdException w:name="List Table 4 Accent 1" w:uiPriority="49"/>
+    <w:lsdException w:name="List Table 5 Dark Accent 1" w:uiPriority="50"/>
+    <w:lsdException w:name="List Table 6 Colorful Accent 1" w:uiPriority="51"/>
+    <w:lsdException w:name="List Table 7 Colorful Accent 1" w:uiPriority="52"/>
+    <w:lsdException w:name="List Table 1 Light Accent 2" w:uiPriority="46"/>
+    <w:lsdException w:name="List Table 2 Accent 2" w:uiPriority="47"/>
+    <w:lsdException w:name="List Table 3 Accent 2" w:uiPriority="48"/>
+    <w:lsdException w:name="List Table 4 Accent 2" w:uiPriority="49"/>
+    <w:lsdException w:name="List Table 5 Dark Accent 2" w:uiPriority="50"/>
+    <w:lsdException w:name="List Table 6 Colorful Accent 2" w:uiPriority="51"/>
+    <w:lsdException w:name="List Table 7 Colorful Accent 2" w:uiPriority="52"/>
+    <w:lsdException w:name="List Table 1 Light Accent 3" w:uiPriority="46"/>
+    <w:lsdException w:name="List Table 2 Accent 3" w:uiPriority="47"/>
+    <w:lsdException w:name="List Table 3 Accent 3" w:uiPriority="48"/>
+    <w:lsdException w:name="List Table 4 Accent 3" w:uiPriority="49"/>
+    <w:lsdException w:name="List Table 5 Dark Accent 3" w:uiPriority="50"/>
+    <w:lsdException w:name="List Table 6 Colorful Accent 3" w:uiPriority="51"/>
+    <w:lsdException w:name="List Table 7 Colorful Accent 3" w:uiPriority="52"/>
+    <w:lsdException w:name="List Table 1 Light Accent 4" w:uiPriority="46"/>
+    <w:lsdException w:name="List Table 2 Accent 4" w:uiPriority="47"/>
+    <w:lsdException w:name="List Table 3 Accent 4" w:uiPriority="48"/>
+    <w:lsdException w:name="List Table 4 Accent 4" w:uiPriority="49"/>
+    <w:lsdException w:name="List Table 5 Dark Accent 4" w:uiPriority="50"/>
+    <w:lsdException w:name="List Table 6 Colorful Accent 4" w:uiPriority="51"/>
+    <w:lsdException w:name="List Table 7 Colorful Accent 4" w:uiPriority="52"/>
+    <w:lsdException w:name="List Table 1 Light Accent 5" w:uiPriority="46"/>
+    <w:lsdException w:name="List Table 2 Accent 5" w:uiPriority="47"/>
+    <w:lsdException w:name="List Table 3 Accent 5" w:uiPriority="48"/>
+    <w:lsdException w:name="List Table 4 Accent 5" w:uiPriority="49"/>
+    <w:lsdException w:name="List Table 5 Dark Accent 5" w:uiPriority="50"/>
+    <w:lsdException w:name="List Table 6 Colorful Accent 5" w:uiPriority="51"/>
+    <w:lsdException w:name="List Table 7 Colorful Accent 5" w:uiPriority="52"/>
+    <w:lsdException w:name="List Table 1 Light Accent 6" w:uiPriority="46"/>
+    <w:lsdException w:name="List Table 2 Accent 6" w:uiPriority="47"/>
+    <w:lsdException w:name="List Table 3 Accent 6" w:uiPriority="48"/>
+    <w:lsdException w:name="List Table 4 Accent 6" w:uiPriority="49"/>
+    <w:lsdException w:name="List Table 5 Dark Accent 6" w:uiPriority="50"/>
+    <w:lsdException w:name="List Table 6 Colorful Accent 6" w:uiPriority="51"/>
+    <w:lsdException w:name="List Table 7 Colorful Accent 6" w:uiPriority="52"/>
+    <w:lsdException w:name="Mention" w:semiHidden="1" w:uiPriority="99" w:unhideWhenUsed="1"/>
+    <w:lsdException w:name="Smart Hyperlink" w:semiHidden="1" w:uiPriority="99" w:unhideWhenUsed="1"/>
+    <w:lsdException w:name="Hashtag" w:semiHidden="1" w:uiPriority="99" w:unhideWhenUsed="1"/>
+    <w:lsdException w:name="Unresolved Mention" w:semiHidden="1" w:uiPriority="99" w:unhideWhenUsed="1"/>
+    <w:lsdException w:name="Smart Link" w:semiHidden="1" w:uiPriority="99" w:unhideWhenUsed="1"/>
   </w:latentStyles>
-  <w:style w:type="paragraph" w:default="1" w:styleId="1">
+  <w:style w:type="paragraph" w:default="1" w:styleId="a">
     <w:name w:val="Normal"/>
     <w:qFormat/>
-    <w:uiPriority w:val="0"/>
     <w:pPr>
       <w:widowControl w:val="0"/>
       <w:jc w:val="both"/>
     </w:pPr>
     <w:rPr>
-      <w:rFonts w:ascii="Times New Roman" w:hAnsi="Times New Roman" w:eastAsia="宋体" w:cs="Times New Roman"/>
       <w:kern w:val="2"/>
       <w:sz w:val="21"/>
-      <w:lang w:val="en-US" w:eastAsia="zh-CN" w:bidi="ar-SA"/>
     </w:rPr>
   </w:style>
-  <w:style w:type="character" w:default="1" w:styleId="9">
+  <w:style w:type="character" w:default="1" w:styleId="a0">
     <w:name w:val="Default Paragraph Font"/>
+    <w:uiPriority w:val="1"/>
     <w:semiHidden/>
     <w:unhideWhenUsed/>
-    <w:uiPriority w:val="1"/>
   </w:style>
-  <w:style w:type="table" w:default="1" w:styleId="7">
+  <w:style w:type="table" w:default="1" w:styleId="a1">
     <w:name w:val="Normal Table"/>
+    <w:uiPriority w:val="99"/>
     <w:semiHidden/>
     <w:unhideWhenUsed/>
-    <w:uiPriority w:val="99"/>
     <w:tblPr>
+      <w:tblInd w:w="0" w:type="dxa"/>
       <w:tblCellMar>
         <w:top w:w="0" w:type="dxa"/>
         <w:left w:w="108" w:type="dxa"/>
@@ -1925,19 +2109,23 @@
       </w:tblCellMar>
     </w:tblPr>
   </w:style>
-  <w:style w:type="paragraph" w:styleId="2">
+  <w:style w:type="numbering" w:default="1" w:styleId="a2">
+    <w:name w:val="No List"/>
+    <w:uiPriority w:val="99"/>
+    <w:semiHidden/>
+    <w:unhideWhenUsed/>
+  </w:style>
+  <w:style w:type="paragraph" w:styleId="a3">
     <w:name w:val="Body Text"/>
-    <w:basedOn w:val="1"/>
-    <w:uiPriority w:val="0"/>
+    <w:basedOn w:val="a"/>
     <w:pPr>
       <w:spacing w:after="120"/>
     </w:pPr>
   </w:style>
-  <w:style w:type="paragraph" w:styleId="3">
+  <w:style w:type="paragraph" w:styleId="a4">
     <w:name w:val="footer"/>
-    <w:basedOn w:val="1"/>
-    <w:link w:val="13"/>
-    <w:uiPriority w:val="0"/>
+    <w:basedOn w:val="a"/>
+    <w:link w:val="a5"/>
     <w:pPr>
       <w:tabs>
         <w:tab w:val="center" w:pos="4153"/>
@@ -1951,14 +2139,13 @@
       <w:szCs w:val="18"/>
     </w:rPr>
   </w:style>
-  <w:style w:type="paragraph" w:styleId="4">
+  <w:style w:type="paragraph" w:styleId="a6">
     <w:name w:val="header"/>
-    <w:basedOn w:val="1"/>
-    <w:link w:val="12"/>
-    <w:uiPriority w:val="0"/>
+    <w:basedOn w:val="a"/>
+    <w:link w:val="a7"/>
     <w:pPr>
       <w:pBdr>
-        <w:bottom w:val="single" w:color="auto" w:sz="6" w:space="1"/>
+        <w:bottom w:val="single" w:sz="6" w:space="1" w:color="auto"/>
       </w:pBdr>
       <w:tabs>
         <w:tab w:val="center" w:pos="4153"/>
@@ -1972,93 +2159,84 @@
       <w:szCs w:val="18"/>
     </w:rPr>
   </w:style>
-  <w:style w:type="paragraph" w:styleId="5">
+  <w:style w:type="paragraph" w:styleId="a8">
     <w:name w:val="Normal (Web)"/>
-    <w:basedOn w:val="1"/>
-    <w:uiPriority w:val="0"/>
+    <w:basedOn w:val="a"/>
     <w:pPr>
-      <w:spacing w:before="0" w:beforeAutospacing="1" w:after="0" w:afterAutospacing="1"/>
-      <w:ind w:left="0" w:right="0"/>
+      <w:spacing w:beforeAutospacing="1" w:afterAutospacing="1"/>
       <w:jc w:val="left"/>
     </w:pPr>
     <w:rPr>
       <w:kern w:val="0"/>
       <w:sz w:val="24"/>
-      <w:lang w:val="en-US" w:eastAsia="zh-CN" w:bidi="ar"/>
     </w:rPr>
   </w:style>
-  <w:style w:type="paragraph" w:styleId="6">
+  <w:style w:type="paragraph" w:styleId="a9">
     <w:name w:val="Body Text First Indent"/>
-    <w:basedOn w:val="2"/>
-    <w:uiPriority w:val="0"/>
+    <w:basedOn w:val="a3"/>
     <w:pPr>
-      <w:ind w:firstLine="420" w:firstLineChars="100"/>
+      <w:ind w:firstLineChars="100" w:firstLine="420"/>
     </w:pPr>
   </w:style>
-  <w:style w:type="table" w:styleId="8">
+  <w:style w:type="table" w:styleId="aa">
     <w:name w:val="Table Grid"/>
-    <w:basedOn w:val="7"/>
-    <w:uiPriority w:val="0"/>
+    <w:basedOn w:val="a1"/>
     <w:pPr>
       <w:widowControl w:val="0"/>
       <w:jc w:val="both"/>
     </w:pPr>
     <w:tblPr>
       <w:tblBorders>
-        <w:top w:val="single" w:color="auto" w:sz="4" w:space="0"/>
-        <w:left w:val="single" w:color="auto" w:sz="4" w:space="0"/>
-        <w:bottom w:val="single" w:color="auto" w:sz="4" w:space="0"/>
-        <w:right w:val="single" w:color="auto" w:sz="4" w:space="0"/>
-        <w:insideH w:val="single" w:color="auto" w:sz="4" w:space="0"/>
-        <w:insideV w:val="single" w:color="auto" w:sz="4" w:space="0"/>
+        <w:top w:val="single" w:sz="4" w:space="0" w:color="auto"/>
+        <w:left w:val="single" w:sz="4" w:space="0" w:color="auto"/>
+        <w:bottom w:val="single" w:sz="4" w:space="0" w:color="auto"/>
+        <w:right w:val="single" w:sz="4" w:space="0" w:color="auto"/>
+        <w:insideH w:val="single" w:sz="4" w:space="0" w:color="auto"/>
+        <w:insideV w:val="single" w:sz="4" w:space="0" w:color="auto"/>
       </w:tblBorders>
     </w:tblPr>
   </w:style>
-  <w:style w:type="character" w:styleId="10">
+  <w:style w:type="character" w:styleId="ab">
     <w:name w:val="Strong"/>
-    <w:basedOn w:val="9"/>
+    <w:basedOn w:val="a0"/>
     <w:qFormat/>
-    <w:uiPriority w:val="0"/>
     <w:rPr>
       <w:b/>
     </w:rPr>
   </w:style>
-  <w:style w:type="character" w:styleId="11">
+  <w:style w:type="character" w:styleId="HTML">
     <w:name w:val="HTML Code"/>
-    <w:basedOn w:val="9"/>
-    <w:uiPriority w:val="0"/>
+    <w:basedOn w:val="a0"/>
     <w:rPr>
       <w:rFonts w:ascii="Courier New" w:hAnsi="Courier New"/>
       <w:sz w:val="20"/>
     </w:rPr>
   </w:style>
-  <w:style w:type="character" w:customStyle="1" w:styleId="12">
+  <w:style w:type="character" w:customStyle="1" w:styleId="a7">
     <w:name w:val="页眉 字符"/>
-    <w:link w:val="4"/>
-    <w:uiPriority w:val="0"/>
+    <w:link w:val="a6"/>
     <w:rPr>
       <w:kern w:val="2"/>
       <w:sz w:val="18"/>
       <w:szCs w:val="18"/>
     </w:rPr>
   </w:style>
-  <w:style w:type="character" w:customStyle="1" w:styleId="13">
+  <w:style w:type="character" w:customStyle="1" w:styleId="a5">
     <w:name w:val="页脚 字符"/>
-    <w:link w:val="3"/>
-    <w:uiPriority w:val="0"/>
+    <w:link w:val="a4"/>
     <w:rPr>
       <w:kern w:val="2"/>
       <w:sz w:val="18"/>
       <w:szCs w:val="18"/>
     </w:rPr>
   </w:style>
-  <w:style w:type="paragraph" w:styleId="14">
+  <w:style w:type="paragraph" w:styleId="ac">
     <w:name w:val="List Paragraph"/>
-    <w:basedOn w:val="1"/>
+    <w:basedOn w:val="a"/>
+    <w:uiPriority w:val="34"/>
     <w:qFormat/>
-    <w:uiPriority w:val="34"/>
     <w:pPr>
-      <w:ind w:firstLine="420" w:firstLineChars="200"/>
+      <w:ind w:firstLineChars="200" w:firstLine="420"/>
     </w:pPr>
   </w:style>
 </w:styles>
@@ -2316,5 +2494,6 @@
     </a:fmtScheme>
   </a:themeElements>
   <a:objectDefaults/>
+  <a:extraClrSchemeLst/>
 </a:theme>
 </file>